--- a/docs/Laporan_Final_Project.docx
+++ b/docs/Laporan_Final_Project.docx
@@ -656,6 +656,7 @@
         <w:keepLines w:val="0"/>
         <w:widowControl/>
         <w:numPr>
+          <w:ilvl w:val="1"/>
           <w:numId w:val="0"/>
         </w:numPr>
         <w:suppressLineNumbers w:val="0"/>
@@ -682,22 +683,31 @@
         <w:keepLines w:val="0"/>
         <w:widowControl/>
         <w:numPr>
+          <w:ilvl w:val="2"/>
           <w:numId w:val="0"/>
         </w:numPr>
         <w:suppressLineNumbers w:val="0"/>
         <w:ind w:leftChars="0"/>
-      </w:pPr>
-      <w:r>
-        <w:rPr>
-          <w:rFonts w:hint="default"/>
+        <w:rPr>
+          <w:rFonts w:hint="default" w:ascii="Times New Roman" w:hAnsi="Times New Roman" w:cs="Times New Roman"/>
+        </w:rPr>
+      </w:pPr>
+      <w:bookmarkStart w:id="0" w:name="_GoBack"/>
+      <w:r>
+        <w:rPr>
+          <w:rFonts w:hint="default" w:ascii="Times New Roman" w:hAnsi="Times New Roman" w:cs="Times New Roman"/>
           <w:lang w:val="en-US"/>
         </w:rPr>
         <w:tab/>
       </w:r>
       <w:r>
+        <w:rPr>
+          <w:rFonts w:hint="default" w:ascii="Times New Roman" w:hAnsi="Times New Roman" w:cs="Times New Roman"/>
+        </w:rPr>
         <w:t>Latar Belakang</w:t>
       </w:r>
     </w:p>
+    <w:bookmarkEnd w:id="0"/>
     <w:p>
       <w:pPr>
         <w:pStyle w:val="25"/>
@@ -706,10 +716,13 @@
         <w:widowControl/>
         <w:suppressLineNumbers w:val="0"/>
         <w:ind w:left="720" w:right="720"/>
-      </w:pPr>
-      <w:r>
-        <w:rPr>
-          <w:rFonts w:hint="eastAsia" w:ascii="SimSun" w:hAnsi="SimSun" w:eastAsia="SimSun" w:cs="SimSun"/>
+        <w:rPr>
+          <w:rFonts w:hint="default" w:ascii="Times New Roman" w:hAnsi="Times New Roman" w:cs="Times New Roman"/>
+        </w:rPr>
+      </w:pPr>
+      <w:r>
+        <w:rPr>
+          <w:rFonts w:hint="default" w:ascii="Times New Roman" w:hAnsi="Times New Roman" w:eastAsia="SimSun" w:cs="Times New Roman"/>
           <w:sz w:val="24"/>
           <w:szCs w:val="24"/>
         </w:rPr>
@@ -717,7 +730,7 @@
       </w:r>
       <w:r>
         <w:rPr>
-          <w:rFonts w:hint="eastAsia" w:ascii="SimSun" w:hAnsi="SimSun" w:eastAsia="SimSun" w:cs="SimSun"/>
+          <w:rFonts w:hint="default" w:ascii="Times New Roman" w:hAnsi="Times New Roman" w:eastAsia="SimSun" w:cs="Times New Roman"/>
           <w:i/>
           <w:iCs/>
           <w:sz w:val="24"/>
@@ -727,7 +740,7 @@
       </w:r>
       <w:r>
         <w:rPr>
-          <w:rFonts w:hint="eastAsia" w:ascii="SimSun" w:hAnsi="SimSun" w:eastAsia="SimSun" w:cs="SimSun"/>
+          <w:rFonts w:hint="default" w:ascii="Times New Roman" w:hAnsi="Times New Roman" w:eastAsia="SimSun" w:cs="Times New Roman"/>
           <w:sz w:val="24"/>
           <w:szCs w:val="24"/>
         </w:rPr>
@@ -735,7 +748,7 @@
       </w:r>
       <w:r>
         <w:rPr>
-          <w:rFonts w:hint="eastAsia" w:ascii="SimSun" w:hAnsi="SimSun" w:eastAsia="SimSun" w:cs="SimSun"/>
+          <w:rFonts w:hint="default" w:ascii="Times New Roman" w:hAnsi="Times New Roman" w:eastAsia="SimSun" w:cs="Times New Roman"/>
           <w:i/>
           <w:iCs/>
           <w:sz w:val="24"/>
@@ -745,7 +758,7 @@
       </w:r>
       <w:r>
         <w:rPr>
-          <w:rFonts w:hint="eastAsia" w:ascii="SimSun" w:hAnsi="SimSun" w:eastAsia="SimSun" w:cs="SimSun"/>
+          <w:rFonts w:hint="default" w:ascii="Times New Roman" w:hAnsi="Times New Roman" w:eastAsia="SimSun" w:cs="Times New Roman"/>
           <w:sz w:val="24"/>
           <w:szCs w:val="24"/>
         </w:rPr>
@@ -753,7 +766,7 @@
       </w:r>
       <w:r>
         <w:rPr>
-          <w:rFonts w:hint="eastAsia" w:ascii="SimSun" w:hAnsi="SimSun" w:eastAsia="SimSun" w:cs="SimSun"/>
+          <w:rFonts w:hint="default" w:ascii="Times New Roman" w:hAnsi="Times New Roman" w:eastAsia="SimSun" w:cs="Times New Roman"/>
           <w:i/>
           <w:iCs/>
           <w:sz w:val="24"/>
@@ -763,7 +776,7 @@
       </w:r>
       <w:r>
         <w:rPr>
-          <w:rFonts w:hint="eastAsia" w:ascii="SimSun" w:hAnsi="SimSun" w:eastAsia="SimSun" w:cs="SimSun"/>
+          <w:rFonts w:hint="default" w:ascii="Times New Roman" w:hAnsi="Times New Roman" w:eastAsia="SimSun" w:cs="Times New Roman"/>
           <w:sz w:val="24"/>
           <w:szCs w:val="24"/>
         </w:rPr>
@@ -771,7 +784,7 @@
       </w:r>
       <w:r>
         <w:rPr>
-          <w:rFonts w:hint="eastAsia" w:ascii="SimSun" w:hAnsi="SimSun" w:eastAsia="SimSun" w:cs="SimSun"/>
+          <w:rFonts w:hint="default" w:ascii="Times New Roman" w:hAnsi="Times New Roman" w:eastAsia="SimSun" w:cs="Times New Roman"/>
           <w:i/>
           <w:iCs/>
           <w:sz w:val="24"/>
@@ -781,7 +794,7 @@
       </w:r>
       <w:r>
         <w:rPr>
-          <w:rFonts w:hint="eastAsia" w:ascii="SimSun" w:hAnsi="SimSun" w:eastAsia="SimSun" w:cs="SimSun"/>
+          <w:rFonts w:hint="default" w:ascii="Times New Roman" w:hAnsi="Times New Roman" w:eastAsia="SimSun" w:cs="Times New Roman"/>
           <w:sz w:val="24"/>
           <w:szCs w:val="24"/>
         </w:rPr>
@@ -796,10 +809,13 @@
         <w:widowControl/>
         <w:suppressLineNumbers w:val="0"/>
         <w:ind w:left="720" w:right="720"/>
-      </w:pPr>
-      <w:r>
-        <w:rPr>
-          <w:rFonts w:hint="eastAsia" w:ascii="SimSun" w:hAnsi="SimSun" w:eastAsia="SimSun" w:cs="SimSun"/>
+        <w:rPr>
+          <w:rFonts w:hint="default" w:ascii="Times New Roman" w:hAnsi="Times New Roman" w:cs="Times New Roman"/>
+        </w:rPr>
+      </w:pPr>
+      <w:r>
+        <w:rPr>
+          <w:rFonts w:hint="default" w:ascii="Times New Roman" w:hAnsi="Times New Roman" w:eastAsia="SimSun" w:cs="Times New Roman"/>
           <w:sz w:val="24"/>
           <w:szCs w:val="24"/>
         </w:rPr>
@@ -807,7 +823,7 @@
       </w:r>
       <w:r>
         <w:rPr>
-          <w:rFonts w:hint="eastAsia" w:ascii="SimSun" w:hAnsi="SimSun" w:eastAsia="SimSun" w:cs="SimSun"/>
+          <w:rFonts w:hint="default" w:ascii="Times New Roman" w:hAnsi="Times New Roman" w:eastAsia="SimSun" w:cs="Times New Roman"/>
           <w:i/>
           <w:iCs/>
           <w:sz w:val="24"/>
@@ -817,7 +833,7 @@
       </w:r>
       <w:r>
         <w:rPr>
-          <w:rFonts w:hint="eastAsia" w:ascii="SimSun" w:hAnsi="SimSun" w:eastAsia="SimSun" w:cs="SimSun"/>
+          <w:rFonts w:hint="default" w:ascii="Times New Roman" w:hAnsi="Times New Roman" w:eastAsia="SimSun" w:cs="Times New Roman"/>
           <w:sz w:val="24"/>
           <w:szCs w:val="24"/>
         </w:rPr>
@@ -831,19 +847,26 @@
         <w:keepLines w:val="0"/>
         <w:widowControl/>
         <w:numPr>
+          <w:ilvl w:val="2"/>
           <w:numId w:val="0"/>
         </w:numPr>
         <w:suppressLineNumbers w:val="0"/>
         <w:ind w:leftChars="0"/>
-      </w:pPr>
-      <w:r>
-        <w:rPr>
-          <w:rFonts w:hint="default"/>
+        <w:rPr>
+          <w:rFonts w:hint="default" w:ascii="Times New Roman" w:hAnsi="Times New Roman" w:cs="Times New Roman"/>
+        </w:rPr>
+      </w:pPr>
+      <w:r>
+        <w:rPr>
+          <w:rFonts w:hint="default" w:ascii="Times New Roman" w:hAnsi="Times New Roman" w:cs="Times New Roman"/>
           <w:lang w:val="en-US"/>
         </w:rPr>
         <w:tab/>
       </w:r>
       <w:r>
+        <w:rPr>
+          <w:rFonts w:hint="default" w:ascii="Times New Roman" w:hAnsi="Times New Roman" w:cs="Times New Roman"/>
+        </w:rPr>
         <w:t>Tujuan</w:t>
       </w:r>
     </w:p>
@@ -859,10 +882,13 @@
         </w:numPr>
         <w:suppressLineNumbers w:val="0"/>
         <w:ind w:left="840" w:leftChars="0" w:right="720"/>
-      </w:pPr>
-      <w:r>
-        <w:rPr>
-          <w:rFonts w:hint="default" w:ascii="SimSun" w:hAnsi="SimSun" w:cs="SimSun"/>
+        <w:rPr>
+          <w:rFonts w:hint="default" w:ascii="Times New Roman" w:hAnsi="Times New Roman" w:cs="Times New Roman"/>
+        </w:rPr>
+      </w:pPr>
+      <w:r>
+        <w:rPr>
+          <w:rFonts w:hint="default" w:ascii="Times New Roman" w:hAnsi="Times New Roman" w:cs="Times New Roman"/>
           <w:sz w:val="24"/>
           <w:szCs w:val="24"/>
           <w:lang w:val="en-US"/>
@@ -871,7 +897,7 @@
       </w:r>
       <w:r>
         <w:rPr>
-          <w:rFonts w:hint="eastAsia" w:ascii="SimSun" w:hAnsi="SimSun" w:eastAsia="SimSun" w:cs="SimSun"/>
+          <w:rFonts w:hint="default" w:ascii="Times New Roman" w:hAnsi="Times New Roman" w:eastAsia="SimSun" w:cs="Times New Roman"/>
           <w:sz w:val="24"/>
           <w:szCs w:val="24"/>
         </w:rPr>
@@ -890,10 +916,13 @@
         </w:numPr>
         <w:suppressLineNumbers w:val="0"/>
         <w:ind w:left="840" w:leftChars="0" w:right="720"/>
-      </w:pPr>
-      <w:r>
-        <w:rPr>
-          <w:rFonts w:hint="eastAsia" w:ascii="SimSun" w:hAnsi="SimSun" w:eastAsia="SimSun" w:cs="SimSun"/>
+        <w:rPr>
+          <w:rFonts w:hint="default" w:ascii="Times New Roman" w:hAnsi="Times New Roman" w:cs="Times New Roman"/>
+        </w:rPr>
+      </w:pPr>
+      <w:r>
+        <w:rPr>
+          <w:rFonts w:hint="default" w:ascii="Times New Roman" w:hAnsi="Times New Roman" w:eastAsia="SimSun" w:cs="Times New Roman"/>
           <w:sz w:val="24"/>
           <w:szCs w:val="24"/>
         </w:rPr>
@@ -901,7 +930,7 @@
       </w:r>
       <w:r>
         <w:rPr>
-          <w:rFonts w:hint="eastAsia" w:ascii="SimSun" w:hAnsi="SimSun" w:eastAsia="SimSun" w:cs="SimSun"/>
+          <w:rFonts w:hint="default" w:ascii="Times New Roman" w:hAnsi="Times New Roman" w:eastAsia="SimSun" w:cs="Times New Roman"/>
           <w:i/>
           <w:iCs/>
           <w:sz w:val="24"/>
@@ -911,7 +940,7 @@
       </w:r>
       <w:r>
         <w:rPr>
-          <w:rFonts w:hint="eastAsia" w:ascii="SimSun" w:hAnsi="SimSun" w:eastAsia="SimSun" w:cs="SimSun"/>
+          <w:rFonts w:hint="default" w:ascii="Times New Roman" w:hAnsi="Times New Roman" w:eastAsia="SimSun" w:cs="Times New Roman"/>
           <w:sz w:val="24"/>
           <w:szCs w:val="24"/>
         </w:rPr>
@@ -919,7 +948,7 @@
       </w:r>
       <w:r>
         <w:rPr>
-          <w:rFonts w:hint="eastAsia" w:ascii="SimSun" w:hAnsi="SimSun" w:eastAsia="SimSun" w:cs="SimSun"/>
+          <w:rFonts w:hint="default" w:ascii="Times New Roman" w:hAnsi="Times New Roman" w:eastAsia="SimSun" w:cs="Times New Roman"/>
           <w:i/>
           <w:iCs/>
           <w:sz w:val="24"/>
@@ -929,7 +958,7 @@
       </w:r>
       <w:r>
         <w:rPr>
-          <w:rFonts w:hint="eastAsia" w:ascii="SimSun" w:hAnsi="SimSun" w:eastAsia="SimSun" w:cs="SimSun"/>
+          <w:rFonts w:hint="default" w:ascii="Times New Roman" w:hAnsi="Times New Roman" w:eastAsia="SimSun" w:cs="Times New Roman"/>
           <w:sz w:val="24"/>
           <w:szCs w:val="24"/>
         </w:rPr>
@@ -937,7 +966,7 @@
       </w:r>
       <w:r>
         <w:rPr>
-          <w:rFonts w:hint="eastAsia" w:ascii="SimSun" w:hAnsi="SimSun" w:eastAsia="SimSun" w:cs="SimSun"/>
+          <w:rFonts w:hint="default" w:ascii="Times New Roman" w:hAnsi="Times New Roman" w:eastAsia="SimSun" w:cs="Times New Roman"/>
           <w:i/>
           <w:iCs/>
           <w:sz w:val="24"/>
@@ -947,7 +976,7 @@
       </w:r>
       <w:r>
         <w:rPr>
-          <w:rFonts w:hint="eastAsia" w:ascii="SimSun" w:hAnsi="SimSun" w:eastAsia="SimSun" w:cs="SimSun"/>
+          <w:rFonts w:hint="default" w:ascii="Times New Roman" w:hAnsi="Times New Roman" w:eastAsia="SimSun" w:cs="Times New Roman"/>
           <w:sz w:val="24"/>
           <w:szCs w:val="24"/>
         </w:rPr>
@@ -955,7 +984,7 @@
       </w:r>
       <w:r>
         <w:rPr>
-          <w:rFonts w:hint="eastAsia" w:ascii="SimSun" w:hAnsi="SimSun" w:eastAsia="SimSun" w:cs="SimSun"/>
+          <w:rFonts w:hint="default" w:ascii="Times New Roman" w:hAnsi="Times New Roman" w:eastAsia="SimSun" w:cs="Times New Roman"/>
           <w:i/>
           <w:iCs/>
           <w:sz w:val="24"/>
@@ -965,7 +994,7 @@
       </w:r>
       <w:r>
         <w:rPr>
-          <w:rFonts w:hint="eastAsia" w:ascii="SimSun" w:hAnsi="SimSun" w:eastAsia="SimSun" w:cs="SimSun"/>
+          <w:rFonts w:hint="default" w:ascii="Times New Roman" w:hAnsi="Times New Roman" w:eastAsia="SimSun" w:cs="Times New Roman"/>
           <w:sz w:val="24"/>
           <w:szCs w:val="24"/>
         </w:rPr>
@@ -973,7 +1002,7 @@
       </w:r>
       <w:r>
         <w:rPr>
-          <w:rFonts w:hint="eastAsia" w:ascii="SimSun" w:hAnsi="SimSun" w:eastAsia="SimSun" w:cs="SimSun"/>
+          <w:rFonts w:hint="default" w:ascii="Times New Roman" w:hAnsi="Times New Roman" w:eastAsia="SimSun" w:cs="Times New Roman"/>
           <w:i/>
           <w:iCs/>
           <w:sz w:val="24"/>
@@ -983,7 +1012,7 @@
       </w:r>
       <w:r>
         <w:rPr>
-          <w:rFonts w:hint="eastAsia" w:ascii="SimSun" w:hAnsi="SimSun" w:eastAsia="SimSun" w:cs="SimSun"/>
+          <w:rFonts w:hint="default" w:ascii="Times New Roman" w:hAnsi="Times New Roman" w:eastAsia="SimSun" w:cs="Times New Roman"/>
           <w:sz w:val="24"/>
           <w:szCs w:val="24"/>
         </w:rPr>
@@ -1008,7 +1037,7 @@
       </w:pPr>
       <w:r>
         <w:rPr>
-          <w:rFonts w:hint="eastAsia" w:ascii="SimSun" w:hAnsi="SimSun" w:eastAsia="SimSun" w:cs="SimSun"/>
+          <w:rFonts w:hint="default" w:ascii="Times New Roman" w:hAnsi="Times New Roman" w:eastAsia="SimSun" w:cs="Times New Roman"/>
           <w:sz w:val="24"/>
           <w:szCs w:val="24"/>
         </w:rPr>
@@ -1016,7 +1045,7 @@
       </w:r>
       <w:r>
         <w:rPr>
-          <w:rFonts w:hint="eastAsia" w:ascii="SimSun" w:hAnsi="SimSun" w:eastAsia="SimSun" w:cs="SimSun"/>
+          <w:rFonts w:hint="default" w:ascii="Times New Roman" w:hAnsi="Times New Roman" w:eastAsia="SimSun" w:cs="Times New Roman"/>
           <w:i/>
           <w:iCs/>
           <w:sz w:val="24"/>
@@ -1026,7 +1055,7 @@
       </w:r>
       <w:r>
         <w:rPr>
-          <w:rFonts w:hint="eastAsia" w:ascii="SimSun" w:hAnsi="SimSun" w:eastAsia="SimSun" w:cs="SimSun"/>
+          <w:rFonts w:hint="default" w:ascii="Times New Roman" w:hAnsi="Times New Roman" w:eastAsia="SimSun" w:cs="Times New Roman"/>
           <w:sz w:val="24"/>
           <w:szCs w:val="24"/>
         </w:rPr>
@@ -1040,6 +1069,7 @@
         <w:keepLines w:val="0"/>
         <w:widowControl/>
         <w:numPr>
+          <w:ilvl w:val="1"/>
           <w:numId w:val="0"/>
         </w:numPr>
         <w:suppressLineNumbers w:val="0"/>
@@ -1066,12 +1096,19 @@
         <w:keepLines w:val="0"/>
         <w:widowControl/>
         <w:numPr>
+          <w:ilvl w:val="2"/>
           <w:numId w:val="0"/>
         </w:numPr>
         <w:suppressLineNumbers w:val="0"/>
         <w:ind w:leftChars="0"/>
-      </w:pPr>
-      <w:r>
+        <w:rPr>
+          <w:rFonts w:hint="default" w:ascii="Times New Roman" w:hAnsi="Times New Roman" w:cs="Times New Roman"/>
+        </w:rPr>
+      </w:pPr>
+      <w:r>
+        <w:rPr>
+          <w:rFonts w:hint="default" w:ascii="Times New Roman" w:hAnsi="Times New Roman" w:cs="Times New Roman"/>
+        </w:rPr>
         <w:t>Genre Game</w:t>
       </w:r>
     </w:p>
@@ -1083,10 +1120,13 @@
         <w:widowControl/>
         <w:suppressLineNumbers w:val="0"/>
         <w:ind w:left="720" w:right="720"/>
-      </w:pPr>
-      <w:r>
-        <w:rPr>
-          <w:rFonts w:hint="eastAsia" w:ascii="SimSun" w:hAnsi="SimSun" w:eastAsia="SimSun" w:cs="SimSun"/>
+        <w:rPr>
+          <w:rFonts w:hint="default" w:ascii="Times New Roman" w:hAnsi="Times New Roman" w:cs="Times New Roman"/>
+        </w:rPr>
+      </w:pPr>
+      <w:r>
+        <w:rPr>
+          <w:rFonts w:hint="default" w:ascii="Times New Roman" w:hAnsi="Times New Roman" w:eastAsia="SimSun" w:cs="Times New Roman"/>
           <w:sz w:val="24"/>
           <w:szCs w:val="24"/>
         </w:rPr>
@@ -1094,7 +1134,7 @@
       </w:r>
       <w:r>
         <w:rPr>
-          <w:rFonts w:hint="eastAsia" w:ascii="SimSun" w:hAnsi="SimSun" w:eastAsia="SimSun" w:cs="SimSun"/>
+          <w:rFonts w:hint="default" w:ascii="Times New Roman" w:hAnsi="Times New Roman" w:eastAsia="SimSun" w:cs="Times New Roman"/>
           <w:b/>
           <w:bCs/>
           <w:sz w:val="24"/>
@@ -1104,7 +1144,7 @@
       </w:r>
       <w:r>
         <w:rPr>
-          <w:rFonts w:hint="eastAsia" w:ascii="SimSun" w:hAnsi="SimSun" w:eastAsia="SimSun" w:cs="SimSun"/>
+          <w:rFonts w:hint="default" w:ascii="Times New Roman" w:hAnsi="Times New Roman" w:eastAsia="SimSun" w:cs="Times New Roman"/>
           <w:sz w:val="24"/>
           <w:szCs w:val="24"/>
         </w:rPr>
@@ -1112,7 +1152,7 @@
       </w:r>
       <w:r>
         <w:rPr>
-          <w:rFonts w:hint="eastAsia" w:ascii="SimSun" w:hAnsi="SimSun" w:eastAsia="SimSun" w:cs="SimSun"/>
+          <w:rFonts w:hint="default" w:ascii="Times New Roman" w:hAnsi="Times New Roman" w:eastAsia="SimSun" w:cs="Times New Roman"/>
           <w:i/>
           <w:iCs/>
           <w:sz w:val="24"/>
@@ -1122,7 +1162,7 @@
       </w:r>
       <w:r>
         <w:rPr>
-          <w:rFonts w:hint="eastAsia" w:ascii="SimSun" w:hAnsi="SimSun" w:eastAsia="SimSun" w:cs="SimSun"/>
+          <w:rFonts w:hint="default" w:ascii="Times New Roman" w:hAnsi="Times New Roman" w:eastAsia="SimSun" w:cs="Times New Roman"/>
           <w:sz w:val="24"/>
           <w:szCs w:val="24"/>
         </w:rPr>
@@ -1130,7 +1170,7 @@
       </w:r>
       <w:r>
         <w:rPr>
-          <w:rFonts w:hint="eastAsia" w:ascii="SimSun" w:hAnsi="SimSun" w:eastAsia="SimSun" w:cs="SimSun"/>
+          <w:rFonts w:hint="default" w:ascii="Times New Roman" w:hAnsi="Times New Roman" w:eastAsia="SimSun" w:cs="Times New Roman"/>
           <w:i/>
           <w:iCs/>
           <w:sz w:val="24"/>
@@ -1140,7 +1180,7 @@
       </w:r>
       <w:r>
         <w:rPr>
-          <w:rFonts w:hint="eastAsia" w:ascii="SimSun" w:hAnsi="SimSun" w:eastAsia="SimSun" w:cs="SimSun"/>
+          <w:rFonts w:hint="default" w:ascii="Times New Roman" w:hAnsi="Times New Roman" w:eastAsia="SimSun" w:cs="Times New Roman"/>
           <w:sz w:val="24"/>
           <w:szCs w:val="24"/>
         </w:rPr>
@@ -1154,12 +1194,19 @@
         <w:keepLines w:val="0"/>
         <w:widowControl/>
         <w:numPr>
+          <w:ilvl w:val="2"/>
           <w:numId w:val="0"/>
         </w:numPr>
         <w:suppressLineNumbers w:val="0"/>
         <w:ind w:leftChars="0"/>
-      </w:pPr>
-      <w:r>
+        <w:rPr>
+          <w:rFonts w:hint="default" w:ascii="Times New Roman" w:hAnsi="Times New Roman" w:cs="Times New Roman"/>
+        </w:rPr>
+      </w:pPr>
+      <w:r>
+        <w:rPr>
+          <w:rFonts w:hint="default" w:ascii="Times New Roman" w:hAnsi="Times New Roman" w:cs="Times New Roman"/>
+        </w:rPr>
         <w:t>Fitur Yang Diimplementasikan</w:t>
       </w:r>
     </w:p>
@@ -1171,10 +1218,13 @@
         <w:widowControl/>
         <w:suppressLineNumbers w:val="0"/>
         <w:ind w:right="720" w:firstLine="708" w:firstLineChars="0"/>
-      </w:pPr>
-      <w:r>
-        <w:rPr>
-          <w:rFonts w:hint="eastAsia" w:ascii="SimSun" w:hAnsi="SimSun" w:eastAsia="SimSun" w:cs="SimSun"/>
+        <w:rPr>
+          <w:rFonts w:hint="default" w:ascii="Times New Roman" w:hAnsi="Times New Roman" w:cs="Times New Roman"/>
+        </w:rPr>
+      </w:pPr>
+      <w:r>
+        <w:rPr>
+          <w:rFonts w:hint="default" w:ascii="Times New Roman" w:hAnsi="Times New Roman" w:eastAsia="SimSun" w:cs="Times New Roman"/>
           <w:b/>
           <w:bCs/>
           <w:sz w:val="24"/>
@@ -1184,7 +1234,7 @@
       </w:r>
       <w:r>
         <w:rPr>
-          <w:rFonts w:hint="eastAsia" w:ascii="SimSun" w:hAnsi="SimSun" w:eastAsia="SimSun" w:cs="SimSun"/>
+          <w:rFonts w:hint="default" w:ascii="Times New Roman" w:hAnsi="Times New Roman" w:eastAsia="SimSun" w:cs="Times New Roman"/>
           <w:sz w:val="24"/>
           <w:szCs w:val="24"/>
         </w:rPr>
@@ -1192,7 +1242,7 @@
       </w:r>
       <w:r>
         <w:rPr>
-          <w:rFonts w:hint="default" w:ascii="SimSun" w:hAnsi="SimSun" w:cs="SimSun"/>
+          <w:rFonts w:hint="default" w:ascii="Times New Roman" w:hAnsi="Times New Roman" w:cs="Times New Roman"/>
           <w:sz w:val="24"/>
           <w:szCs w:val="24"/>
           <w:lang w:val="en-US"/>
@@ -1201,7 +1251,7 @@
       </w:r>
       <w:r>
         <w:rPr>
-          <w:rFonts w:hint="eastAsia" w:ascii="SimSun" w:hAnsi="SimSun" w:eastAsia="SimSun" w:cs="SimSun"/>
+          <w:rFonts w:hint="default" w:ascii="Times New Roman" w:hAnsi="Times New Roman" w:eastAsia="SimSun" w:cs="Times New Roman"/>
           <w:sz w:val="24"/>
           <w:szCs w:val="24"/>
         </w:rPr>
@@ -1209,7 +1259,7 @@
       </w:r>
       <w:r>
         <w:rPr>
-          <w:rFonts w:hint="eastAsia" w:ascii="SimSun" w:hAnsi="SimSun" w:eastAsia="SimSun" w:cs="SimSun"/>
+          <w:rFonts w:hint="default" w:ascii="Times New Roman" w:hAnsi="Times New Roman" w:eastAsia="SimSun" w:cs="Times New Roman"/>
           <w:i/>
           <w:iCs/>
           <w:sz w:val="24"/>
@@ -1219,7 +1269,7 @@
       </w:r>
       <w:r>
         <w:rPr>
-          <w:rFonts w:hint="eastAsia" w:ascii="SimSun" w:hAnsi="SimSun" w:eastAsia="SimSun" w:cs="SimSun"/>
+          <w:rFonts w:hint="default" w:ascii="Times New Roman" w:hAnsi="Times New Roman" w:eastAsia="SimSun" w:cs="Times New Roman"/>
           <w:sz w:val="24"/>
           <w:szCs w:val="24"/>
         </w:rPr>
@@ -1227,7 +1277,7 @@
       </w:r>
       <w:r>
         <w:rPr>
-          <w:rFonts w:hint="default" w:ascii="SimSun" w:hAnsi="SimSun" w:cs="SimSun"/>
+          <w:rFonts w:hint="default" w:ascii="Times New Roman" w:hAnsi="Times New Roman" w:cs="Times New Roman"/>
           <w:sz w:val="24"/>
           <w:szCs w:val="24"/>
           <w:lang w:val="en-US"/>
@@ -1236,7 +1286,7 @@
       </w:r>
       <w:r>
         <w:rPr>
-          <w:rFonts w:hint="eastAsia" w:ascii="SimSun" w:hAnsi="SimSun" w:eastAsia="SimSun" w:cs="SimSun"/>
+          <w:rFonts w:hint="default" w:ascii="Times New Roman" w:hAnsi="Times New Roman" w:eastAsia="SimSun" w:cs="Times New Roman"/>
           <w:sz w:val="24"/>
           <w:szCs w:val="24"/>
         </w:rPr>
@@ -1244,7 +1294,7 @@
       </w:r>
       <w:r>
         <w:rPr>
-          <w:rFonts w:hint="eastAsia" w:ascii="SimSun" w:hAnsi="SimSun" w:eastAsia="SimSun" w:cs="SimSun"/>
+          <w:rFonts w:hint="default" w:ascii="Times New Roman" w:hAnsi="Times New Roman" w:eastAsia="SimSun" w:cs="Times New Roman"/>
           <w:i/>
           <w:iCs/>
           <w:sz w:val="24"/>
@@ -1254,7 +1304,7 @@
       </w:r>
       <w:r>
         <w:rPr>
-          <w:rFonts w:hint="eastAsia" w:ascii="SimSun" w:hAnsi="SimSun" w:eastAsia="SimSun" w:cs="SimSun"/>
+          <w:rFonts w:hint="default" w:ascii="Times New Roman" w:hAnsi="Times New Roman" w:eastAsia="SimSun" w:cs="Times New Roman"/>
           <w:sz w:val="24"/>
           <w:szCs w:val="24"/>
         </w:rPr>
@@ -1269,10 +1319,13 @@
         <w:widowControl/>
         <w:suppressLineNumbers w:val="0"/>
         <w:ind w:right="720" w:firstLine="708" w:firstLineChars="0"/>
-      </w:pPr>
-      <w:r>
-        <w:rPr>
-          <w:rFonts w:hint="eastAsia" w:ascii="SimSun" w:hAnsi="SimSun" w:eastAsia="SimSun" w:cs="SimSun"/>
+        <w:rPr>
+          <w:rFonts w:hint="default" w:ascii="Times New Roman" w:hAnsi="Times New Roman" w:cs="Times New Roman"/>
+        </w:rPr>
+      </w:pPr>
+      <w:r>
+        <w:rPr>
+          <w:rFonts w:hint="default" w:ascii="Times New Roman" w:hAnsi="Times New Roman" w:eastAsia="SimSun" w:cs="Times New Roman"/>
           <w:b/>
           <w:bCs/>
           <w:sz w:val="24"/>
@@ -1282,7 +1335,7 @@
       </w:r>
       <w:r>
         <w:rPr>
-          <w:rFonts w:hint="eastAsia" w:ascii="SimSun" w:hAnsi="SimSun" w:eastAsia="SimSun" w:cs="SimSun"/>
+          <w:rFonts w:hint="default" w:ascii="Times New Roman" w:hAnsi="Times New Roman" w:eastAsia="SimSun" w:cs="Times New Roman"/>
           <w:sz w:val="24"/>
           <w:szCs w:val="24"/>
         </w:rPr>
@@ -1290,7 +1343,7 @@
       </w:r>
       <w:r>
         <w:rPr>
-          <w:rFonts w:hint="default" w:ascii="SimSun" w:hAnsi="SimSun" w:cs="SimSun"/>
+          <w:rFonts w:hint="default" w:ascii="Times New Roman" w:hAnsi="Times New Roman" w:cs="Times New Roman"/>
           <w:sz w:val="24"/>
           <w:szCs w:val="24"/>
           <w:lang w:val="en-US"/>
@@ -1299,7 +1352,7 @@
       </w:r>
       <w:r>
         <w:rPr>
-          <w:rFonts w:hint="eastAsia" w:ascii="SimSun" w:hAnsi="SimSun" w:eastAsia="SimSun" w:cs="SimSun"/>
+          <w:rFonts w:hint="default" w:ascii="Times New Roman" w:hAnsi="Times New Roman" w:eastAsia="SimSun" w:cs="Times New Roman"/>
           <w:sz w:val="24"/>
           <w:szCs w:val="24"/>
         </w:rPr>
@@ -1307,7 +1360,7 @@
       </w:r>
       <w:r>
         <w:rPr>
-          <w:rFonts w:hint="eastAsia" w:ascii="SimSun" w:hAnsi="SimSun" w:eastAsia="SimSun" w:cs="SimSun"/>
+          <w:rFonts w:hint="default" w:ascii="Times New Roman" w:hAnsi="Times New Roman" w:eastAsia="SimSun" w:cs="Times New Roman"/>
           <w:i/>
           <w:iCs/>
           <w:sz w:val="24"/>
@@ -1317,7 +1370,7 @@
       </w:r>
       <w:r>
         <w:rPr>
-          <w:rFonts w:hint="eastAsia" w:ascii="SimSun" w:hAnsi="SimSun" w:eastAsia="SimSun" w:cs="SimSun"/>
+          <w:rFonts w:hint="default" w:ascii="Times New Roman" w:hAnsi="Times New Roman" w:eastAsia="SimSun" w:cs="Times New Roman"/>
           <w:sz w:val="24"/>
           <w:szCs w:val="24"/>
         </w:rPr>
@@ -1325,7 +1378,7 @@
       </w:r>
       <w:r>
         <w:rPr>
-          <w:rFonts w:hint="default" w:ascii="SimSun" w:hAnsi="SimSun" w:cs="SimSun"/>
+          <w:rFonts w:hint="default" w:ascii="Times New Roman" w:hAnsi="Times New Roman" w:cs="Times New Roman"/>
           <w:sz w:val="24"/>
           <w:szCs w:val="24"/>
           <w:lang w:val="en-US"/>
@@ -1334,7 +1387,7 @@
       </w:r>
       <w:r>
         <w:rPr>
-          <w:rFonts w:hint="eastAsia" w:ascii="SimSun" w:hAnsi="SimSun" w:eastAsia="SimSun" w:cs="SimSun"/>
+          <w:rFonts w:hint="default" w:ascii="Times New Roman" w:hAnsi="Times New Roman" w:eastAsia="SimSun" w:cs="Times New Roman"/>
           <w:sz w:val="24"/>
           <w:szCs w:val="24"/>
         </w:rPr>
@@ -1342,7 +1395,7 @@
       </w:r>
       <w:r>
         <w:rPr>
-          <w:rFonts w:hint="eastAsia" w:ascii="SimSun" w:hAnsi="SimSun" w:eastAsia="SimSun" w:cs="SimSun"/>
+          <w:rFonts w:hint="default" w:ascii="Times New Roman" w:hAnsi="Times New Roman" w:eastAsia="SimSun" w:cs="Times New Roman"/>
           <w:i/>
           <w:iCs/>
           <w:sz w:val="24"/>
@@ -1352,7 +1405,7 @@
       </w:r>
       <w:r>
         <w:rPr>
-          <w:rFonts w:hint="eastAsia" w:ascii="SimSun" w:hAnsi="SimSun" w:eastAsia="SimSun" w:cs="SimSun"/>
+          <w:rFonts w:hint="default" w:ascii="Times New Roman" w:hAnsi="Times New Roman" w:eastAsia="SimSun" w:cs="Times New Roman"/>
           <w:sz w:val="24"/>
           <w:szCs w:val="24"/>
         </w:rPr>
@@ -1360,7 +1413,7 @@
       </w:r>
       <w:r>
         <w:rPr>
-          <w:rFonts w:hint="default" w:ascii="SimSun" w:hAnsi="SimSun" w:cs="SimSun"/>
+          <w:rFonts w:hint="default" w:ascii="Times New Roman" w:hAnsi="Times New Roman" w:cs="Times New Roman"/>
           <w:sz w:val="24"/>
           <w:szCs w:val="24"/>
           <w:lang w:val="en-US"/>
@@ -1369,7 +1422,7 @@
       </w:r>
       <w:r>
         <w:rPr>
-          <w:rFonts w:hint="eastAsia" w:ascii="SimSun" w:hAnsi="SimSun" w:eastAsia="SimSun" w:cs="SimSun"/>
+          <w:rFonts w:hint="default" w:ascii="Times New Roman" w:hAnsi="Times New Roman" w:eastAsia="SimSun" w:cs="Times New Roman"/>
           <w:sz w:val="24"/>
           <w:szCs w:val="24"/>
         </w:rPr>
@@ -1384,10 +1437,13 @@
         <w:widowControl/>
         <w:suppressLineNumbers w:val="0"/>
         <w:ind w:right="720" w:firstLine="708" w:firstLineChars="0"/>
-      </w:pPr>
-      <w:r>
-        <w:rPr>
-          <w:rFonts w:hint="eastAsia" w:ascii="SimSun" w:hAnsi="SimSun" w:eastAsia="SimSun" w:cs="SimSun"/>
+        <w:rPr>
+          <w:rFonts w:hint="default" w:ascii="Times New Roman" w:hAnsi="Times New Roman" w:cs="Times New Roman"/>
+        </w:rPr>
+      </w:pPr>
+      <w:r>
+        <w:rPr>
+          <w:rFonts w:hint="default" w:ascii="Times New Roman" w:hAnsi="Times New Roman" w:eastAsia="SimSun" w:cs="Times New Roman"/>
           <w:b/>
           <w:bCs/>
           <w:sz w:val="24"/>
@@ -1397,7 +1453,7 @@
       </w:r>
       <w:r>
         <w:rPr>
-          <w:rFonts w:hint="eastAsia" w:ascii="SimSun" w:hAnsi="SimSun" w:eastAsia="SimSun" w:cs="SimSun"/>
+          <w:rFonts w:hint="default" w:ascii="Times New Roman" w:hAnsi="Times New Roman" w:eastAsia="SimSun" w:cs="Times New Roman"/>
           <w:sz w:val="24"/>
           <w:szCs w:val="24"/>
         </w:rPr>
@@ -1405,7 +1461,7 @@
       </w:r>
       <w:r>
         <w:rPr>
-          <w:rFonts w:hint="default" w:ascii="SimSun" w:hAnsi="SimSun" w:cs="SimSun"/>
+          <w:rFonts w:hint="default" w:ascii="Times New Roman" w:hAnsi="Times New Roman" w:cs="Times New Roman"/>
           <w:sz w:val="24"/>
           <w:szCs w:val="24"/>
           <w:lang w:val="en-US"/>
@@ -1414,7 +1470,7 @@
       </w:r>
       <w:r>
         <w:rPr>
-          <w:rFonts w:hint="eastAsia" w:ascii="SimSun" w:hAnsi="SimSun" w:eastAsia="SimSun" w:cs="SimSun"/>
+          <w:rFonts w:hint="default" w:ascii="Times New Roman" w:hAnsi="Times New Roman" w:eastAsia="SimSun" w:cs="Times New Roman"/>
           <w:sz w:val="24"/>
           <w:szCs w:val="24"/>
         </w:rPr>
@@ -1422,7 +1478,7 @@
       </w:r>
       <w:r>
         <w:rPr>
-          <w:rFonts w:hint="default" w:ascii="SimSun" w:hAnsi="SimSun" w:cs="SimSun"/>
+          <w:rFonts w:hint="default" w:ascii="Times New Roman" w:hAnsi="Times New Roman" w:cs="Times New Roman"/>
           <w:sz w:val="24"/>
           <w:szCs w:val="24"/>
           <w:lang w:val="en-US"/>
@@ -1431,7 +1487,7 @@
       </w:r>
       <w:r>
         <w:rPr>
-          <w:rFonts w:hint="eastAsia" w:ascii="SimSun" w:hAnsi="SimSun" w:eastAsia="SimSun" w:cs="SimSun"/>
+          <w:rFonts w:hint="default" w:ascii="Times New Roman" w:hAnsi="Times New Roman" w:eastAsia="SimSun" w:cs="Times New Roman"/>
           <w:i/>
           <w:iCs/>
           <w:sz w:val="24"/>
@@ -1441,7 +1497,7 @@
       </w:r>
       <w:r>
         <w:rPr>
-          <w:rFonts w:hint="eastAsia" w:ascii="SimSun" w:hAnsi="SimSun" w:eastAsia="SimSun" w:cs="SimSun"/>
+          <w:rFonts w:hint="default" w:ascii="Times New Roman" w:hAnsi="Times New Roman" w:eastAsia="SimSun" w:cs="Times New Roman"/>
           <w:sz w:val="24"/>
           <w:szCs w:val="24"/>
         </w:rPr>
@@ -1449,7 +1505,7 @@
       </w:r>
       <w:r>
         <w:rPr>
-          <w:rFonts w:hint="default" w:ascii="SimSun" w:hAnsi="SimSun" w:cs="SimSun"/>
+          <w:rFonts w:hint="default" w:ascii="Times New Roman" w:hAnsi="Times New Roman" w:cs="Times New Roman"/>
           <w:sz w:val="24"/>
           <w:szCs w:val="24"/>
           <w:lang w:val="en-US"/>
@@ -1458,7 +1514,7 @@
       </w:r>
       <w:r>
         <w:rPr>
-          <w:rFonts w:hint="eastAsia" w:ascii="SimSun" w:hAnsi="SimSun" w:eastAsia="SimSun" w:cs="SimSun"/>
+          <w:rFonts w:hint="default" w:ascii="Times New Roman" w:hAnsi="Times New Roman" w:eastAsia="SimSun" w:cs="Times New Roman"/>
           <w:sz w:val="24"/>
           <w:szCs w:val="24"/>
         </w:rPr>
@@ -1466,7 +1522,7 @@
       </w:r>
       <w:r>
         <w:rPr>
-          <w:rFonts w:hint="eastAsia" w:ascii="SimSun" w:hAnsi="SimSun" w:eastAsia="SimSun" w:cs="SimSun"/>
+          <w:rFonts w:hint="default" w:ascii="Times New Roman" w:hAnsi="Times New Roman" w:eastAsia="SimSun" w:cs="Times New Roman"/>
           <w:i/>
           <w:iCs/>
           <w:sz w:val="24"/>
@@ -1476,7 +1532,7 @@
       </w:r>
       <w:r>
         <w:rPr>
-          <w:rFonts w:hint="eastAsia" w:ascii="SimSun" w:hAnsi="SimSun" w:eastAsia="SimSun" w:cs="SimSun"/>
+          <w:rFonts w:hint="default" w:ascii="Times New Roman" w:hAnsi="Times New Roman" w:eastAsia="SimSun" w:cs="Times New Roman"/>
           <w:sz w:val="24"/>
           <w:szCs w:val="24"/>
         </w:rPr>
@@ -1491,10 +1547,13 @@
         <w:widowControl/>
         <w:suppressLineNumbers w:val="0"/>
         <w:ind w:right="720" w:firstLine="708" w:firstLineChars="0"/>
-      </w:pPr>
-      <w:r>
-        <w:rPr>
-          <w:rFonts w:hint="eastAsia" w:ascii="SimSun" w:hAnsi="SimSun" w:eastAsia="SimSun" w:cs="SimSun"/>
+        <w:rPr>
+          <w:rFonts w:hint="default" w:ascii="Times New Roman" w:hAnsi="Times New Roman" w:cs="Times New Roman"/>
+        </w:rPr>
+      </w:pPr>
+      <w:r>
+        <w:rPr>
+          <w:rFonts w:hint="default" w:ascii="Times New Roman" w:hAnsi="Times New Roman" w:eastAsia="SimSun" w:cs="Times New Roman"/>
           <w:b/>
           <w:bCs/>
           <w:sz w:val="24"/>
@@ -1504,7 +1563,7 @@
       </w:r>
       <w:r>
         <w:rPr>
-          <w:rFonts w:hint="eastAsia" w:ascii="SimSun" w:hAnsi="SimSun" w:eastAsia="SimSun" w:cs="SimSun"/>
+          <w:rFonts w:hint="default" w:ascii="Times New Roman" w:hAnsi="Times New Roman" w:eastAsia="SimSun" w:cs="Times New Roman"/>
           <w:sz w:val="24"/>
           <w:szCs w:val="24"/>
         </w:rPr>
@@ -1512,7 +1571,7 @@
       </w:r>
       <w:r>
         <w:rPr>
-          <w:rFonts w:hint="default" w:ascii="SimSun" w:hAnsi="SimSun" w:cs="SimSun"/>
+          <w:rFonts w:hint="default" w:ascii="Times New Roman" w:hAnsi="Times New Roman" w:cs="Times New Roman"/>
           <w:sz w:val="24"/>
           <w:szCs w:val="24"/>
           <w:lang w:val="en-US"/>
@@ -1521,7 +1580,7 @@
       </w:r>
       <w:r>
         <w:rPr>
-          <w:rFonts w:hint="eastAsia" w:ascii="SimSun" w:hAnsi="SimSun" w:eastAsia="SimSun" w:cs="SimSun"/>
+          <w:rFonts w:hint="default" w:ascii="Times New Roman" w:hAnsi="Times New Roman" w:eastAsia="SimSun" w:cs="Times New Roman"/>
           <w:sz w:val="24"/>
           <w:szCs w:val="24"/>
         </w:rPr>
@@ -1529,7 +1588,7 @@
       </w:r>
       <w:r>
         <w:rPr>
-          <w:rFonts w:hint="default" w:ascii="SimSun" w:hAnsi="SimSun" w:cs="SimSun"/>
+          <w:rFonts w:hint="default" w:ascii="Times New Roman" w:hAnsi="Times New Roman" w:cs="Times New Roman"/>
           <w:sz w:val="24"/>
           <w:szCs w:val="24"/>
           <w:lang w:val="en-US"/>
@@ -1538,7 +1597,7 @@
       </w:r>
       <w:r>
         <w:rPr>
-          <w:rFonts w:hint="eastAsia" w:ascii="SimSun" w:hAnsi="SimSun" w:eastAsia="SimSun" w:cs="SimSun"/>
+          <w:rFonts w:hint="default" w:ascii="Times New Roman" w:hAnsi="Times New Roman" w:eastAsia="SimSun" w:cs="Times New Roman"/>
           <w:i/>
           <w:iCs/>
           <w:sz w:val="24"/>
@@ -1548,7 +1607,7 @@
       </w:r>
       <w:r>
         <w:rPr>
-          <w:rFonts w:hint="eastAsia" w:ascii="SimSun" w:hAnsi="SimSun" w:eastAsia="SimSun" w:cs="SimSun"/>
+          <w:rFonts w:hint="default" w:ascii="Times New Roman" w:hAnsi="Times New Roman" w:eastAsia="SimSun" w:cs="Times New Roman"/>
           <w:sz w:val="24"/>
           <w:szCs w:val="24"/>
         </w:rPr>
@@ -1556,7 +1615,7 @@
       </w:r>
       <w:r>
         <w:rPr>
-          <w:rFonts w:hint="default" w:ascii="SimSun" w:hAnsi="SimSun" w:cs="SimSun"/>
+          <w:rFonts w:hint="default" w:ascii="Times New Roman" w:hAnsi="Times New Roman" w:cs="Times New Roman"/>
           <w:sz w:val="24"/>
           <w:szCs w:val="24"/>
           <w:lang w:val="en-US"/>
@@ -1565,7 +1624,7 @@
       </w:r>
       <w:r>
         <w:rPr>
-          <w:rFonts w:hint="eastAsia" w:ascii="SimSun" w:hAnsi="SimSun" w:eastAsia="SimSun" w:cs="SimSun"/>
+          <w:rFonts w:hint="default" w:ascii="Times New Roman" w:hAnsi="Times New Roman" w:eastAsia="SimSun" w:cs="Times New Roman"/>
           <w:sz w:val="24"/>
           <w:szCs w:val="24"/>
         </w:rPr>
@@ -1573,7 +1632,7 @@
       </w:r>
       <w:r>
         <w:rPr>
-          <w:rFonts w:hint="eastAsia" w:ascii="SimSun" w:hAnsi="SimSun" w:eastAsia="SimSun" w:cs="SimSun"/>
+          <w:rFonts w:hint="default" w:ascii="Times New Roman" w:hAnsi="Times New Roman" w:eastAsia="SimSun" w:cs="Times New Roman"/>
           <w:i/>
           <w:iCs/>
           <w:sz w:val="24"/>
@@ -1583,7 +1642,7 @@
       </w:r>
       <w:r>
         <w:rPr>
-          <w:rFonts w:hint="eastAsia" w:ascii="SimSun" w:hAnsi="SimSun" w:eastAsia="SimSun" w:cs="SimSun"/>
+          <w:rFonts w:hint="default" w:ascii="Times New Roman" w:hAnsi="Times New Roman" w:eastAsia="SimSun" w:cs="Times New Roman"/>
           <w:sz w:val="24"/>
           <w:szCs w:val="24"/>
         </w:rPr>
@@ -1597,6 +1656,7 @@
         <w:keepLines w:val="0"/>
         <w:widowControl/>
         <w:numPr>
+          <w:ilvl w:val="1"/>
           <w:numId w:val="0"/>
         </w:numPr>
         <w:suppressLineNumbers w:val="0"/>
@@ -1623,12 +1683,19 @@
         <w:keepLines w:val="0"/>
         <w:widowControl/>
         <w:numPr>
+          <w:ilvl w:val="2"/>
           <w:numId w:val="0"/>
         </w:numPr>
         <w:suppressLineNumbers w:val="0"/>
         <w:ind w:leftChars="0"/>
-      </w:pPr>
-      <w:r>
+        <w:rPr>
+          <w:rFonts w:hint="default" w:ascii="Times New Roman" w:hAnsi="Times New Roman" w:cs="Times New Roman"/>
+        </w:rPr>
+      </w:pPr>
+      <w:r>
+        <w:rPr>
+          <w:rFonts w:hint="default" w:ascii="Times New Roman" w:hAnsi="Times New Roman" w:cs="Times New Roman"/>
+        </w:rPr>
         <w:t>Encapsulation</w:t>
       </w:r>
     </w:p>
@@ -1640,10 +1707,13 @@
         <w:widowControl/>
         <w:suppressLineNumbers w:val="0"/>
         <w:ind w:left="720" w:right="720"/>
-      </w:pPr>
-      <w:r>
-        <w:rPr>
-          <w:rFonts w:hint="eastAsia" w:ascii="SimSun" w:hAnsi="SimSun" w:eastAsia="SimSun" w:cs="SimSun"/>
+        <w:rPr>
+          <w:rFonts w:hint="default" w:ascii="Times New Roman" w:hAnsi="Times New Roman" w:cs="Times New Roman"/>
+        </w:rPr>
+      </w:pPr>
+      <w:r>
+        <w:rPr>
+          <w:rFonts w:hint="default" w:ascii="Times New Roman" w:hAnsi="Times New Roman" w:eastAsia="SimSun" w:cs="Times New Roman"/>
           <w:b/>
           <w:bCs/>
           <w:sz w:val="24"/>
@@ -1653,7 +1723,7 @@
       </w:r>
       <w:r>
         <w:rPr>
-          <w:rFonts w:hint="eastAsia" w:ascii="SimSun" w:hAnsi="SimSun" w:eastAsia="SimSun" w:cs="SimSun"/>
+          <w:rFonts w:hint="default" w:ascii="Times New Roman" w:hAnsi="Times New Roman" w:eastAsia="SimSun" w:cs="Times New Roman"/>
           <w:sz w:val="24"/>
           <w:szCs w:val="24"/>
         </w:rPr>
@@ -1661,7 +1731,7 @@
       </w:r>
       <w:r>
         <w:rPr>
-          <w:rFonts w:hint="eastAsia" w:ascii="SimSun" w:hAnsi="SimSun" w:eastAsia="SimSun" w:cs="SimSun"/>
+          <w:rFonts w:hint="default" w:ascii="Times New Roman" w:hAnsi="Times New Roman" w:eastAsia="SimSun" w:cs="Times New Roman"/>
           <w:i/>
           <w:iCs/>
           <w:sz w:val="24"/>
@@ -1671,7 +1741,7 @@
       </w:r>
       <w:r>
         <w:rPr>
-          <w:rFonts w:hint="eastAsia" w:ascii="SimSun" w:hAnsi="SimSun" w:eastAsia="SimSun" w:cs="SimSun"/>
+          <w:rFonts w:hint="default" w:ascii="Times New Roman" w:hAnsi="Times New Roman" w:eastAsia="SimSun" w:cs="Times New Roman"/>
           <w:sz w:val="24"/>
           <w:szCs w:val="24"/>
         </w:rPr>
@@ -1680,7 +1750,7 @@
       <w:r>
         <w:rPr>
           <w:rStyle w:val="19"/>
-          <w:rFonts w:hint="eastAsia" w:ascii="SimSun" w:hAnsi="SimSun" w:eastAsia="SimSun" w:cs="SimSun"/>
+          <w:rFonts w:hint="default" w:ascii="Times New Roman" w:hAnsi="Times New Roman" w:eastAsia="SimSun" w:cs="Times New Roman"/>
           <w:sz w:val="24"/>
           <w:szCs w:val="24"/>
         </w:rPr>
@@ -1688,7 +1758,7 @@
       </w:r>
       <w:r>
         <w:rPr>
-          <w:rFonts w:hint="eastAsia" w:ascii="SimSun" w:hAnsi="SimSun" w:eastAsia="SimSun" w:cs="SimSun"/>
+          <w:rFonts w:hint="default" w:ascii="Times New Roman" w:hAnsi="Times New Roman" w:eastAsia="SimSun" w:cs="Times New Roman"/>
           <w:sz w:val="24"/>
           <w:szCs w:val="24"/>
         </w:rPr>
@@ -1697,7 +1767,7 @@
       <w:r>
         <w:rPr>
           <w:rStyle w:val="19"/>
-          <w:rFonts w:hint="eastAsia" w:ascii="SimSun" w:hAnsi="SimSun" w:eastAsia="SimSun" w:cs="SimSun"/>
+          <w:rFonts w:hint="default" w:ascii="Times New Roman" w:hAnsi="Times New Roman" w:eastAsia="SimSun" w:cs="Times New Roman"/>
           <w:sz w:val="24"/>
           <w:szCs w:val="24"/>
         </w:rPr>
@@ -1705,7 +1775,7 @@
       </w:r>
       <w:r>
         <w:rPr>
-          <w:rFonts w:hint="eastAsia" w:ascii="SimSun" w:hAnsi="SimSun" w:eastAsia="SimSun" w:cs="SimSun"/>
+          <w:rFonts w:hint="default" w:ascii="Times New Roman" w:hAnsi="Times New Roman" w:eastAsia="SimSun" w:cs="Times New Roman"/>
           <w:sz w:val="24"/>
           <w:szCs w:val="24"/>
         </w:rPr>
@@ -1713,7 +1783,7 @@
       </w:r>
       <w:r>
         <w:rPr>
-          <w:rFonts w:hint="eastAsia" w:ascii="SimSun" w:hAnsi="SimSun" w:eastAsia="SimSun" w:cs="SimSun"/>
+          <w:rFonts w:hint="default" w:ascii="Times New Roman" w:hAnsi="Times New Roman" w:eastAsia="SimSun" w:cs="Times New Roman"/>
           <w:i/>
           <w:iCs/>
           <w:sz w:val="24"/>
@@ -1723,7 +1793,7 @@
       </w:r>
       <w:r>
         <w:rPr>
-          <w:rFonts w:hint="eastAsia" w:ascii="SimSun" w:hAnsi="SimSun" w:eastAsia="SimSun" w:cs="SimSun"/>
+          <w:rFonts w:hint="default" w:ascii="Times New Roman" w:hAnsi="Times New Roman" w:eastAsia="SimSun" w:cs="Times New Roman"/>
           <w:sz w:val="24"/>
           <w:szCs w:val="24"/>
         </w:rPr>
@@ -1731,7 +1801,7 @@
       </w:r>
       <w:r>
         <w:rPr>
-          <w:rFonts w:hint="eastAsia" w:ascii="SimSun" w:hAnsi="SimSun" w:eastAsia="SimSun" w:cs="SimSun"/>
+          <w:rFonts w:hint="default" w:ascii="Times New Roman" w:hAnsi="Times New Roman" w:eastAsia="SimSun" w:cs="Times New Roman"/>
           <w:i/>
           <w:iCs/>
           <w:sz w:val="24"/>
@@ -1741,7 +1811,7 @@
       </w:r>
       <w:r>
         <w:rPr>
-          <w:rFonts w:hint="eastAsia" w:ascii="SimSun" w:hAnsi="SimSun" w:eastAsia="SimSun" w:cs="SimSun"/>
+          <w:rFonts w:hint="default" w:ascii="Times New Roman" w:hAnsi="Times New Roman" w:eastAsia="SimSun" w:cs="Times New Roman"/>
           <w:sz w:val="24"/>
           <w:szCs w:val="24"/>
         </w:rPr>
@@ -1756,10 +1826,13 @@
         <w:widowControl/>
         <w:suppressLineNumbers w:val="0"/>
         <w:ind w:right="720" w:firstLine="708" w:firstLineChars="0"/>
-      </w:pPr>
-      <w:r>
-        <w:rPr>
-          <w:rFonts w:hint="eastAsia" w:ascii="SimSun" w:hAnsi="SimSun" w:eastAsia="SimSun" w:cs="SimSun"/>
+        <w:rPr>
+          <w:rFonts w:hint="default" w:ascii="Times New Roman" w:hAnsi="Times New Roman" w:cs="Times New Roman"/>
+        </w:rPr>
+      </w:pPr>
+      <w:r>
+        <w:rPr>
+          <w:rFonts w:hint="default" w:ascii="Times New Roman" w:hAnsi="Times New Roman" w:eastAsia="SimSun" w:cs="Times New Roman"/>
           <w:b/>
           <w:bCs/>
           <w:sz w:val="24"/>
@@ -1769,7 +1842,7 @@
       </w:r>
       <w:r>
         <w:rPr>
-          <w:rFonts w:hint="eastAsia" w:ascii="SimSun" w:hAnsi="SimSun" w:eastAsia="SimSun" w:cs="SimSun"/>
+          <w:rFonts w:hint="default" w:ascii="Times New Roman" w:hAnsi="Times New Roman" w:eastAsia="SimSun" w:cs="Times New Roman"/>
           <w:sz w:val="24"/>
           <w:szCs w:val="24"/>
         </w:rPr>
@@ -1778,7 +1851,7 @@
       <w:r>
         <w:rPr>
           <w:rStyle w:val="19"/>
-          <w:rFonts w:hint="eastAsia" w:ascii="SimSun" w:hAnsi="SimSun" w:eastAsia="SimSun" w:cs="SimSun"/>
+          <w:rFonts w:hint="default" w:ascii="Times New Roman" w:hAnsi="Times New Roman" w:eastAsia="SimSun" w:cs="Times New Roman"/>
           <w:sz w:val="24"/>
           <w:szCs w:val="24"/>
         </w:rPr>
@@ -1786,7 +1859,7 @@
       </w:r>
       <w:r>
         <w:rPr>
-          <w:rFonts w:hint="eastAsia" w:ascii="SimSun" w:hAnsi="SimSun" w:eastAsia="SimSun" w:cs="SimSun"/>
+          <w:rFonts w:hint="default" w:ascii="Times New Roman" w:hAnsi="Times New Roman" w:eastAsia="SimSun" w:cs="Times New Roman"/>
           <w:sz w:val="24"/>
           <w:szCs w:val="24"/>
         </w:rPr>
@@ -1794,7 +1867,7 @@
       </w:r>
       <w:r>
         <w:rPr>
-          <w:rFonts w:hint="default" w:ascii="SimSun" w:hAnsi="SimSun" w:cs="SimSun"/>
+          <w:rFonts w:hint="default" w:ascii="Times New Roman" w:hAnsi="Times New Roman" w:cs="Times New Roman"/>
           <w:sz w:val="24"/>
           <w:szCs w:val="24"/>
           <w:lang w:val="en-US"/>
@@ -1804,7 +1877,7 @@
       <w:r>
         <w:rPr>
           <w:rStyle w:val="19"/>
-          <w:rFonts w:hint="eastAsia" w:ascii="SimSun" w:hAnsi="SimSun" w:eastAsia="SimSun" w:cs="SimSun"/>
+          <w:rFonts w:hint="default" w:ascii="Times New Roman" w:hAnsi="Times New Roman" w:eastAsia="SimSun" w:cs="Times New Roman"/>
           <w:sz w:val="24"/>
           <w:szCs w:val="24"/>
         </w:rPr>
@@ -1812,7 +1885,7 @@
       </w:r>
       <w:r>
         <w:rPr>
-          <w:rFonts w:hint="eastAsia" w:ascii="SimSun" w:hAnsi="SimSun" w:eastAsia="SimSun" w:cs="SimSun"/>
+          <w:rFonts w:hint="default" w:ascii="Times New Roman" w:hAnsi="Times New Roman" w:eastAsia="SimSun" w:cs="Times New Roman"/>
           <w:sz w:val="24"/>
           <w:szCs w:val="24"/>
         </w:rPr>
@@ -1821,7 +1894,7 @@
       <w:r>
         <w:rPr>
           <w:rStyle w:val="19"/>
-          <w:rFonts w:hint="eastAsia" w:ascii="SimSun" w:hAnsi="SimSun" w:eastAsia="SimSun" w:cs="SimSun"/>
+          <w:rFonts w:hint="default" w:ascii="Times New Roman" w:hAnsi="Times New Roman" w:eastAsia="SimSun" w:cs="Times New Roman"/>
           <w:sz w:val="24"/>
           <w:szCs w:val="24"/>
         </w:rPr>
@@ -1829,7 +1902,7 @@
       </w:r>
       <w:r>
         <w:rPr>
-          <w:rFonts w:hint="eastAsia" w:ascii="SimSun" w:hAnsi="SimSun" w:eastAsia="SimSun" w:cs="SimSun"/>
+          <w:rFonts w:hint="default" w:ascii="Times New Roman" w:hAnsi="Times New Roman" w:eastAsia="SimSun" w:cs="Times New Roman"/>
           <w:sz w:val="24"/>
           <w:szCs w:val="24"/>
         </w:rPr>
@@ -1837,7 +1910,7 @@
       </w:r>
       <w:r>
         <w:rPr>
-          <w:rFonts w:hint="default" w:ascii="SimSun" w:hAnsi="SimSun" w:cs="SimSun"/>
+          <w:rFonts w:hint="default" w:ascii="Times New Roman" w:hAnsi="Times New Roman" w:cs="Times New Roman"/>
           <w:sz w:val="24"/>
           <w:szCs w:val="24"/>
           <w:lang w:val="en-US"/>
@@ -1846,7 +1919,7 @@
       </w:r>
       <w:r>
         <w:rPr>
-          <w:rFonts w:hint="eastAsia" w:ascii="SimSun" w:hAnsi="SimSun" w:eastAsia="SimSun" w:cs="SimSun"/>
+          <w:rFonts w:hint="default" w:ascii="Times New Roman" w:hAnsi="Times New Roman" w:eastAsia="SimSun" w:cs="Times New Roman"/>
           <w:sz w:val="24"/>
           <w:szCs w:val="24"/>
         </w:rPr>
@@ -1854,7 +1927,7 @@
       </w:r>
       <w:r>
         <w:rPr>
-          <w:rFonts w:hint="default" w:ascii="SimSun" w:hAnsi="SimSun" w:cs="SimSun"/>
+          <w:rFonts w:hint="default" w:ascii="Times New Roman" w:hAnsi="Times New Roman" w:cs="Times New Roman"/>
           <w:sz w:val="24"/>
           <w:szCs w:val="24"/>
           <w:lang w:val="en-US"/>
@@ -1863,7 +1936,7 @@
       </w:r>
       <w:r>
         <w:rPr>
-          <w:rFonts w:hint="eastAsia" w:ascii="SimSun" w:hAnsi="SimSun" w:eastAsia="SimSun" w:cs="SimSun"/>
+          <w:rFonts w:hint="default" w:ascii="Times New Roman" w:hAnsi="Times New Roman" w:eastAsia="SimSun" w:cs="Times New Roman"/>
           <w:sz w:val="24"/>
           <w:szCs w:val="24"/>
         </w:rPr>
@@ -1871,7 +1944,7 @@
       </w:r>
       <w:r>
         <w:rPr>
-          <w:rFonts w:hint="eastAsia" w:ascii="SimSun" w:hAnsi="SimSun" w:eastAsia="SimSun" w:cs="SimSun"/>
+          <w:rFonts w:hint="default" w:ascii="Times New Roman" w:hAnsi="Times New Roman" w:eastAsia="SimSun" w:cs="Times New Roman"/>
           <w:i/>
           <w:iCs/>
           <w:sz w:val="24"/>
@@ -1881,7 +1954,7 @@
       </w:r>
       <w:r>
         <w:rPr>
-          <w:rFonts w:hint="eastAsia" w:ascii="SimSun" w:hAnsi="SimSun" w:eastAsia="SimSun" w:cs="SimSun"/>
+          <w:rFonts w:hint="default" w:ascii="Times New Roman" w:hAnsi="Times New Roman" w:eastAsia="SimSun" w:cs="Times New Roman"/>
           <w:sz w:val="24"/>
           <w:szCs w:val="24"/>
         </w:rPr>
@@ -1889,7 +1962,7 @@
       </w:r>
       <w:r>
         <w:rPr>
-          <w:rFonts w:hint="default" w:ascii="SimSun" w:hAnsi="SimSun" w:cs="SimSun"/>
+          <w:rFonts w:hint="default" w:ascii="Times New Roman" w:hAnsi="Times New Roman" w:cs="Times New Roman"/>
           <w:sz w:val="24"/>
           <w:szCs w:val="24"/>
           <w:lang w:val="en-US"/>
@@ -1898,7 +1971,7 @@
       </w:r>
       <w:r>
         <w:rPr>
-          <w:rFonts w:hint="eastAsia" w:ascii="SimSun" w:hAnsi="SimSun" w:eastAsia="SimSun" w:cs="SimSun"/>
+          <w:rFonts w:hint="default" w:ascii="Times New Roman" w:hAnsi="Times New Roman" w:eastAsia="SimSun" w:cs="Times New Roman"/>
           <w:sz w:val="24"/>
           <w:szCs w:val="24"/>
         </w:rPr>
@@ -1907,7 +1980,7 @@
       <w:r>
         <w:rPr>
           <w:rStyle w:val="19"/>
-          <w:rFonts w:hint="eastAsia" w:ascii="SimSun" w:hAnsi="SimSun" w:eastAsia="SimSun" w:cs="SimSun"/>
+          <w:rFonts w:hint="default" w:ascii="Times New Roman" w:hAnsi="Times New Roman" w:eastAsia="SimSun" w:cs="Times New Roman"/>
           <w:sz w:val="24"/>
           <w:szCs w:val="24"/>
         </w:rPr>
@@ -1915,7 +1988,7 @@
       </w:r>
       <w:r>
         <w:rPr>
-          <w:rFonts w:hint="eastAsia" w:ascii="SimSun" w:hAnsi="SimSun" w:eastAsia="SimSun" w:cs="SimSun"/>
+          <w:rFonts w:hint="default" w:ascii="Times New Roman" w:hAnsi="Times New Roman" w:eastAsia="SimSun" w:cs="Times New Roman"/>
           <w:sz w:val="24"/>
           <w:szCs w:val="24"/>
         </w:rPr>
@@ -1924,7 +1997,7 @@
       <w:r>
         <w:rPr>
           <w:rStyle w:val="19"/>
-          <w:rFonts w:hint="eastAsia" w:ascii="SimSun" w:hAnsi="SimSun" w:eastAsia="SimSun" w:cs="SimSun"/>
+          <w:rFonts w:hint="default" w:ascii="Times New Roman" w:hAnsi="Times New Roman" w:eastAsia="SimSun" w:cs="Times New Roman"/>
           <w:sz w:val="24"/>
           <w:szCs w:val="24"/>
         </w:rPr>
@@ -1932,7 +2005,7 @@
       </w:r>
       <w:r>
         <w:rPr>
-          <w:rFonts w:hint="eastAsia" w:ascii="SimSun" w:hAnsi="SimSun" w:eastAsia="SimSun" w:cs="SimSun"/>
+          <w:rFonts w:hint="default" w:ascii="Times New Roman" w:hAnsi="Times New Roman" w:eastAsia="SimSun" w:cs="Times New Roman"/>
           <w:sz w:val="24"/>
           <w:szCs w:val="24"/>
         </w:rPr>
@@ -1946,12 +2019,19 @@
         <w:keepLines w:val="0"/>
         <w:widowControl/>
         <w:numPr>
+          <w:ilvl w:val="2"/>
           <w:numId w:val="0"/>
         </w:numPr>
         <w:suppressLineNumbers w:val="0"/>
         <w:ind w:leftChars="0"/>
-      </w:pPr>
-      <w:r>
+        <w:rPr>
+          <w:rFonts w:hint="default" w:ascii="Times New Roman" w:hAnsi="Times New Roman" w:cs="Times New Roman"/>
+        </w:rPr>
+      </w:pPr>
+      <w:r>
+        <w:rPr>
+          <w:rFonts w:hint="default" w:ascii="Times New Roman" w:hAnsi="Times New Roman" w:cs="Times New Roman"/>
+        </w:rPr>
         <w:t>Inheritance</w:t>
       </w:r>
     </w:p>
@@ -1963,10 +2043,13 @@
         <w:widowControl/>
         <w:suppressLineNumbers w:val="0"/>
         <w:ind w:left="720" w:right="720"/>
-      </w:pPr>
-      <w:r>
-        <w:rPr>
-          <w:rFonts w:hint="eastAsia" w:ascii="SimSun" w:hAnsi="SimSun" w:eastAsia="SimSun" w:cs="SimSun"/>
+        <w:rPr>
+          <w:rFonts w:hint="default" w:ascii="Times New Roman" w:hAnsi="Times New Roman" w:cs="Times New Roman"/>
+        </w:rPr>
+      </w:pPr>
+      <w:r>
+        <w:rPr>
+          <w:rFonts w:hint="default" w:ascii="Times New Roman" w:hAnsi="Times New Roman" w:eastAsia="SimSun" w:cs="Times New Roman"/>
           <w:b/>
           <w:bCs/>
           <w:sz w:val="24"/>
@@ -1976,7 +2059,7 @@
       </w:r>
       <w:r>
         <w:rPr>
-          <w:rFonts w:hint="eastAsia" w:ascii="SimSun" w:hAnsi="SimSun" w:eastAsia="SimSun" w:cs="SimSun"/>
+          <w:rFonts w:hint="default" w:ascii="Times New Roman" w:hAnsi="Times New Roman" w:eastAsia="SimSun" w:cs="Times New Roman"/>
           <w:sz w:val="24"/>
           <w:szCs w:val="24"/>
         </w:rPr>
@@ -1984,7 +2067,7 @@
       </w:r>
       <w:r>
         <w:rPr>
-          <w:rFonts w:hint="eastAsia" w:ascii="SimSun" w:hAnsi="SimSun" w:eastAsia="SimSun" w:cs="SimSun"/>
+          <w:rFonts w:hint="default" w:ascii="Times New Roman" w:hAnsi="Times New Roman" w:eastAsia="SimSun" w:cs="Times New Roman"/>
           <w:i/>
           <w:iCs/>
           <w:sz w:val="24"/>
@@ -1994,7 +2077,7 @@
       </w:r>
       <w:r>
         <w:rPr>
-          <w:rFonts w:hint="eastAsia" w:ascii="SimSun" w:hAnsi="SimSun" w:eastAsia="SimSun" w:cs="SimSun"/>
+          <w:rFonts w:hint="default" w:ascii="Times New Roman" w:hAnsi="Times New Roman" w:eastAsia="SimSun" w:cs="Times New Roman"/>
           <w:sz w:val="24"/>
           <w:szCs w:val="24"/>
         </w:rPr>
@@ -2002,7 +2085,7 @@
       </w:r>
       <w:r>
         <w:rPr>
-          <w:rFonts w:hint="eastAsia" w:ascii="SimSun" w:hAnsi="SimSun" w:eastAsia="SimSun" w:cs="SimSun"/>
+          <w:rFonts w:hint="default" w:ascii="Times New Roman" w:hAnsi="Times New Roman" w:eastAsia="SimSun" w:cs="Times New Roman"/>
           <w:i/>
           <w:iCs/>
           <w:sz w:val="24"/>
@@ -2012,7 +2095,7 @@
       </w:r>
       <w:r>
         <w:rPr>
-          <w:rFonts w:hint="eastAsia" w:ascii="SimSun" w:hAnsi="SimSun" w:eastAsia="SimSun" w:cs="SimSun"/>
+          <w:rFonts w:hint="default" w:ascii="Times New Roman" w:hAnsi="Times New Roman" w:eastAsia="SimSun" w:cs="Times New Roman"/>
           <w:sz w:val="24"/>
           <w:szCs w:val="24"/>
         </w:rPr>
@@ -2020,7 +2103,7 @@
       </w:r>
       <w:r>
         <w:rPr>
-          <w:rFonts w:hint="eastAsia" w:ascii="SimSun" w:hAnsi="SimSun" w:eastAsia="SimSun" w:cs="SimSun"/>
+          <w:rFonts w:hint="default" w:ascii="Times New Roman" w:hAnsi="Times New Roman" w:eastAsia="SimSun" w:cs="Times New Roman"/>
           <w:i/>
           <w:iCs/>
           <w:sz w:val="24"/>
@@ -2030,7 +2113,7 @@
       </w:r>
       <w:r>
         <w:rPr>
-          <w:rFonts w:hint="eastAsia" w:ascii="SimSun" w:hAnsi="SimSun" w:eastAsia="SimSun" w:cs="SimSun"/>
+          <w:rFonts w:hint="default" w:ascii="Times New Roman" w:hAnsi="Times New Roman" w:eastAsia="SimSun" w:cs="Times New Roman"/>
           <w:sz w:val="24"/>
           <w:szCs w:val="24"/>
         </w:rPr>
@@ -2045,10 +2128,13 @@
         <w:widowControl/>
         <w:suppressLineNumbers w:val="0"/>
         <w:ind w:right="720" w:firstLine="708" w:firstLineChars="0"/>
-      </w:pPr>
-      <w:r>
-        <w:rPr>
-          <w:rFonts w:hint="eastAsia" w:ascii="SimSun" w:hAnsi="SimSun" w:eastAsia="SimSun" w:cs="SimSun"/>
+        <w:rPr>
+          <w:rFonts w:hint="default" w:ascii="Times New Roman" w:hAnsi="Times New Roman" w:cs="Times New Roman"/>
+        </w:rPr>
+      </w:pPr>
+      <w:r>
+        <w:rPr>
+          <w:rFonts w:hint="default" w:ascii="Times New Roman" w:hAnsi="Times New Roman" w:eastAsia="SimSun" w:cs="Times New Roman"/>
           <w:b/>
           <w:bCs/>
           <w:sz w:val="24"/>
@@ -2058,7 +2144,7 @@
       </w:r>
       <w:r>
         <w:rPr>
-          <w:rFonts w:hint="eastAsia" w:ascii="SimSun" w:hAnsi="SimSun" w:eastAsia="SimSun" w:cs="SimSun"/>
+          <w:rFonts w:hint="default" w:ascii="Times New Roman" w:hAnsi="Times New Roman" w:eastAsia="SimSun" w:cs="Times New Roman"/>
           <w:sz w:val="24"/>
           <w:szCs w:val="24"/>
         </w:rPr>
@@ -2066,7 +2152,7 @@
       </w:r>
       <w:r>
         <w:rPr>
-          <w:rFonts w:hint="default" w:ascii="SimSun" w:hAnsi="SimSun" w:cs="SimSun"/>
+          <w:rFonts w:hint="default" w:ascii="Times New Roman" w:hAnsi="Times New Roman" w:cs="Times New Roman"/>
           <w:sz w:val="24"/>
           <w:szCs w:val="24"/>
           <w:lang w:val="en-US"/>
@@ -2075,7 +2161,7 @@
       </w:r>
       <w:r>
         <w:rPr>
-          <w:rFonts w:hint="eastAsia" w:ascii="SimSun" w:hAnsi="SimSun" w:eastAsia="SimSun" w:cs="SimSun"/>
+          <w:rFonts w:hint="default" w:ascii="Times New Roman" w:hAnsi="Times New Roman" w:eastAsia="SimSun" w:cs="Times New Roman"/>
           <w:sz w:val="24"/>
           <w:szCs w:val="24"/>
         </w:rPr>
@@ -2094,10 +2180,13 @@
         </w:numPr>
         <w:suppressLineNumbers w:val="0"/>
         <w:ind w:left="1260" w:leftChars="0" w:right="720" w:hanging="420" w:firstLineChars="0"/>
-      </w:pPr>
-      <w:r>
-        <w:rPr>
-          <w:rFonts w:hint="eastAsia" w:ascii="SimSun" w:hAnsi="SimSun" w:eastAsia="SimSun" w:cs="SimSun"/>
+        <w:rPr>
+          <w:rFonts w:hint="default" w:ascii="Times New Roman" w:hAnsi="Times New Roman" w:cs="Times New Roman"/>
+        </w:rPr>
+      </w:pPr>
+      <w:r>
+        <w:rPr>
+          <w:rFonts w:hint="default" w:ascii="Times New Roman" w:hAnsi="Times New Roman" w:eastAsia="SimSun" w:cs="Times New Roman"/>
           <w:b/>
           <w:bCs/>
           <w:sz w:val="24"/>
@@ -2107,7 +2196,7 @@
       </w:r>
       <w:r>
         <w:rPr>
-          <w:rFonts w:hint="eastAsia" w:ascii="SimSun" w:hAnsi="SimSun" w:eastAsia="SimSun" w:cs="SimSun"/>
+          <w:rFonts w:hint="default" w:ascii="Times New Roman" w:hAnsi="Times New Roman" w:eastAsia="SimSun" w:cs="Times New Roman"/>
           <w:sz w:val="24"/>
           <w:szCs w:val="24"/>
         </w:rPr>
@@ -2126,10 +2215,13 @@
         </w:numPr>
         <w:suppressLineNumbers w:val="0"/>
         <w:ind w:left="1260" w:leftChars="0" w:right="720" w:hanging="420" w:firstLineChars="0"/>
-      </w:pPr>
-      <w:r>
-        <w:rPr>
-          <w:rFonts w:hint="eastAsia" w:ascii="SimSun" w:hAnsi="SimSun" w:eastAsia="SimSun" w:cs="SimSun"/>
+        <w:rPr>
+          <w:rFonts w:hint="default" w:ascii="Times New Roman" w:hAnsi="Times New Roman" w:cs="Times New Roman"/>
+        </w:rPr>
+      </w:pPr>
+      <w:r>
+        <w:rPr>
+          <w:rFonts w:hint="default" w:ascii="Times New Roman" w:hAnsi="Times New Roman" w:eastAsia="SimSun" w:cs="Times New Roman"/>
           <w:b/>
           <w:bCs/>
           <w:sz w:val="24"/>
@@ -2139,7 +2231,7 @@
       </w:r>
       <w:r>
         <w:rPr>
-          <w:rFonts w:hint="eastAsia" w:ascii="SimSun" w:hAnsi="SimSun" w:eastAsia="SimSun" w:cs="SimSun"/>
+          <w:rFonts w:hint="default" w:ascii="Times New Roman" w:hAnsi="Times New Roman" w:eastAsia="SimSun" w:cs="Times New Roman"/>
           <w:sz w:val="24"/>
           <w:szCs w:val="24"/>
         </w:rPr>
@@ -2158,10 +2250,13 @@
         </w:numPr>
         <w:suppressLineNumbers w:val="0"/>
         <w:ind w:left="1260" w:leftChars="0" w:right="720" w:hanging="420" w:firstLineChars="0"/>
-      </w:pPr>
-      <w:r>
-        <w:rPr>
-          <w:rFonts w:hint="eastAsia" w:ascii="SimSun" w:hAnsi="SimSun" w:eastAsia="SimSun" w:cs="SimSun"/>
+        <w:rPr>
+          <w:rFonts w:hint="default" w:ascii="Times New Roman" w:hAnsi="Times New Roman" w:cs="Times New Roman"/>
+        </w:rPr>
+      </w:pPr>
+      <w:r>
+        <w:rPr>
+          <w:rFonts w:hint="default" w:ascii="Times New Roman" w:hAnsi="Times New Roman" w:eastAsia="SimSun" w:cs="Times New Roman"/>
           <w:b/>
           <w:bCs/>
           <w:sz w:val="24"/>
@@ -2171,7 +2266,7 @@
       </w:r>
       <w:r>
         <w:rPr>
-          <w:rFonts w:hint="eastAsia" w:ascii="SimSun" w:hAnsi="SimSun" w:eastAsia="SimSun" w:cs="SimSun"/>
+          <w:rFonts w:hint="default" w:ascii="Times New Roman" w:hAnsi="Times New Roman" w:eastAsia="SimSun" w:cs="Times New Roman"/>
           <w:sz w:val="24"/>
           <w:szCs w:val="24"/>
         </w:rPr>
@@ -2190,10 +2285,13 @@
         </w:numPr>
         <w:suppressLineNumbers w:val="0"/>
         <w:ind w:left="1260" w:leftChars="0" w:right="720" w:hanging="420" w:firstLineChars="0"/>
-      </w:pPr>
-      <w:r>
-        <w:rPr>
-          <w:rFonts w:hint="eastAsia" w:ascii="SimSun" w:hAnsi="SimSun" w:eastAsia="SimSun" w:cs="SimSun"/>
+        <w:rPr>
+          <w:rFonts w:hint="default" w:ascii="Times New Roman" w:hAnsi="Times New Roman" w:cs="Times New Roman"/>
+        </w:rPr>
+      </w:pPr>
+      <w:r>
+        <w:rPr>
+          <w:rFonts w:hint="default" w:ascii="Times New Roman" w:hAnsi="Times New Roman" w:eastAsia="SimSun" w:cs="Times New Roman"/>
           <w:b/>
           <w:bCs/>
           <w:sz w:val="24"/>
@@ -2203,7 +2301,7 @@
       </w:r>
       <w:r>
         <w:rPr>
-          <w:rFonts w:hint="eastAsia" w:ascii="SimSun" w:hAnsi="SimSun" w:eastAsia="SimSun" w:cs="SimSun"/>
+          <w:rFonts w:hint="default" w:ascii="Times New Roman" w:hAnsi="Times New Roman" w:eastAsia="SimSun" w:cs="Times New Roman"/>
           <w:sz w:val="24"/>
           <w:szCs w:val="24"/>
         </w:rPr>
@@ -2222,10 +2320,13 @@
         </w:numPr>
         <w:suppressLineNumbers w:val="0"/>
         <w:ind w:left="1260" w:leftChars="0" w:right="720" w:hanging="420" w:firstLineChars="0"/>
-      </w:pPr>
-      <w:r>
-        <w:rPr>
-          <w:rFonts w:hint="eastAsia" w:ascii="SimSun" w:hAnsi="SimSun" w:eastAsia="SimSun" w:cs="SimSun"/>
+        <w:rPr>
+          <w:rFonts w:hint="default" w:ascii="Times New Roman" w:hAnsi="Times New Roman" w:cs="Times New Roman"/>
+        </w:rPr>
+      </w:pPr>
+      <w:r>
+        <w:rPr>
+          <w:rFonts w:hint="default" w:ascii="Times New Roman" w:hAnsi="Times New Roman" w:eastAsia="SimSun" w:cs="Times New Roman"/>
           <w:b/>
           <w:bCs/>
           <w:sz w:val="24"/>
@@ -2235,7 +2336,7 @@
       </w:r>
       <w:r>
         <w:rPr>
-          <w:rFonts w:hint="eastAsia" w:ascii="SimSun" w:hAnsi="SimSun" w:eastAsia="SimSun" w:cs="SimSun"/>
+          <w:rFonts w:hint="default" w:ascii="Times New Roman" w:hAnsi="Times New Roman" w:eastAsia="SimSun" w:cs="Times New Roman"/>
           <w:sz w:val="24"/>
           <w:szCs w:val="24"/>
         </w:rPr>
@@ -2254,10 +2355,13 @@
         </w:numPr>
         <w:suppressLineNumbers w:val="0"/>
         <w:ind w:left="1260" w:leftChars="0" w:right="720" w:hanging="420" w:firstLineChars="0"/>
-      </w:pPr>
-      <w:r>
-        <w:rPr>
-          <w:rFonts w:hint="eastAsia" w:ascii="SimSun" w:hAnsi="SimSun" w:eastAsia="SimSun" w:cs="SimSun"/>
+        <w:rPr>
+          <w:rFonts w:hint="default" w:ascii="Times New Roman" w:hAnsi="Times New Roman" w:cs="Times New Roman"/>
+        </w:rPr>
+      </w:pPr>
+      <w:r>
+        <w:rPr>
+          <w:rFonts w:hint="default" w:ascii="Times New Roman" w:hAnsi="Times New Roman" w:eastAsia="SimSun" w:cs="Times New Roman"/>
           <w:b/>
           <w:bCs/>
           <w:sz w:val="24"/>
@@ -2267,7 +2371,7 @@
       </w:r>
       <w:r>
         <w:rPr>
-          <w:rFonts w:hint="eastAsia" w:ascii="SimSun" w:hAnsi="SimSun" w:eastAsia="SimSun" w:cs="SimSun"/>
+          <w:rFonts w:hint="default" w:ascii="Times New Roman" w:hAnsi="Times New Roman" w:eastAsia="SimSun" w:cs="Times New Roman"/>
           <w:sz w:val="24"/>
           <w:szCs w:val="24"/>
         </w:rPr>
@@ -2281,12 +2385,19 @@
         <w:keepLines w:val="0"/>
         <w:widowControl/>
         <w:numPr>
+          <w:ilvl w:val="2"/>
           <w:numId w:val="0"/>
         </w:numPr>
         <w:suppressLineNumbers w:val="0"/>
         <w:ind w:leftChars="0"/>
-      </w:pPr>
-      <w:r>
+        <w:rPr>
+          <w:rFonts w:hint="default" w:ascii="Times New Roman" w:hAnsi="Times New Roman" w:cs="Times New Roman"/>
+        </w:rPr>
+      </w:pPr>
+      <w:r>
+        <w:rPr>
+          <w:rFonts w:hint="default" w:ascii="Times New Roman" w:hAnsi="Times New Roman" w:cs="Times New Roman"/>
+        </w:rPr>
         <w:t>Abstraction</w:t>
       </w:r>
     </w:p>
@@ -2298,10 +2409,13 @@
         <w:widowControl/>
         <w:suppressLineNumbers w:val="0"/>
         <w:ind w:left="720" w:right="720"/>
-      </w:pPr>
-      <w:r>
-        <w:rPr>
-          <w:rFonts w:hint="eastAsia" w:ascii="SimSun" w:hAnsi="SimSun" w:eastAsia="SimSun" w:cs="SimSun"/>
+        <w:rPr>
+          <w:rFonts w:hint="default" w:ascii="Times New Roman" w:hAnsi="Times New Roman" w:cs="Times New Roman"/>
+        </w:rPr>
+      </w:pPr>
+      <w:r>
+        <w:rPr>
+          <w:rFonts w:hint="default" w:ascii="Times New Roman" w:hAnsi="Times New Roman" w:eastAsia="SimSun" w:cs="Times New Roman"/>
           <w:b/>
           <w:bCs/>
           <w:sz w:val="24"/>
@@ -2311,7 +2425,7 @@
       </w:r>
       <w:r>
         <w:rPr>
-          <w:rFonts w:hint="eastAsia" w:ascii="SimSun" w:hAnsi="SimSun" w:eastAsia="SimSun" w:cs="SimSun"/>
+          <w:rFonts w:hint="default" w:ascii="Times New Roman" w:hAnsi="Times New Roman" w:eastAsia="SimSun" w:cs="Times New Roman"/>
           <w:sz w:val="24"/>
           <w:szCs w:val="24"/>
         </w:rPr>
@@ -2320,7 +2434,7 @@
       <w:r>
         <w:rPr>
           <w:rStyle w:val="19"/>
-          <w:rFonts w:hint="eastAsia" w:ascii="SimSun" w:hAnsi="SimSun" w:eastAsia="SimSun" w:cs="SimSun"/>
+          <w:rFonts w:hint="default" w:ascii="Times New Roman" w:hAnsi="Times New Roman" w:eastAsia="SimSun" w:cs="Times New Roman"/>
           <w:sz w:val="24"/>
           <w:szCs w:val="24"/>
         </w:rPr>
@@ -2328,7 +2442,7 @@
       </w:r>
       <w:r>
         <w:rPr>
-          <w:rFonts w:hint="eastAsia" w:ascii="SimSun" w:hAnsi="SimSun" w:eastAsia="SimSun" w:cs="SimSun"/>
+          <w:rFonts w:hint="default" w:ascii="Times New Roman" w:hAnsi="Times New Roman" w:eastAsia="SimSun" w:cs="Times New Roman"/>
           <w:sz w:val="24"/>
           <w:szCs w:val="24"/>
         </w:rPr>
@@ -2337,7 +2451,7 @@
       <w:r>
         <w:rPr>
           <w:rStyle w:val="19"/>
-          <w:rFonts w:hint="eastAsia" w:ascii="SimSun" w:hAnsi="SimSun" w:eastAsia="SimSun" w:cs="SimSun"/>
+          <w:rFonts w:hint="default" w:ascii="Times New Roman" w:hAnsi="Times New Roman" w:eastAsia="SimSun" w:cs="Times New Roman"/>
           <w:sz w:val="24"/>
           <w:szCs w:val="24"/>
         </w:rPr>
@@ -2345,7 +2459,7 @@
       </w:r>
       <w:r>
         <w:rPr>
-          <w:rFonts w:hint="eastAsia" w:ascii="SimSun" w:hAnsi="SimSun" w:eastAsia="SimSun" w:cs="SimSun"/>
+          <w:rFonts w:hint="default" w:ascii="Times New Roman" w:hAnsi="Times New Roman" w:eastAsia="SimSun" w:cs="Times New Roman"/>
           <w:sz w:val="24"/>
           <w:szCs w:val="24"/>
         </w:rPr>
@@ -2360,10 +2474,13 @@
         <w:widowControl/>
         <w:suppressLineNumbers w:val="0"/>
         <w:ind w:right="720" w:firstLine="708" w:firstLineChars="0"/>
-      </w:pPr>
-      <w:r>
-        <w:rPr>
-          <w:rFonts w:hint="eastAsia" w:ascii="SimSun" w:hAnsi="SimSun" w:eastAsia="SimSun" w:cs="SimSun"/>
+        <w:rPr>
+          <w:rFonts w:hint="default" w:ascii="Times New Roman" w:hAnsi="Times New Roman" w:cs="Times New Roman"/>
+        </w:rPr>
+      </w:pPr>
+      <w:r>
+        <w:rPr>
+          <w:rFonts w:hint="default" w:ascii="Times New Roman" w:hAnsi="Times New Roman" w:eastAsia="SimSun" w:cs="Times New Roman"/>
           <w:b/>
           <w:bCs/>
           <w:sz w:val="24"/>
@@ -2373,7 +2490,7 @@
       </w:r>
       <w:r>
         <w:rPr>
-          <w:rFonts w:hint="eastAsia" w:ascii="SimSun" w:hAnsi="SimSun" w:eastAsia="SimSun" w:cs="SimSun"/>
+          <w:rFonts w:hint="default" w:ascii="Times New Roman" w:hAnsi="Times New Roman" w:eastAsia="SimSun" w:cs="Times New Roman"/>
           <w:sz w:val="24"/>
           <w:szCs w:val="24"/>
         </w:rPr>
@@ -2382,7 +2499,7 @@
       <w:r>
         <w:rPr>
           <w:rStyle w:val="19"/>
-          <w:rFonts w:hint="eastAsia" w:ascii="SimSun" w:hAnsi="SimSun" w:eastAsia="SimSun" w:cs="SimSun"/>
+          <w:rFonts w:hint="default" w:ascii="Times New Roman" w:hAnsi="Times New Roman" w:eastAsia="SimSun" w:cs="Times New Roman"/>
           <w:sz w:val="24"/>
           <w:szCs w:val="24"/>
         </w:rPr>
@@ -2390,7 +2507,7 @@
       </w:r>
       <w:r>
         <w:rPr>
-          <w:rFonts w:hint="eastAsia" w:ascii="SimSun" w:hAnsi="SimSun" w:eastAsia="SimSun" w:cs="SimSun"/>
+          <w:rFonts w:hint="default" w:ascii="Times New Roman" w:hAnsi="Times New Roman" w:eastAsia="SimSun" w:cs="Times New Roman"/>
           <w:sz w:val="24"/>
           <w:szCs w:val="24"/>
         </w:rPr>
@@ -2399,7 +2516,7 @@
       <w:r>
         <w:rPr>
           <w:rStyle w:val="19"/>
-          <w:rFonts w:hint="eastAsia" w:ascii="SimSun" w:hAnsi="SimSun" w:eastAsia="SimSun" w:cs="SimSun"/>
+          <w:rFonts w:hint="default" w:ascii="Times New Roman" w:hAnsi="Times New Roman" w:eastAsia="SimSun" w:cs="Times New Roman"/>
           <w:sz w:val="24"/>
           <w:szCs w:val="24"/>
         </w:rPr>
@@ -2407,7 +2524,7 @@
       </w:r>
       <w:r>
         <w:rPr>
-          <w:rFonts w:hint="eastAsia" w:ascii="SimSun" w:hAnsi="SimSun" w:eastAsia="SimSun" w:cs="SimSun"/>
+          <w:rFonts w:hint="default" w:ascii="Times New Roman" w:hAnsi="Times New Roman" w:eastAsia="SimSun" w:cs="Times New Roman"/>
           <w:sz w:val="24"/>
           <w:szCs w:val="24"/>
         </w:rPr>
@@ -2415,7 +2532,7 @@
       </w:r>
       <w:r>
         <w:rPr>
-          <w:rFonts w:hint="default" w:ascii="SimSun" w:hAnsi="SimSun" w:cs="SimSun"/>
+          <w:rFonts w:hint="default" w:ascii="Times New Roman" w:hAnsi="Times New Roman" w:cs="Times New Roman"/>
           <w:sz w:val="24"/>
           <w:szCs w:val="24"/>
           <w:lang w:val="en-US"/>
@@ -2424,7 +2541,7 @@
       </w:r>
       <w:r>
         <w:rPr>
-          <w:rFonts w:hint="eastAsia" w:ascii="SimSun" w:hAnsi="SimSun" w:eastAsia="SimSun" w:cs="SimSun"/>
+          <w:rFonts w:hint="default" w:ascii="Times New Roman" w:hAnsi="Times New Roman" w:eastAsia="SimSun" w:cs="Times New Roman"/>
           <w:i/>
           <w:iCs/>
           <w:sz w:val="24"/>
@@ -2434,7 +2551,7 @@
       </w:r>
       <w:r>
         <w:rPr>
-          <w:rFonts w:hint="eastAsia" w:ascii="SimSun" w:hAnsi="SimSun" w:eastAsia="SimSun" w:cs="SimSun"/>
+          <w:rFonts w:hint="default" w:ascii="Times New Roman" w:hAnsi="Times New Roman" w:eastAsia="SimSun" w:cs="Times New Roman"/>
           <w:sz w:val="24"/>
           <w:szCs w:val="24"/>
         </w:rPr>
@@ -2442,7 +2559,7 @@
       </w:r>
       <w:r>
         <w:rPr>
-          <w:rFonts w:hint="eastAsia" w:ascii="SimSun" w:hAnsi="SimSun" w:eastAsia="SimSun" w:cs="SimSun"/>
+          <w:rFonts w:hint="default" w:ascii="Times New Roman" w:hAnsi="Times New Roman" w:eastAsia="SimSun" w:cs="Times New Roman"/>
           <w:i/>
           <w:iCs/>
           <w:sz w:val="24"/>
@@ -2452,7 +2569,7 @@
       </w:r>
       <w:r>
         <w:rPr>
-          <w:rFonts w:hint="eastAsia" w:ascii="SimSun" w:hAnsi="SimSun" w:eastAsia="SimSun" w:cs="SimSun"/>
+          <w:rFonts w:hint="default" w:ascii="Times New Roman" w:hAnsi="Times New Roman" w:eastAsia="SimSun" w:cs="Times New Roman"/>
           <w:sz w:val="24"/>
           <w:szCs w:val="24"/>
         </w:rPr>
@@ -2460,7 +2577,7 @@
       </w:r>
       <w:r>
         <w:rPr>
-          <w:rFonts w:hint="default" w:ascii="SimSun" w:hAnsi="SimSun" w:cs="SimSun"/>
+          <w:rFonts w:hint="default" w:ascii="Times New Roman" w:hAnsi="Times New Roman" w:cs="Times New Roman"/>
           <w:sz w:val="24"/>
           <w:szCs w:val="24"/>
           <w:lang w:val="en-US"/>
@@ -2469,7 +2586,7 @@
       </w:r>
       <w:r>
         <w:rPr>
-          <w:rFonts w:hint="eastAsia" w:ascii="SimSun" w:hAnsi="SimSun" w:eastAsia="SimSun" w:cs="SimSun"/>
+          <w:rFonts w:hint="default" w:ascii="Times New Roman" w:hAnsi="Times New Roman" w:eastAsia="SimSun" w:cs="Times New Roman"/>
           <w:sz w:val="24"/>
           <w:szCs w:val="24"/>
         </w:rPr>
@@ -2477,7 +2594,7 @@
       </w:r>
       <w:r>
         <w:rPr>
-          <w:rFonts w:hint="default" w:ascii="SimSun" w:hAnsi="SimSun" w:cs="SimSun"/>
+          <w:rFonts w:hint="default" w:ascii="Times New Roman" w:hAnsi="Times New Roman" w:cs="Times New Roman"/>
           <w:sz w:val="24"/>
           <w:szCs w:val="24"/>
           <w:lang w:val="en-US"/>
@@ -2486,7 +2603,7 @@
       </w:r>
       <w:r>
         <w:rPr>
-          <w:rFonts w:hint="eastAsia" w:ascii="SimSun" w:hAnsi="SimSun" w:eastAsia="SimSun" w:cs="SimSun"/>
+          <w:rFonts w:hint="default" w:ascii="Times New Roman" w:hAnsi="Times New Roman" w:eastAsia="SimSun" w:cs="Times New Roman"/>
           <w:sz w:val="24"/>
           <w:szCs w:val="24"/>
         </w:rPr>
@@ -2494,7 +2611,7 @@
       </w:r>
       <w:r>
         <w:rPr>
-          <w:rFonts w:hint="eastAsia" w:ascii="SimSun" w:hAnsi="SimSun" w:eastAsia="SimSun" w:cs="SimSun"/>
+          <w:rFonts w:hint="default" w:ascii="Times New Roman" w:hAnsi="Times New Roman" w:eastAsia="SimSun" w:cs="Times New Roman"/>
           <w:i/>
           <w:iCs/>
           <w:sz w:val="24"/>
@@ -2504,7 +2621,7 @@
       </w:r>
       <w:r>
         <w:rPr>
-          <w:rFonts w:hint="eastAsia" w:ascii="SimSun" w:hAnsi="SimSun" w:eastAsia="SimSun" w:cs="SimSun"/>
+          <w:rFonts w:hint="default" w:ascii="Times New Roman" w:hAnsi="Times New Roman" w:eastAsia="SimSun" w:cs="Times New Roman"/>
           <w:sz w:val="24"/>
           <w:szCs w:val="24"/>
         </w:rPr>
@@ -2512,7 +2629,7 @@
       </w:r>
       <w:r>
         <w:rPr>
-          <w:rFonts w:hint="default" w:ascii="SimSun" w:hAnsi="SimSun" w:cs="SimSun"/>
+          <w:rFonts w:hint="default" w:ascii="Times New Roman" w:hAnsi="Times New Roman" w:cs="Times New Roman"/>
           <w:sz w:val="24"/>
           <w:szCs w:val="24"/>
           <w:lang w:val="en-US"/>
@@ -2521,7 +2638,7 @@
       </w:r>
       <w:r>
         <w:rPr>
-          <w:rFonts w:hint="eastAsia" w:ascii="SimSun" w:hAnsi="SimSun" w:eastAsia="SimSun" w:cs="SimSun"/>
+          <w:rFonts w:hint="default" w:ascii="Times New Roman" w:hAnsi="Times New Roman" w:eastAsia="SimSun" w:cs="Times New Roman"/>
           <w:sz w:val="24"/>
           <w:szCs w:val="24"/>
         </w:rPr>
@@ -2530,7 +2647,7 @@
       <w:r>
         <w:rPr>
           <w:rStyle w:val="19"/>
-          <w:rFonts w:hint="eastAsia" w:ascii="SimSun" w:hAnsi="SimSun" w:eastAsia="SimSun" w:cs="SimSun"/>
+          <w:rFonts w:hint="default" w:ascii="Times New Roman" w:hAnsi="Times New Roman" w:eastAsia="SimSun" w:cs="Times New Roman"/>
           <w:sz w:val="24"/>
           <w:szCs w:val="24"/>
         </w:rPr>
@@ -2538,7 +2655,7 @@
       </w:r>
       <w:r>
         <w:rPr>
-          <w:rFonts w:hint="eastAsia" w:ascii="SimSun" w:hAnsi="SimSun" w:eastAsia="SimSun" w:cs="SimSun"/>
+          <w:rFonts w:hint="default" w:ascii="Times New Roman" w:hAnsi="Times New Roman" w:eastAsia="SimSun" w:cs="Times New Roman"/>
           <w:sz w:val="24"/>
           <w:szCs w:val="24"/>
         </w:rPr>
@@ -2547,7 +2664,7 @@
       <w:r>
         <w:rPr>
           <w:rStyle w:val="19"/>
-          <w:rFonts w:hint="eastAsia" w:ascii="SimSun" w:hAnsi="SimSun" w:eastAsia="SimSun" w:cs="SimSun"/>
+          <w:rFonts w:hint="default" w:ascii="Times New Roman" w:hAnsi="Times New Roman" w:eastAsia="SimSun" w:cs="Times New Roman"/>
           <w:sz w:val="24"/>
           <w:szCs w:val="24"/>
         </w:rPr>
@@ -2555,7 +2672,7 @@
       </w:r>
       <w:r>
         <w:rPr>
-          <w:rFonts w:hint="eastAsia" w:ascii="SimSun" w:hAnsi="SimSun" w:eastAsia="SimSun" w:cs="SimSun"/>
+          <w:rFonts w:hint="default" w:ascii="Times New Roman" w:hAnsi="Times New Roman" w:eastAsia="SimSun" w:cs="Times New Roman"/>
           <w:sz w:val="24"/>
           <w:szCs w:val="24"/>
         </w:rPr>
@@ -2564,7 +2681,7 @@
       <w:r>
         <w:rPr>
           <w:rStyle w:val="19"/>
-          <w:rFonts w:hint="eastAsia" w:ascii="SimSun" w:hAnsi="SimSun" w:eastAsia="SimSun" w:cs="SimSun"/>
+          <w:rFonts w:hint="default" w:ascii="Times New Roman" w:hAnsi="Times New Roman" w:eastAsia="SimSun" w:cs="Times New Roman"/>
           <w:sz w:val="24"/>
           <w:szCs w:val="24"/>
         </w:rPr>
@@ -2572,7 +2689,7 @@
       </w:r>
       <w:r>
         <w:rPr>
-          <w:rFonts w:hint="eastAsia" w:ascii="SimSun" w:hAnsi="SimSun" w:eastAsia="SimSun" w:cs="SimSun"/>
+          <w:rFonts w:hint="default" w:ascii="Times New Roman" w:hAnsi="Times New Roman" w:eastAsia="SimSun" w:cs="Times New Roman"/>
           <w:sz w:val="24"/>
           <w:szCs w:val="24"/>
         </w:rPr>
@@ -2581,7 +2698,7 @@
       <w:r>
         <w:rPr>
           <w:rStyle w:val="19"/>
-          <w:rFonts w:hint="eastAsia" w:ascii="SimSun" w:hAnsi="SimSun" w:eastAsia="SimSun" w:cs="SimSun"/>
+          <w:rFonts w:hint="default" w:ascii="Times New Roman" w:hAnsi="Times New Roman" w:eastAsia="SimSun" w:cs="Times New Roman"/>
           <w:sz w:val="24"/>
           <w:szCs w:val="24"/>
         </w:rPr>
@@ -2589,7 +2706,7 @@
       </w:r>
       <w:r>
         <w:rPr>
-          <w:rFonts w:hint="eastAsia" w:ascii="SimSun" w:hAnsi="SimSun" w:eastAsia="SimSun" w:cs="SimSun"/>
+          <w:rFonts w:hint="default" w:ascii="Times New Roman" w:hAnsi="Times New Roman" w:eastAsia="SimSun" w:cs="Times New Roman"/>
           <w:sz w:val="24"/>
           <w:szCs w:val="24"/>
         </w:rPr>
@@ -2603,12 +2720,19 @@
         <w:keepLines w:val="0"/>
         <w:widowControl/>
         <w:numPr>
+          <w:ilvl w:val="2"/>
           <w:numId w:val="0"/>
         </w:numPr>
         <w:suppressLineNumbers w:val="0"/>
         <w:ind w:leftChars="0"/>
-      </w:pPr>
-      <w:r>
+        <w:rPr>
+          <w:rFonts w:hint="default" w:ascii="Times New Roman" w:hAnsi="Times New Roman" w:cs="Times New Roman"/>
+        </w:rPr>
+      </w:pPr>
+      <w:r>
+        <w:rPr>
+          <w:rFonts w:hint="default" w:ascii="Times New Roman" w:hAnsi="Times New Roman" w:cs="Times New Roman"/>
+        </w:rPr>
         <w:t>Polymorphism</w:t>
       </w:r>
     </w:p>
@@ -2620,10 +2744,13 @@
         <w:widowControl/>
         <w:suppressLineNumbers w:val="0"/>
         <w:ind w:left="720" w:right="720"/>
-      </w:pPr>
-      <w:r>
-        <w:rPr>
-          <w:rFonts w:hint="eastAsia" w:ascii="SimSun" w:hAnsi="SimSun" w:eastAsia="SimSun" w:cs="SimSun"/>
+        <w:rPr>
+          <w:rFonts w:hint="default" w:ascii="Times New Roman" w:hAnsi="Times New Roman" w:cs="Times New Roman"/>
+        </w:rPr>
+      </w:pPr>
+      <w:r>
+        <w:rPr>
+          <w:rFonts w:hint="default" w:ascii="Times New Roman" w:hAnsi="Times New Roman" w:eastAsia="SimSun" w:cs="Times New Roman"/>
           <w:b/>
           <w:bCs/>
           <w:sz w:val="24"/>
@@ -2633,7 +2760,7 @@
       </w:r>
       <w:r>
         <w:rPr>
-          <w:rFonts w:hint="eastAsia" w:ascii="SimSun" w:hAnsi="SimSun" w:eastAsia="SimSun" w:cs="SimSun"/>
+          <w:rFonts w:hint="default" w:ascii="Times New Roman" w:hAnsi="Times New Roman" w:eastAsia="SimSun" w:cs="Times New Roman"/>
           <w:sz w:val="24"/>
           <w:szCs w:val="24"/>
         </w:rPr>
@@ -2641,7 +2768,7 @@
       </w:r>
       <w:r>
         <w:rPr>
-          <w:rFonts w:hint="eastAsia" w:ascii="SimSun" w:hAnsi="SimSun" w:eastAsia="SimSun" w:cs="SimSun"/>
+          <w:rFonts w:hint="default" w:ascii="Times New Roman" w:hAnsi="Times New Roman" w:eastAsia="SimSun" w:cs="Times New Roman"/>
           <w:i/>
           <w:iCs/>
           <w:sz w:val="24"/>
@@ -2651,7 +2778,7 @@
       </w:r>
       <w:r>
         <w:rPr>
-          <w:rFonts w:hint="eastAsia" w:ascii="SimSun" w:hAnsi="SimSun" w:eastAsia="SimSun" w:cs="SimSun"/>
+          <w:rFonts w:hint="default" w:ascii="Times New Roman" w:hAnsi="Times New Roman" w:eastAsia="SimSun" w:cs="Times New Roman"/>
           <w:sz w:val="24"/>
           <w:szCs w:val="24"/>
         </w:rPr>
@@ -2659,7 +2786,7 @@
       </w:r>
       <w:r>
         <w:rPr>
-          <w:rFonts w:hint="eastAsia" w:ascii="SimSun" w:hAnsi="SimSun" w:eastAsia="SimSun" w:cs="SimSun"/>
+          <w:rFonts w:hint="default" w:ascii="Times New Roman" w:hAnsi="Times New Roman" w:eastAsia="SimSun" w:cs="Times New Roman"/>
           <w:i/>
           <w:iCs/>
           <w:sz w:val="24"/>
@@ -2669,7 +2796,7 @@
       </w:r>
       <w:r>
         <w:rPr>
-          <w:rFonts w:hint="eastAsia" w:ascii="SimSun" w:hAnsi="SimSun" w:eastAsia="SimSun" w:cs="SimSun"/>
+          <w:rFonts w:hint="default" w:ascii="Times New Roman" w:hAnsi="Times New Roman" w:eastAsia="SimSun" w:cs="Times New Roman"/>
           <w:sz w:val="24"/>
           <w:szCs w:val="24"/>
         </w:rPr>
@@ -2678,7 +2805,7 @@
       <w:r>
         <w:rPr>
           <w:rStyle w:val="19"/>
-          <w:rFonts w:hint="eastAsia" w:ascii="SimSun" w:hAnsi="SimSun" w:eastAsia="SimSun" w:cs="SimSun"/>
+          <w:rFonts w:hint="default" w:ascii="Times New Roman" w:hAnsi="Times New Roman" w:eastAsia="SimSun" w:cs="Times New Roman"/>
           <w:sz w:val="24"/>
           <w:szCs w:val="24"/>
         </w:rPr>
@@ -2686,7 +2813,7 @@
       </w:r>
       <w:r>
         <w:rPr>
-          <w:rFonts w:hint="eastAsia" w:ascii="SimSun" w:hAnsi="SimSun" w:eastAsia="SimSun" w:cs="SimSun"/>
+          <w:rFonts w:hint="default" w:ascii="Times New Roman" w:hAnsi="Times New Roman" w:eastAsia="SimSun" w:cs="Times New Roman"/>
           <w:sz w:val="24"/>
           <w:szCs w:val="24"/>
         </w:rPr>
@@ -2695,7 +2822,7 @@
       <w:r>
         <w:rPr>
           <w:rStyle w:val="19"/>
-          <w:rFonts w:hint="eastAsia" w:ascii="SimSun" w:hAnsi="SimSun" w:eastAsia="SimSun" w:cs="SimSun"/>
+          <w:rFonts w:hint="default" w:ascii="Times New Roman" w:hAnsi="Times New Roman" w:eastAsia="SimSun" w:cs="Times New Roman"/>
           <w:sz w:val="24"/>
           <w:szCs w:val="24"/>
         </w:rPr>
@@ -2703,7 +2830,7 @@
       </w:r>
       <w:r>
         <w:rPr>
-          <w:rFonts w:hint="eastAsia" w:ascii="SimSun" w:hAnsi="SimSun" w:eastAsia="SimSun" w:cs="SimSun"/>
+          <w:rFonts w:hint="default" w:ascii="Times New Roman" w:hAnsi="Times New Roman" w:eastAsia="SimSun" w:cs="Times New Roman"/>
           <w:sz w:val="24"/>
           <w:szCs w:val="24"/>
         </w:rPr>
@@ -2718,10 +2845,13 @@
         <w:widowControl/>
         <w:suppressLineNumbers w:val="0"/>
         <w:ind w:right="720" w:firstLine="708" w:firstLineChars="0"/>
-      </w:pPr>
-      <w:r>
-        <w:rPr>
-          <w:rFonts w:hint="eastAsia" w:ascii="SimSun" w:hAnsi="SimSun" w:eastAsia="SimSun" w:cs="SimSun"/>
+        <w:rPr>
+          <w:rFonts w:hint="default" w:ascii="Times New Roman" w:hAnsi="Times New Roman" w:cs="Times New Roman"/>
+        </w:rPr>
+      </w:pPr>
+      <w:r>
+        <w:rPr>
+          <w:rFonts w:hint="default" w:ascii="Times New Roman" w:hAnsi="Times New Roman" w:eastAsia="SimSun" w:cs="Times New Roman"/>
           <w:b/>
           <w:bCs/>
           <w:sz w:val="24"/>
@@ -2731,7 +2861,7 @@
       </w:r>
       <w:r>
         <w:rPr>
-          <w:rFonts w:hint="eastAsia" w:ascii="SimSun" w:hAnsi="SimSun" w:eastAsia="SimSun" w:cs="SimSun"/>
+          <w:rFonts w:hint="default" w:ascii="Times New Roman" w:hAnsi="Times New Roman" w:eastAsia="SimSun" w:cs="Times New Roman"/>
           <w:sz w:val="24"/>
           <w:szCs w:val="24"/>
         </w:rPr>
@@ -2739,7 +2869,7 @@
       </w:r>
       <w:r>
         <w:rPr>
-          <w:rFonts w:hint="eastAsia" w:ascii="SimSun" w:hAnsi="SimSun" w:eastAsia="SimSun" w:cs="SimSun"/>
+          <w:rFonts w:hint="default" w:ascii="Times New Roman" w:hAnsi="Times New Roman" w:eastAsia="SimSun" w:cs="Times New Roman"/>
           <w:i/>
           <w:iCs/>
           <w:sz w:val="24"/>
@@ -2749,7 +2879,7 @@
       </w:r>
       <w:r>
         <w:rPr>
-          <w:rFonts w:hint="eastAsia" w:ascii="SimSun" w:hAnsi="SimSun" w:eastAsia="SimSun" w:cs="SimSun"/>
+          <w:rFonts w:hint="default" w:ascii="Times New Roman" w:hAnsi="Times New Roman" w:eastAsia="SimSun" w:cs="Times New Roman"/>
           <w:sz w:val="24"/>
           <w:szCs w:val="24"/>
         </w:rPr>
@@ -2758,7 +2888,7 @@
       <w:r>
         <w:rPr>
           <w:rStyle w:val="19"/>
-          <w:rFonts w:hint="eastAsia" w:ascii="SimSun" w:hAnsi="SimSun" w:eastAsia="SimSun" w:cs="SimSun"/>
+          <w:rFonts w:hint="default" w:ascii="Times New Roman" w:hAnsi="Times New Roman" w:eastAsia="SimSun" w:cs="Times New Roman"/>
           <w:sz w:val="24"/>
           <w:szCs w:val="24"/>
         </w:rPr>
@@ -2766,7 +2896,7 @@
       </w:r>
       <w:r>
         <w:rPr>
-          <w:rFonts w:hint="eastAsia" w:ascii="SimSun" w:hAnsi="SimSun" w:eastAsia="SimSun" w:cs="SimSun"/>
+          <w:rFonts w:hint="default" w:ascii="Times New Roman" w:hAnsi="Times New Roman" w:eastAsia="SimSun" w:cs="Times New Roman"/>
           <w:sz w:val="24"/>
           <w:szCs w:val="24"/>
         </w:rPr>
@@ -2774,7 +2904,7 @@
       </w:r>
       <w:r>
         <w:rPr>
-          <w:rFonts w:hint="default" w:ascii="SimSun" w:hAnsi="SimSun" w:cs="SimSun"/>
+          <w:rFonts w:hint="default" w:ascii="Times New Roman" w:hAnsi="Times New Roman" w:cs="Times New Roman"/>
           <w:sz w:val="24"/>
           <w:szCs w:val="24"/>
           <w:lang w:val="en-US"/>
@@ -2783,7 +2913,7 @@
       </w:r>
       <w:r>
         <w:rPr>
-          <w:rFonts w:hint="eastAsia" w:ascii="SimSun" w:hAnsi="SimSun" w:eastAsia="SimSun" w:cs="SimSun"/>
+          <w:rFonts w:hint="default" w:ascii="Times New Roman" w:hAnsi="Times New Roman" w:eastAsia="SimSun" w:cs="Times New Roman"/>
           <w:i/>
           <w:iCs/>
           <w:sz w:val="24"/>
@@ -2793,7 +2923,7 @@
       </w:r>
       <w:r>
         <w:rPr>
-          <w:rFonts w:hint="eastAsia" w:ascii="SimSun" w:hAnsi="SimSun" w:eastAsia="SimSun" w:cs="SimSun"/>
+          <w:rFonts w:hint="default" w:ascii="Times New Roman" w:hAnsi="Times New Roman" w:eastAsia="SimSun" w:cs="Times New Roman"/>
           <w:sz w:val="24"/>
           <w:szCs w:val="24"/>
         </w:rPr>
@@ -2801,7 +2931,7 @@
       </w:r>
       <w:r>
         <w:rPr>
-          <w:rFonts w:hint="default" w:ascii="SimSun" w:hAnsi="SimSun" w:cs="SimSun"/>
+          <w:rFonts w:hint="default" w:ascii="Times New Roman" w:hAnsi="Times New Roman" w:cs="Times New Roman"/>
           <w:sz w:val="24"/>
           <w:szCs w:val="24"/>
           <w:lang w:val="en-US"/>
@@ -2810,7 +2940,7 @@
       </w:r>
       <w:r>
         <w:rPr>
-          <w:rFonts w:hint="eastAsia" w:ascii="SimSun" w:hAnsi="SimSun" w:eastAsia="SimSun" w:cs="SimSun"/>
+          <w:rFonts w:hint="default" w:ascii="Times New Roman" w:hAnsi="Times New Roman" w:eastAsia="SimSun" w:cs="Times New Roman"/>
           <w:sz w:val="24"/>
           <w:szCs w:val="24"/>
         </w:rPr>
@@ -2819,7 +2949,7 @@
       <w:r>
         <w:rPr>
           <w:rStyle w:val="19"/>
-          <w:rFonts w:hint="eastAsia" w:ascii="SimSun" w:hAnsi="SimSun" w:eastAsia="SimSun" w:cs="SimSun"/>
+          <w:rFonts w:hint="default" w:ascii="Times New Roman" w:hAnsi="Times New Roman" w:eastAsia="SimSun" w:cs="Times New Roman"/>
           <w:sz w:val="24"/>
           <w:szCs w:val="24"/>
         </w:rPr>
@@ -2827,7 +2957,7 @@
       </w:r>
       <w:r>
         <w:rPr>
-          <w:rFonts w:hint="eastAsia" w:ascii="SimSun" w:hAnsi="SimSun" w:eastAsia="SimSun" w:cs="SimSun"/>
+          <w:rFonts w:hint="default" w:ascii="Times New Roman" w:hAnsi="Times New Roman" w:eastAsia="SimSun" w:cs="Times New Roman"/>
           <w:sz w:val="24"/>
           <w:szCs w:val="24"/>
         </w:rPr>
@@ -2835,7 +2965,7 @@
       </w:r>
       <w:r>
         <w:rPr>
-          <w:rFonts w:hint="default" w:ascii="SimSun" w:hAnsi="SimSun" w:cs="SimSun"/>
+          <w:rFonts w:hint="default" w:ascii="Times New Roman" w:hAnsi="Times New Roman" w:cs="Times New Roman"/>
           <w:sz w:val="24"/>
           <w:szCs w:val="24"/>
           <w:lang w:val="en-US"/>
@@ -2844,7 +2974,7 @@
       </w:r>
       <w:r>
         <w:rPr>
-          <w:rFonts w:hint="eastAsia" w:ascii="SimSun" w:hAnsi="SimSun" w:eastAsia="SimSun" w:cs="SimSun"/>
+          <w:rFonts w:hint="default" w:ascii="Times New Roman" w:hAnsi="Times New Roman" w:eastAsia="SimSun" w:cs="Times New Roman"/>
           <w:sz w:val="24"/>
           <w:szCs w:val="24"/>
         </w:rPr>
@@ -2853,7 +2983,7 @@
       <w:r>
         <w:rPr>
           <w:rStyle w:val="19"/>
-          <w:rFonts w:hint="eastAsia" w:ascii="SimSun" w:hAnsi="SimSun" w:eastAsia="SimSun" w:cs="SimSun"/>
+          <w:rFonts w:hint="default" w:ascii="Times New Roman" w:hAnsi="Times New Roman" w:eastAsia="SimSun" w:cs="Times New Roman"/>
           <w:sz w:val="24"/>
           <w:szCs w:val="24"/>
         </w:rPr>
@@ -2861,7 +2991,7 @@
       </w:r>
       <w:r>
         <w:rPr>
-          <w:rFonts w:hint="eastAsia" w:ascii="SimSun" w:hAnsi="SimSun" w:eastAsia="SimSun" w:cs="SimSun"/>
+          <w:rFonts w:hint="default" w:ascii="Times New Roman" w:hAnsi="Times New Roman" w:eastAsia="SimSun" w:cs="Times New Roman"/>
           <w:sz w:val="24"/>
           <w:szCs w:val="24"/>
         </w:rPr>
@@ -2870,7 +3000,7 @@
       <w:r>
         <w:rPr>
           <w:rStyle w:val="19"/>
-          <w:rFonts w:hint="eastAsia" w:ascii="SimSun" w:hAnsi="SimSun" w:eastAsia="SimSun" w:cs="SimSun"/>
+          <w:rFonts w:hint="default" w:ascii="Times New Roman" w:hAnsi="Times New Roman" w:eastAsia="SimSun" w:cs="Times New Roman"/>
           <w:sz w:val="24"/>
           <w:szCs w:val="24"/>
         </w:rPr>
@@ -2878,7 +3008,7 @@
       </w:r>
       <w:r>
         <w:rPr>
-          <w:rFonts w:hint="eastAsia" w:ascii="SimSun" w:hAnsi="SimSun" w:eastAsia="SimSun" w:cs="SimSun"/>
+          <w:rFonts w:hint="default" w:ascii="Times New Roman" w:hAnsi="Times New Roman" w:eastAsia="SimSun" w:cs="Times New Roman"/>
           <w:sz w:val="24"/>
           <w:szCs w:val="24"/>
         </w:rPr>
@@ -2886,7 +3016,7 @@
       </w:r>
       <w:r>
         <w:rPr>
-          <w:rFonts w:hint="default" w:ascii="SimSun" w:hAnsi="SimSun" w:cs="SimSun"/>
+          <w:rFonts w:hint="default" w:ascii="Times New Roman" w:hAnsi="Times New Roman" w:cs="Times New Roman"/>
           <w:sz w:val="24"/>
           <w:szCs w:val="24"/>
           <w:lang w:val="en-US"/>
@@ -2895,7 +3025,7 @@
       </w:r>
       <w:r>
         <w:rPr>
-          <w:rFonts w:hint="eastAsia" w:ascii="SimSun" w:hAnsi="SimSun" w:eastAsia="SimSun" w:cs="SimSun"/>
+          <w:rFonts w:hint="default" w:ascii="Times New Roman" w:hAnsi="Times New Roman" w:eastAsia="SimSun" w:cs="Times New Roman"/>
           <w:sz w:val="24"/>
           <w:szCs w:val="24"/>
         </w:rPr>
@@ -2903,7 +3033,7 @@
       </w:r>
       <w:r>
         <w:rPr>
-          <w:rFonts w:hint="eastAsia" w:ascii="SimSun" w:hAnsi="SimSun" w:eastAsia="SimSun" w:cs="SimSun"/>
+          <w:rFonts w:hint="default" w:ascii="Times New Roman" w:hAnsi="Times New Roman" w:eastAsia="SimSun" w:cs="Times New Roman"/>
           <w:i/>
           <w:iCs/>
           <w:sz w:val="24"/>
@@ -2913,7 +3043,7 @@
       </w:r>
       <w:r>
         <w:rPr>
-          <w:rFonts w:hint="eastAsia" w:ascii="SimSun" w:hAnsi="SimSun" w:eastAsia="SimSun" w:cs="SimSun"/>
+          <w:rFonts w:hint="default" w:ascii="Times New Roman" w:hAnsi="Times New Roman" w:eastAsia="SimSun" w:cs="Times New Roman"/>
           <w:sz w:val="24"/>
           <w:szCs w:val="24"/>
         </w:rPr>
@@ -2927,12 +3057,19 @@
         <w:keepLines w:val="0"/>
         <w:widowControl/>
         <w:numPr>
+          <w:ilvl w:val="2"/>
           <w:numId w:val="0"/>
         </w:numPr>
         <w:suppressLineNumbers w:val="0"/>
         <w:ind w:leftChars="0"/>
-      </w:pPr>
-      <w:r>
+        <w:rPr>
+          <w:rFonts w:hint="default" w:ascii="Times New Roman" w:hAnsi="Times New Roman" w:cs="Times New Roman"/>
+        </w:rPr>
+      </w:pPr>
+      <w:r>
+        <w:rPr>
+          <w:rFonts w:hint="default" w:ascii="Times New Roman" w:hAnsi="Times New Roman" w:cs="Times New Roman"/>
+        </w:rPr>
         <w:t>Interface</w:t>
       </w:r>
     </w:p>
@@ -2944,10 +3081,13 @@
         <w:widowControl/>
         <w:suppressLineNumbers w:val="0"/>
         <w:ind w:left="720" w:right="720"/>
-      </w:pPr>
-      <w:r>
-        <w:rPr>
-          <w:rFonts w:hint="eastAsia" w:ascii="SimSun" w:hAnsi="SimSun" w:eastAsia="SimSun" w:cs="SimSun"/>
+        <w:rPr>
+          <w:rFonts w:hint="default" w:ascii="Times New Roman" w:hAnsi="Times New Roman" w:cs="Times New Roman"/>
+        </w:rPr>
+      </w:pPr>
+      <w:r>
+        <w:rPr>
+          <w:rFonts w:hint="default" w:ascii="Times New Roman" w:hAnsi="Times New Roman" w:eastAsia="SimSun" w:cs="Times New Roman"/>
           <w:b/>
           <w:bCs/>
           <w:sz w:val="24"/>
@@ -2957,7 +3097,7 @@
       </w:r>
       <w:r>
         <w:rPr>
-          <w:rFonts w:hint="eastAsia" w:ascii="SimSun" w:hAnsi="SimSun" w:eastAsia="SimSun" w:cs="SimSun"/>
+          <w:rFonts w:hint="default" w:ascii="Times New Roman" w:hAnsi="Times New Roman" w:eastAsia="SimSun" w:cs="Times New Roman"/>
           <w:sz w:val="24"/>
           <w:szCs w:val="24"/>
         </w:rPr>
@@ -2965,7 +3105,7 @@
       </w:r>
       <w:r>
         <w:rPr>
-          <w:rFonts w:hint="eastAsia" w:ascii="SimSun" w:hAnsi="SimSun" w:eastAsia="SimSun" w:cs="SimSun"/>
+          <w:rFonts w:hint="default" w:ascii="Times New Roman" w:hAnsi="Times New Roman" w:eastAsia="SimSun" w:cs="Times New Roman"/>
           <w:i/>
           <w:iCs/>
           <w:sz w:val="24"/>
@@ -2975,7 +3115,7 @@
       </w:r>
       <w:r>
         <w:rPr>
-          <w:rFonts w:hint="eastAsia" w:ascii="SimSun" w:hAnsi="SimSun" w:eastAsia="SimSun" w:cs="SimSun"/>
+          <w:rFonts w:hint="default" w:ascii="Times New Roman" w:hAnsi="Times New Roman" w:eastAsia="SimSun" w:cs="Times New Roman"/>
           <w:sz w:val="24"/>
           <w:szCs w:val="24"/>
         </w:rPr>
@@ -2983,7 +3123,7 @@
       </w:r>
       <w:r>
         <w:rPr>
-          <w:rFonts w:hint="eastAsia" w:ascii="SimSun" w:hAnsi="SimSun" w:eastAsia="SimSun" w:cs="SimSun"/>
+          <w:rFonts w:hint="default" w:ascii="Times New Roman" w:hAnsi="Times New Roman" w:eastAsia="SimSun" w:cs="Times New Roman"/>
           <w:i/>
           <w:iCs/>
           <w:sz w:val="24"/>
@@ -2993,7 +3133,7 @@
       </w:r>
       <w:r>
         <w:rPr>
-          <w:rFonts w:hint="eastAsia" w:ascii="SimSun" w:hAnsi="SimSun" w:eastAsia="SimSun" w:cs="SimSun"/>
+          <w:rFonts w:hint="default" w:ascii="Times New Roman" w:hAnsi="Times New Roman" w:eastAsia="SimSun" w:cs="Times New Roman"/>
           <w:sz w:val="24"/>
           <w:szCs w:val="24"/>
         </w:rPr>
@@ -3008,10 +3148,13 @@
         <w:widowControl/>
         <w:suppressLineNumbers w:val="0"/>
         <w:ind w:right="720" w:firstLine="708" w:firstLineChars="0"/>
-      </w:pPr>
-      <w:r>
-        <w:rPr>
-          <w:rFonts w:hint="eastAsia" w:ascii="SimSun" w:hAnsi="SimSun" w:eastAsia="SimSun" w:cs="SimSun"/>
+        <w:rPr>
+          <w:rFonts w:hint="default" w:ascii="Times New Roman" w:hAnsi="Times New Roman" w:cs="Times New Roman"/>
+        </w:rPr>
+      </w:pPr>
+      <w:r>
+        <w:rPr>
+          <w:rFonts w:hint="default" w:ascii="Times New Roman" w:hAnsi="Times New Roman" w:eastAsia="SimSun" w:cs="Times New Roman"/>
           <w:b/>
           <w:bCs/>
           <w:sz w:val="24"/>
@@ -3021,7 +3164,7 @@
       </w:r>
       <w:r>
         <w:rPr>
-          <w:rFonts w:hint="eastAsia" w:ascii="SimSun" w:hAnsi="SimSun" w:eastAsia="SimSun" w:cs="SimSun"/>
+          <w:rFonts w:hint="default" w:ascii="Times New Roman" w:hAnsi="Times New Roman" w:eastAsia="SimSun" w:cs="Times New Roman"/>
           <w:sz w:val="24"/>
           <w:szCs w:val="24"/>
         </w:rPr>
@@ -3030,7 +3173,7 @@
       <w:r>
         <w:rPr>
           <w:rStyle w:val="19"/>
-          <w:rFonts w:hint="eastAsia" w:ascii="SimSun" w:hAnsi="SimSun" w:eastAsia="SimSun" w:cs="SimSun"/>
+          <w:rFonts w:hint="default" w:ascii="Times New Roman" w:hAnsi="Times New Roman" w:eastAsia="SimSun" w:cs="Times New Roman"/>
           <w:sz w:val="24"/>
           <w:szCs w:val="24"/>
         </w:rPr>
@@ -3038,7 +3181,7 @@
       </w:r>
       <w:r>
         <w:rPr>
-          <w:rFonts w:hint="eastAsia" w:ascii="SimSun" w:hAnsi="SimSun" w:eastAsia="SimSun" w:cs="SimSun"/>
+          <w:rFonts w:hint="default" w:ascii="Times New Roman" w:hAnsi="Times New Roman" w:eastAsia="SimSun" w:cs="Times New Roman"/>
           <w:sz w:val="24"/>
           <w:szCs w:val="24"/>
         </w:rPr>
@@ -3046,7 +3189,7 @@
       </w:r>
       <w:r>
         <w:rPr>
-          <w:rFonts w:hint="default" w:ascii="SimSun" w:hAnsi="SimSun" w:cs="SimSun"/>
+          <w:rFonts w:hint="default" w:ascii="Times New Roman" w:hAnsi="Times New Roman" w:cs="Times New Roman"/>
           <w:sz w:val="24"/>
           <w:szCs w:val="24"/>
           <w:lang w:val="en-US"/>
@@ -3055,7 +3198,7 @@
       </w:r>
       <w:r>
         <w:rPr>
-          <w:rFonts w:hint="eastAsia" w:ascii="SimSun" w:hAnsi="SimSun" w:eastAsia="SimSun" w:cs="SimSun"/>
+          <w:rFonts w:hint="default" w:ascii="Times New Roman" w:hAnsi="Times New Roman" w:eastAsia="SimSun" w:cs="Times New Roman"/>
           <w:sz w:val="24"/>
           <w:szCs w:val="24"/>
         </w:rPr>
@@ -3063,7 +3206,7 @@
       </w:r>
       <w:r>
         <w:rPr>
-          <w:rFonts w:hint="eastAsia" w:ascii="SimSun" w:hAnsi="SimSun" w:eastAsia="SimSun" w:cs="SimSun"/>
+          <w:rFonts w:hint="default" w:ascii="Times New Roman" w:hAnsi="Times New Roman" w:eastAsia="SimSun" w:cs="Times New Roman"/>
           <w:i/>
           <w:iCs/>
           <w:sz w:val="24"/>
@@ -3073,7 +3216,7 @@
       </w:r>
       <w:r>
         <w:rPr>
-          <w:rFonts w:hint="eastAsia" w:ascii="SimSun" w:hAnsi="SimSun" w:eastAsia="SimSun" w:cs="SimSun"/>
+          <w:rFonts w:hint="default" w:ascii="Times New Roman" w:hAnsi="Times New Roman" w:eastAsia="SimSun" w:cs="Times New Roman"/>
           <w:sz w:val="24"/>
           <w:szCs w:val="24"/>
         </w:rPr>
@@ -3081,7 +3224,7 @@
       </w:r>
       <w:r>
         <w:rPr>
-          <w:rFonts w:hint="default" w:ascii="SimSun" w:hAnsi="SimSun" w:cs="SimSun"/>
+          <w:rFonts w:hint="default" w:ascii="Times New Roman" w:hAnsi="Times New Roman" w:cs="Times New Roman"/>
           <w:sz w:val="24"/>
           <w:szCs w:val="24"/>
           <w:lang w:val="en-US"/>
@@ -3090,7 +3233,7 @@
       </w:r>
       <w:r>
         <w:rPr>
-          <w:rFonts w:hint="eastAsia" w:ascii="SimSun" w:hAnsi="SimSun" w:eastAsia="SimSun" w:cs="SimSun"/>
+          <w:rFonts w:hint="default" w:ascii="Times New Roman" w:hAnsi="Times New Roman" w:eastAsia="SimSun" w:cs="Times New Roman"/>
           <w:sz w:val="24"/>
           <w:szCs w:val="24"/>
         </w:rPr>
@@ -3098,7 +3241,7 @@
       </w:r>
       <w:r>
         <w:rPr>
-          <w:rFonts w:hint="default" w:ascii="SimSun" w:hAnsi="SimSun" w:cs="SimSun"/>
+          <w:rFonts w:hint="default" w:ascii="Times New Roman" w:hAnsi="Times New Roman" w:cs="Times New Roman"/>
           <w:sz w:val="24"/>
           <w:szCs w:val="24"/>
           <w:lang w:val="en-US"/>
@@ -3107,7 +3250,7 @@
       </w:r>
       <w:r>
         <w:rPr>
-          <w:rFonts w:hint="eastAsia" w:ascii="SimSun" w:hAnsi="SimSun" w:eastAsia="SimSun" w:cs="SimSun"/>
+          <w:rFonts w:hint="default" w:ascii="Times New Roman" w:hAnsi="Times New Roman" w:eastAsia="SimSun" w:cs="Times New Roman"/>
           <w:sz w:val="24"/>
           <w:szCs w:val="24"/>
         </w:rPr>
@@ -3115,7 +3258,7 @@
       </w:r>
       <w:r>
         <w:rPr>
-          <w:rFonts w:hint="default" w:ascii="SimSun" w:hAnsi="SimSun" w:cs="SimSun"/>
+          <w:rFonts w:hint="default" w:ascii="Times New Roman" w:hAnsi="Times New Roman" w:cs="Times New Roman"/>
           <w:sz w:val="24"/>
           <w:szCs w:val="24"/>
           <w:lang w:val="en-US"/>
@@ -3124,7 +3267,7 @@
       </w:r>
       <w:r>
         <w:rPr>
-          <w:rFonts w:hint="eastAsia" w:ascii="SimSun" w:hAnsi="SimSun" w:eastAsia="SimSun" w:cs="SimSun"/>
+          <w:rFonts w:hint="default" w:ascii="Times New Roman" w:hAnsi="Times New Roman" w:eastAsia="SimSun" w:cs="Times New Roman"/>
           <w:sz w:val="24"/>
           <w:szCs w:val="24"/>
         </w:rPr>
@@ -3144,8 +3287,6 @@
           <w:u w:val="none"/>
         </w:rPr>
       </w:pPr>
-      <w:bookmarkStart w:id="0" w:name="_GoBack"/>
-      <w:bookmarkEnd w:id="0"/>
       <w:r>
         <w:rPr>
           <w:rFonts w:hint="default" w:ascii="Times New Roman" w:hAnsi="Times New Roman" w:eastAsia="SimSun" w:cs="Times New Roman"/>
@@ -3552,6 +3693,8 @@
               <w:keepLines w:val="0"/>
               <w:widowControl/>
               <w:suppressLineNumbers w:val="0"/>
+              <w:spacing w:before="0" w:beforeAutospacing="0" w:after="0" w:afterAutospacing="0"/>
+              <w:ind w:left="0" w:right="0"/>
               <w:jc w:val="left"/>
               <w:rPr>
                 <w:rFonts w:hint="default" w:ascii="Times New Roman" w:hAnsi="Times New Roman" w:eastAsia="Times New Roman" w:cs="Times New Roman"/>
@@ -3593,6 +3736,8 @@
               <w:keepLines w:val="0"/>
               <w:widowControl/>
               <w:suppressLineNumbers w:val="0"/>
+              <w:spacing w:before="0" w:beforeAutospacing="0" w:after="0" w:afterAutospacing="0"/>
+              <w:ind w:left="0" w:right="0"/>
               <w:jc w:val="left"/>
               <w:rPr>
                 <w:rFonts w:hint="default" w:ascii="Times New Roman" w:hAnsi="Times New Roman" w:eastAsia="SimSun" w:cs="Times New Roman"/>
@@ -3634,6 +3779,8 @@
               <w:keepLines w:val="0"/>
               <w:widowControl/>
               <w:suppressLineNumbers w:val="0"/>
+              <w:spacing w:before="0" w:beforeAutospacing="0" w:after="0" w:afterAutospacing="0"/>
+              <w:ind w:left="0" w:right="0"/>
               <w:jc w:val="left"/>
               <w:rPr>
                 <w:rFonts w:hint="default" w:ascii="Times New Roman" w:hAnsi="Times New Roman" w:eastAsia="SimSun" w:cs="Times New Roman"/>
@@ -3675,6 +3822,8 @@
               <w:keepLines w:val="0"/>
               <w:widowControl/>
               <w:suppressLineNumbers w:val="0"/>
+              <w:spacing w:before="0" w:beforeAutospacing="0" w:after="0" w:afterAutospacing="0"/>
+              <w:ind w:left="0" w:right="0"/>
               <w:jc w:val="left"/>
               <w:rPr>
                 <w:rFonts w:hint="default" w:ascii="Times New Roman" w:hAnsi="Times New Roman" w:eastAsia="SimSun" w:cs="Times New Roman"/>
@@ -3758,6 +3907,8 @@
               <w:keepLines w:val="0"/>
               <w:widowControl/>
               <w:suppressLineNumbers w:val="0"/>
+              <w:spacing w:before="0" w:beforeAutospacing="0" w:after="0" w:afterAutospacing="0"/>
+              <w:ind w:left="0" w:right="0"/>
               <w:jc w:val="center"/>
               <w:rPr>
                 <w:rFonts w:hint="default" w:ascii="Times New Roman" w:hAnsi="Times New Roman" w:cs="Times New Roman"/>
@@ -3858,10 +4009,13 @@
               <w:keepLines w:val="0"/>
               <w:widowControl/>
               <w:suppressLineNumbers w:val="0"/>
+              <w:spacing w:before="0" w:beforeAutospacing="0" w:after="0" w:afterAutospacing="0"/>
+              <w:ind w:left="0" w:right="0"/>
               <w:jc w:val="left"/>
               <w:rPr>
                 <w:rFonts w:hint="default" w:ascii="Times New Roman" w:hAnsi="Times New Roman" w:eastAsia="Times New Roman" w:cs="Times New Roman"/>
                 <w:color w:val="auto"/>
+                <w:kern w:val="2"/>
                 <w:sz w:val="20"/>
                 <w:szCs w:val="20"/>
                 <w:lang w:val="en-US" w:eastAsia="zh-CN" w:bidi="ar-SA"/>
@@ -3898,10 +4052,13 @@
               <w:keepLines w:val="0"/>
               <w:widowControl/>
               <w:suppressLineNumbers w:val="0"/>
+              <w:spacing w:before="0" w:beforeAutospacing="0" w:after="0" w:afterAutospacing="0"/>
+              <w:ind w:left="0" w:right="0"/>
               <w:jc w:val="left"/>
               <w:rPr>
                 <w:rFonts w:hint="default" w:ascii="Times New Roman" w:hAnsi="Times New Roman" w:eastAsia="Times New Roman" w:cs="Times New Roman"/>
                 <w:color w:val="auto"/>
+                <w:kern w:val="2"/>
                 <w:sz w:val="20"/>
                 <w:szCs w:val="20"/>
                 <w:lang w:val="en-US" w:eastAsia="zh-CN" w:bidi="ar-SA"/>
@@ -3938,10 +4095,13 @@
               <w:keepLines w:val="0"/>
               <w:widowControl/>
               <w:suppressLineNumbers w:val="0"/>
+              <w:spacing w:before="0" w:beforeAutospacing="0" w:after="0" w:afterAutospacing="0"/>
+              <w:ind w:left="0" w:right="0"/>
               <w:jc w:val="left"/>
               <w:rPr>
                 <w:rFonts w:hint="default" w:ascii="Times New Roman" w:hAnsi="Times New Roman" w:eastAsia="Times New Roman" w:cs="Times New Roman"/>
                 <w:color w:val="auto"/>
+                <w:kern w:val="2"/>
                 <w:sz w:val="20"/>
                 <w:szCs w:val="20"/>
                 <w:lang w:val="en-US" w:eastAsia="zh-CN" w:bidi="ar-SA"/>
@@ -3978,10 +4138,13 @@
               <w:keepLines w:val="0"/>
               <w:widowControl/>
               <w:suppressLineNumbers w:val="0"/>
+              <w:spacing w:before="0" w:beforeAutospacing="0" w:after="0" w:afterAutospacing="0"/>
+              <w:ind w:left="0" w:right="0"/>
               <w:jc w:val="left"/>
               <w:rPr>
                 <w:rFonts w:hint="default" w:ascii="Times New Roman" w:hAnsi="Times New Roman" w:eastAsia="Times New Roman" w:cs="Times New Roman"/>
                 <w:color w:val="auto"/>
+                <w:kern w:val="2"/>
                 <w:sz w:val="20"/>
                 <w:szCs w:val="20"/>
                 <w:lang w:val="en-US" w:eastAsia="zh-CN" w:bidi="ar-SA"/>
@@ -4161,10 +4324,13 @@
               <w:keepLines w:val="0"/>
               <w:widowControl/>
               <w:suppressLineNumbers w:val="0"/>
+              <w:spacing w:before="0" w:beforeAutospacing="0" w:after="0" w:afterAutospacing="0"/>
+              <w:ind w:left="0" w:right="0"/>
               <w:jc w:val="left"/>
               <w:rPr>
                 <w:rFonts w:hint="default" w:ascii="Times New Roman" w:hAnsi="Times New Roman" w:eastAsia="Times New Roman" w:cs="Times New Roman"/>
                 <w:color w:val="auto"/>
+                <w:kern w:val="2"/>
                 <w:sz w:val="20"/>
                 <w:szCs w:val="20"/>
                 <w:lang w:val="en-US" w:eastAsia="zh-CN" w:bidi="ar-SA"/>
@@ -4201,10 +4367,13 @@
               <w:keepLines w:val="0"/>
               <w:widowControl/>
               <w:suppressLineNumbers w:val="0"/>
+              <w:spacing w:before="0" w:beforeAutospacing="0" w:after="0" w:afterAutospacing="0"/>
+              <w:ind w:left="0" w:right="0"/>
               <w:jc w:val="left"/>
               <w:rPr>
                 <w:rFonts w:hint="default" w:ascii="Times New Roman" w:hAnsi="Times New Roman" w:eastAsia="Times New Roman" w:cs="Times New Roman"/>
                 <w:color w:val="auto"/>
+                <w:kern w:val="2"/>
                 <w:sz w:val="20"/>
                 <w:szCs w:val="20"/>
                 <w:lang w:val="en-US" w:eastAsia="zh-CN" w:bidi="ar-SA"/>
@@ -4241,10 +4410,13 @@
               <w:keepLines w:val="0"/>
               <w:widowControl/>
               <w:suppressLineNumbers w:val="0"/>
+              <w:spacing w:before="0" w:beforeAutospacing="0" w:after="0" w:afterAutospacing="0"/>
+              <w:ind w:left="0" w:right="0"/>
               <w:jc w:val="left"/>
               <w:rPr>
                 <w:rFonts w:hint="default" w:ascii="Times New Roman" w:hAnsi="Times New Roman" w:eastAsia="Times New Roman" w:cs="Times New Roman"/>
                 <w:color w:val="auto"/>
+                <w:kern w:val="2"/>
                 <w:sz w:val="20"/>
                 <w:szCs w:val="20"/>
                 <w:lang w:val="en-US" w:eastAsia="zh-CN" w:bidi="ar-SA"/>
@@ -4281,10 +4453,13 @@
               <w:keepLines w:val="0"/>
               <w:widowControl/>
               <w:suppressLineNumbers w:val="0"/>
+              <w:spacing w:before="0" w:beforeAutospacing="0" w:after="0" w:afterAutospacing="0"/>
+              <w:ind w:left="0" w:right="0"/>
               <w:jc w:val="left"/>
               <w:rPr>
                 <w:rFonts w:hint="default" w:ascii="Times New Roman" w:hAnsi="Times New Roman" w:eastAsia="Times New Roman" w:cs="Times New Roman"/>
                 <w:color w:val="auto"/>
+                <w:kern w:val="2"/>
                 <w:sz w:val="20"/>
                 <w:szCs w:val="20"/>
                 <w:lang w:val="en-US" w:eastAsia="zh-CN" w:bidi="ar-SA"/>
@@ -4463,10 +4638,13 @@
               <w:keepLines w:val="0"/>
               <w:widowControl/>
               <w:suppressLineNumbers w:val="0"/>
+              <w:spacing w:before="0" w:beforeAutospacing="0" w:after="0" w:afterAutospacing="0"/>
+              <w:ind w:left="0" w:right="0"/>
               <w:jc w:val="left"/>
               <w:rPr>
                 <w:rFonts w:hint="default" w:ascii="Times New Roman" w:hAnsi="Times New Roman" w:eastAsia="Times New Roman" w:cs="Times New Roman"/>
                 <w:color w:val="auto"/>
+                <w:kern w:val="2"/>
                 <w:sz w:val="20"/>
                 <w:szCs w:val="20"/>
                 <w:lang w:val="en-US" w:eastAsia="zh-CN" w:bidi="ar-SA"/>
@@ -4503,10 +4681,13 @@
               <w:keepLines w:val="0"/>
               <w:widowControl/>
               <w:suppressLineNumbers w:val="0"/>
+              <w:spacing w:before="0" w:beforeAutospacing="0" w:after="0" w:afterAutospacing="0"/>
+              <w:ind w:left="0" w:right="0"/>
               <w:jc w:val="left"/>
               <w:rPr>
                 <w:rFonts w:hint="default" w:ascii="Times New Roman" w:hAnsi="Times New Roman" w:eastAsia="Times New Roman" w:cs="Times New Roman"/>
                 <w:color w:val="auto"/>
+                <w:kern w:val="2"/>
                 <w:sz w:val="20"/>
                 <w:szCs w:val="20"/>
                 <w:lang w:val="en-US" w:eastAsia="zh-CN" w:bidi="ar-SA"/>
@@ -4543,10 +4724,13 @@
               <w:keepLines w:val="0"/>
               <w:widowControl/>
               <w:suppressLineNumbers w:val="0"/>
+              <w:spacing w:before="0" w:beforeAutospacing="0" w:after="0" w:afterAutospacing="0"/>
+              <w:ind w:left="0" w:right="0"/>
               <w:jc w:val="left"/>
               <w:rPr>
                 <w:rFonts w:hint="default" w:ascii="Times New Roman" w:hAnsi="Times New Roman" w:eastAsia="Times New Roman" w:cs="Times New Roman"/>
                 <w:color w:val="auto"/>
+                <w:kern w:val="2"/>
                 <w:sz w:val="20"/>
                 <w:szCs w:val="20"/>
                 <w:lang w:val="en-US" w:eastAsia="zh-CN" w:bidi="ar-SA"/>
@@ -4583,10 +4767,13 @@
               <w:keepLines w:val="0"/>
               <w:widowControl/>
               <w:suppressLineNumbers w:val="0"/>
+              <w:spacing w:before="0" w:beforeAutospacing="0" w:after="0" w:afterAutospacing="0"/>
+              <w:ind w:left="0" w:right="0"/>
               <w:jc w:val="left"/>
               <w:rPr>
                 <w:rFonts w:hint="default" w:ascii="Times New Roman" w:hAnsi="Times New Roman" w:eastAsia="Times New Roman" w:cs="Times New Roman"/>
                 <w:color w:val="auto"/>
+                <w:kern w:val="2"/>
                 <w:sz w:val="20"/>
                 <w:szCs w:val="20"/>
                 <w:lang w:val="en-US" w:eastAsia="zh-CN" w:bidi="ar-SA"/>
@@ -4765,10 +4952,13 @@
               <w:keepLines w:val="0"/>
               <w:widowControl/>
               <w:suppressLineNumbers w:val="0"/>
+              <w:spacing w:before="0" w:beforeAutospacing="0" w:after="0" w:afterAutospacing="0"/>
+              <w:ind w:left="0" w:right="0"/>
               <w:jc w:val="left"/>
               <w:rPr>
                 <w:rFonts w:hint="default" w:ascii="Times New Roman" w:hAnsi="Times New Roman" w:eastAsia="Times New Roman" w:cs="Times New Roman"/>
                 <w:color w:val="auto"/>
+                <w:kern w:val="2"/>
                 <w:sz w:val="20"/>
                 <w:szCs w:val="20"/>
                 <w:lang w:val="en-US" w:eastAsia="zh-CN" w:bidi="ar-SA"/>
@@ -4805,10 +4995,13 @@
               <w:keepLines w:val="0"/>
               <w:widowControl/>
               <w:suppressLineNumbers w:val="0"/>
+              <w:spacing w:before="0" w:beforeAutospacing="0" w:after="0" w:afterAutospacing="0"/>
+              <w:ind w:left="0" w:right="0"/>
               <w:jc w:val="left"/>
               <w:rPr>
                 <w:rFonts w:hint="default" w:ascii="Times New Roman" w:hAnsi="Times New Roman" w:eastAsia="Times New Roman" w:cs="Times New Roman"/>
                 <w:color w:val="auto"/>
+                <w:kern w:val="2"/>
                 <w:sz w:val="20"/>
                 <w:szCs w:val="20"/>
                 <w:lang w:val="en-US" w:eastAsia="zh-CN" w:bidi="ar-SA"/>
@@ -4845,10 +5038,13 @@
               <w:keepLines w:val="0"/>
               <w:widowControl/>
               <w:suppressLineNumbers w:val="0"/>
+              <w:spacing w:before="0" w:beforeAutospacing="0" w:after="0" w:afterAutospacing="0"/>
+              <w:ind w:left="0" w:right="0"/>
               <w:jc w:val="left"/>
               <w:rPr>
                 <w:rFonts w:hint="default" w:ascii="Times New Roman" w:hAnsi="Times New Roman" w:eastAsia="Times New Roman" w:cs="Times New Roman"/>
                 <w:color w:val="auto"/>
+                <w:kern w:val="2"/>
                 <w:sz w:val="20"/>
                 <w:szCs w:val="20"/>
                 <w:lang w:val="en-US" w:eastAsia="zh-CN" w:bidi="ar-SA"/>
@@ -4885,10 +5081,13 @@
               <w:keepLines w:val="0"/>
               <w:widowControl/>
               <w:suppressLineNumbers w:val="0"/>
+              <w:spacing w:before="0" w:beforeAutospacing="0" w:after="0" w:afterAutospacing="0"/>
+              <w:ind w:left="0" w:right="0"/>
               <w:jc w:val="left"/>
               <w:rPr>
                 <w:rFonts w:hint="default" w:ascii="Times New Roman" w:hAnsi="Times New Roman" w:eastAsia="Times New Roman" w:cs="Times New Roman"/>
                 <w:color w:val="auto"/>
+                <w:kern w:val="2"/>
                 <w:sz w:val="20"/>
                 <w:szCs w:val="20"/>
                 <w:lang w:val="en-US" w:eastAsia="zh-CN" w:bidi="ar-SA"/>
@@ -4939,10 +5138,949 @@
             <w:r>
               <w:rPr>
                 <w:rFonts w:hint="default" w:ascii="Times New Roman" w:hAnsi="Times New Roman" w:eastAsia="SimSun" w:cs="Times New Roman"/>
+                <w:kern w:val="2"/>
                 <w:sz w:val="24"/>
                 <w:szCs w:val="24"/>
               </w:rPr>
               <w:t>Sprite berhasil melakukan flip dan berbalik arah menghadap ke kiri/kanan sesuai input gerakan</w:t>
+            </w:r>
+          </w:p>
+        </w:tc>
+        <w:tc>
+          <w:tcPr>
+            <w:tcW w:w="1203" w:type="dxa"/>
+            <w:tcBorders>
+              <w:top w:val="single" w:color="auto" w:sz="4" w:space="0"/>
+              <w:left w:val="single" w:color="auto" w:sz="4" w:space="0"/>
+              <w:bottom w:val="single" w:color="auto" w:sz="4" w:space="0"/>
+              <w:right w:val="single" w:color="auto" w:sz="4" w:space="0"/>
+            </w:tcBorders>
+            <w:shd w:val="clear" w:color="auto" w:fill="auto"/>
+            <w:vAlign w:val="top"/>
+          </w:tcPr>
+          <w:p>
+            <w:pPr>
+              <w:keepNext w:val="0"/>
+              <w:keepLines w:val="0"/>
+              <w:widowControl/>
+              <w:suppressLineNumbers w:val="0"/>
+              <w:spacing w:before="0" w:beforeAutospacing="0" w:after="0" w:afterAutospacing="0" w:line="240" w:lineRule="auto"/>
+              <w:ind w:left="0" w:leftChars="0" w:right="0" w:rightChars="0"/>
+              <w:jc w:val="center"/>
+              <w:rPr>
+                <w:rFonts w:hint="default" w:ascii="Times New Roman" w:hAnsi="Times New Roman" w:cs="Times New Roman"/>
+                <w:kern w:val="2"/>
+                <w:sz w:val="20"/>
+                <w:szCs w:val="20"/>
+              </w:rPr>
+            </w:pPr>
+            <w:r>
+              <w:rPr>
+                <w:rFonts w:hint="default" w:ascii="Times New Roman" w:hAnsi="Times New Roman" w:eastAsia="SimSun" w:cs="Times New Roman"/>
+                <w:color w:val="auto"/>
+                <w:kern w:val="0"/>
+                <w:sz w:val="24"/>
+                <w:szCs w:val="24"/>
+                <w:lang w:val="en-US" w:eastAsia="zh-CN" w:bidi="ar"/>
+              </w:rPr>
+              <w:t>Pass</w:t>
+            </w:r>
+          </w:p>
+        </w:tc>
+        <w:tc>
+          <w:tcPr>
+            <w:tcW w:w="1078" w:type="dxa"/>
+            <w:tcBorders>
+              <w:top w:val="single" w:color="auto" w:sz="4" w:space="0"/>
+              <w:left w:val="single" w:color="auto" w:sz="4" w:space="0"/>
+              <w:bottom w:val="single" w:color="auto" w:sz="4" w:space="0"/>
+              <w:right w:val="single" w:color="auto" w:sz="4" w:space="0"/>
+            </w:tcBorders>
+            <w:shd w:val="clear" w:color="auto" w:fill="auto"/>
+            <w:vAlign w:val="top"/>
+          </w:tcPr>
+          <w:p>
+            <w:pPr>
+              <w:keepNext w:val="0"/>
+              <w:keepLines w:val="0"/>
+              <w:widowControl/>
+              <w:suppressLineNumbers w:val="0"/>
+              <w:spacing w:before="0" w:beforeAutospacing="0" w:after="0" w:afterAutospacing="0" w:line="240" w:lineRule="auto"/>
+              <w:ind w:left="0" w:leftChars="0" w:right="0" w:rightChars="0"/>
+              <w:jc w:val="both"/>
+              <w:rPr>
+                <w:rFonts w:hint="default" w:ascii="Times New Roman" w:hAnsi="Times New Roman" w:cs="Times New Roman"/>
+                <w:kern w:val="2"/>
+                <w:sz w:val="20"/>
+                <w:szCs w:val="20"/>
+              </w:rPr>
+            </w:pPr>
+            <w:r>
+              <w:rPr>
+                <w:rFonts w:hint="default" w:ascii="Times New Roman" w:hAnsi="Times New Roman" w:cs="Times New Roman"/>
+                <w:kern w:val="2"/>
+                <w:sz w:val="20"/>
+                <w:szCs w:val="20"/>
+                <w:lang w:val="en-US"/>
+              </w:rPr>
+              <w:t>6/2/2026</w:t>
+            </w:r>
+          </w:p>
+        </w:tc>
+      </w:tr>
+      <w:tr>
+        <w:tblPrEx>
+          <w:tblBorders>
+            <w:top w:val="single" w:color="auto" w:sz="4" w:space="0"/>
+            <w:left w:val="single" w:color="auto" w:sz="4" w:space="0"/>
+            <w:bottom w:val="single" w:color="auto" w:sz="4" w:space="0"/>
+            <w:right w:val="single" w:color="auto" w:sz="4" w:space="0"/>
+            <w:insideH w:val="single" w:color="auto" w:sz="4" w:space="0"/>
+            <w:insideV w:val="single" w:color="auto" w:sz="4" w:space="0"/>
+          </w:tblBorders>
+          <w:tblCellMar>
+            <w:top w:w="0" w:type="dxa"/>
+            <w:left w:w="108" w:type="dxa"/>
+            <w:bottom w:w="0" w:type="dxa"/>
+            <w:right w:w="108" w:type="dxa"/>
+          </w:tblCellMar>
+        </w:tblPrEx>
+        <w:tc>
+          <w:tcPr>
+            <w:tcW w:w="764" w:type="dxa"/>
+            <w:tcBorders>
+              <w:top w:val="single" w:color="auto" w:sz="4" w:space="0"/>
+              <w:left w:val="single" w:color="auto" w:sz="4" w:space="0"/>
+              <w:bottom w:val="single" w:color="auto" w:sz="4" w:space="0"/>
+              <w:right w:val="single" w:color="auto" w:sz="4" w:space="0"/>
+            </w:tcBorders>
+            <w:shd w:val="clear" w:color="auto" w:fill="auto"/>
+            <w:vAlign w:val="center"/>
+          </w:tcPr>
+          <w:p>
+            <w:pPr>
+              <w:keepNext w:val="0"/>
+              <w:keepLines w:val="0"/>
+              <w:widowControl/>
+              <w:suppressLineNumbers w:val="0"/>
+              <w:spacing w:before="0" w:beforeAutospacing="0" w:after="0" w:afterAutospacing="0"/>
+              <w:ind w:left="0" w:right="0"/>
+              <w:jc w:val="left"/>
+              <w:rPr>
+                <w:rFonts w:hint="default" w:ascii="Times New Roman" w:hAnsi="Times New Roman" w:eastAsia="SimSun" w:cs="Times New Roman"/>
+                <w:color w:val="auto"/>
+                <w:kern w:val="0"/>
+                <w:sz w:val="20"/>
+                <w:szCs w:val="20"/>
+                <w:lang w:val="en-US" w:eastAsia="zh-CN" w:bidi="ar"/>
+              </w:rPr>
+            </w:pPr>
+            <w:r>
+              <w:rPr>
+                <w:rFonts w:hint="default" w:ascii="Times New Roman" w:hAnsi="Times New Roman" w:eastAsia="SimSun" w:cs="Times New Roman"/>
+                <w:color w:val="auto"/>
+                <w:kern w:val="0"/>
+                <w:sz w:val="24"/>
+                <w:szCs w:val="24"/>
+                <w:lang w:val="en-US" w:eastAsia="zh-CN" w:bidi="ar"/>
+              </w:rPr>
+              <w:t>TS06</w:t>
+            </w:r>
+          </w:p>
+        </w:tc>
+        <w:tc>
+          <w:tcPr>
+            <w:tcW w:w="1329" w:type="dxa"/>
+            <w:tcBorders>
+              <w:top w:val="single" w:color="auto" w:sz="4" w:space="0"/>
+              <w:left w:val="single" w:color="auto" w:sz="4" w:space="0"/>
+              <w:bottom w:val="single" w:color="auto" w:sz="4" w:space="0"/>
+              <w:right w:val="single" w:color="auto" w:sz="4" w:space="0"/>
+            </w:tcBorders>
+            <w:shd w:val="clear" w:color="auto" w:fill="auto"/>
+            <w:vAlign w:val="center"/>
+          </w:tcPr>
+          <w:p>
+            <w:pPr>
+              <w:keepNext w:val="0"/>
+              <w:keepLines w:val="0"/>
+              <w:widowControl/>
+              <w:suppressLineNumbers w:val="0"/>
+              <w:spacing w:before="0" w:beforeAutospacing="0" w:after="0" w:afterAutospacing="0"/>
+              <w:ind w:left="0" w:right="0"/>
+              <w:jc w:val="left"/>
+              <w:rPr>
+                <w:rFonts w:hint="default" w:ascii="Times New Roman" w:hAnsi="Times New Roman" w:eastAsia="SimSun" w:cs="Times New Roman"/>
+                <w:color w:val="auto"/>
+                <w:kern w:val="0"/>
+                <w:sz w:val="20"/>
+                <w:szCs w:val="20"/>
+                <w:lang w:val="en-US" w:eastAsia="zh-CN" w:bidi="ar"/>
+              </w:rPr>
+            </w:pPr>
+            <w:r>
+              <w:rPr>
+                <w:rFonts w:hint="default" w:ascii="Times New Roman" w:hAnsi="Times New Roman" w:eastAsia="SimSun" w:cs="Times New Roman"/>
+                <w:color w:val="auto"/>
+                <w:kern w:val="0"/>
+                <w:sz w:val="24"/>
+                <w:szCs w:val="24"/>
+                <w:lang w:val="en-US" w:eastAsia="zh-CN" w:bidi="ar"/>
+              </w:rPr>
+              <w:t>Enemy AI</w:t>
+            </w:r>
+          </w:p>
+        </w:tc>
+        <w:tc>
+          <w:tcPr>
+            <w:tcW w:w="1354" w:type="dxa"/>
+            <w:tcBorders>
+              <w:top w:val="single" w:color="auto" w:sz="4" w:space="0"/>
+              <w:left w:val="single" w:color="auto" w:sz="4" w:space="0"/>
+              <w:bottom w:val="single" w:color="auto" w:sz="4" w:space="0"/>
+              <w:right w:val="single" w:color="auto" w:sz="4" w:space="0"/>
+            </w:tcBorders>
+            <w:shd w:val="clear" w:color="auto" w:fill="auto"/>
+            <w:vAlign w:val="center"/>
+          </w:tcPr>
+          <w:p>
+            <w:pPr>
+              <w:keepNext w:val="0"/>
+              <w:keepLines w:val="0"/>
+              <w:widowControl/>
+              <w:suppressLineNumbers w:val="0"/>
+              <w:spacing w:before="0" w:beforeAutospacing="0" w:after="0" w:afterAutospacing="0"/>
+              <w:ind w:left="0" w:right="0"/>
+              <w:jc w:val="left"/>
+              <w:rPr>
+                <w:rFonts w:hint="default" w:ascii="Times New Roman" w:hAnsi="Times New Roman" w:eastAsia="SimSun" w:cs="Times New Roman"/>
+                <w:color w:val="auto"/>
+                <w:kern w:val="0"/>
+                <w:sz w:val="20"/>
+                <w:szCs w:val="20"/>
+                <w:lang w:val="en-US" w:eastAsia="zh-CN" w:bidi="ar"/>
+              </w:rPr>
+            </w:pPr>
+            <w:r>
+              <w:rPr>
+                <w:rFonts w:hint="default" w:ascii="Times New Roman" w:hAnsi="Times New Roman" w:eastAsia="SimSun" w:cs="Times New Roman"/>
+                <w:color w:val="auto"/>
+                <w:kern w:val="0"/>
+                <w:sz w:val="24"/>
+                <w:szCs w:val="24"/>
+                <w:lang w:val="en-US" w:eastAsia="zh-CN" w:bidi="ar"/>
+              </w:rPr>
+              <w:t>Player bergerak</w:t>
+            </w:r>
+          </w:p>
+        </w:tc>
+        <w:tc>
+          <w:tcPr>
+            <w:tcW w:w="1747" w:type="dxa"/>
+            <w:tcBorders>
+              <w:top w:val="single" w:color="auto" w:sz="4" w:space="0"/>
+              <w:left w:val="single" w:color="auto" w:sz="4" w:space="0"/>
+              <w:bottom w:val="single" w:color="auto" w:sz="4" w:space="0"/>
+              <w:right w:val="single" w:color="auto" w:sz="4" w:space="0"/>
+            </w:tcBorders>
+            <w:shd w:val="clear" w:color="auto" w:fill="auto"/>
+            <w:vAlign w:val="center"/>
+          </w:tcPr>
+          <w:p>
+            <w:pPr>
+              <w:keepNext w:val="0"/>
+              <w:keepLines w:val="0"/>
+              <w:widowControl/>
+              <w:suppressLineNumbers w:val="0"/>
+              <w:spacing w:before="0" w:beforeAutospacing="0" w:after="0" w:afterAutospacing="0"/>
+              <w:ind w:left="0" w:right="0"/>
+              <w:jc w:val="left"/>
+              <w:rPr>
+                <w:rFonts w:hint="default" w:ascii="Times New Roman" w:hAnsi="Times New Roman" w:eastAsia="SimSun" w:cs="Times New Roman"/>
+                <w:color w:val="auto"/>
+                <w:kern w:val="0"/>
+                <w:sz w:val="20"/>
+                <w:szCs w:val="20"/>
+                <w:lang w:val="en-US" w:eastAsia="zh-CN" w:bidi="ar"/>
+              </w:rPr>
+            </w:pPr>
+            <w:r>
+              <w:rPr>
+                <w:rFonts w:hint="default" w:ascii="Times New Roman" w:hAnsi="Times New Roman" w:eastAsia="SimSun" w:cs="Times New Roman"/>
+                <w:color w:val="auto"/>
+                <w:kern w:val="0"/>
+                <w:sz w:val="24"/>
+                <w:szCs w:val="24"/>
+                <w:lang w:val="en-US" w:eastAsia="zh-CN" w:bidi="ar"/>
+              </w:rPr>
+              <w:t>Enemy mengejar player</w:t>
+            </w:r>
+          </w:p>
+        </w:tc>
+        <w:tc>
+          <w:tcPr>
+            <w:tcW w:w="2101" w:type="dxa"/>
+            <w:tcBorders>
+              <w:top w:val="single" w:color="auto" w:sz="4" w:space="0"/>
+              <w:left w:val="single" w:color="auto" w:sz="4" w:space="0"/>
+              <w:bottom w:val="single" w:color="auto" w:sz="4" w:space="0"/>
+              <w:right w:val="single" w:color="auto" w:sz="4" w:space="0"/>
+            </w:tcBorders>
+            <w:shd w:val="clear" w:color="auto" w:fill="auto"/>
+            <w:vAlign w:val="top"/>
+          </w:tcPr>
+          <w:p>
+            <w:pPr>
+              <w:keepNext w:val="0"/>
+              <w:keepLines w:val="0"/>
+              <w:widowControl/>
+              <w:suppressLineNumbers w:val="0"/>
+              <w:spacing w:before="0" w:beforeAutospacing="0" w:after="0" w:afterAutospacing="0" w:line="240" w:lineRule="auto"/>
+              <w:ind w:left="0" w:right="0"/>
+              <w:jc w:val="left"/>
+              <w:rPr>
+                <w:rFonts w:hint="default" w:ascii="Times New Roman" w:hAnsi="Times New Roman" w:cs="Times New Roman"/>
+                <w:kern w:val="2"/>
+                <w:sz w:val="20"/>
+                <w:szCs w:val="20"/>
+              </w:rPr>
+            </w:pPr>
+            <w:r>
+              <w:rPr>
+                <w:rFonts w:hint="default" w:ascii="Times New Roman" w:hAnsi="Times New Roman" w:eastAsia="SimSun" w:cs="Times New Roman"/>
+                <w:i w:val="0"/>
+                <w:iCs w:val="0"/>
+                <w:kern w:val="2"/>
+                <w:sz w:val="24"/>
+                <w:szCs w:val="24"/>
+              </w:rPr>
+              <w:t>Enemy AI secara otomatis mendeteksi pergerakan player dan bergerak mendekati posisi player secara real-time</w:t>
+            </w:r>
+          </w:p>
+        </w:tc>
+        <w:tc>
+          <w:tcPr>
+            <w:tcW w:w="1203" w:type="dxa"/>
+            <w:tcBorders>
+              <w:top w:val="single" w:color="auto" w:sz="4" w:space="0"/>
+              <w:left w:val="single" w:color="auto" w:sz="4" w:space="0"/>
+              <w:bottom w:val="single" w:color="auto" w:sz="4" w:space="0"/>
+              <w:right w:val="single" w:color="auto" w:sz="4" w:space="0"/>
+            </w:tcBorders>
+            <w:shd w:val="clear" w:color="auto" w:fill="auto"/>
+            <w:vAlign w:val="top"/>
+          </w:tcPr>
+          <w:p>
+            <w:pPr>
+              <w:keepNext w:val="0"/>
+              <w:keepLines w:val="0"/>
+              <w:widowControl/>
+              <w:suppressLineNumbers w:val="0"/>
+              <w:spacing w:before="0" w:beforeAutospacing="0" w:after="0" w:afterAutospacing="0" w:line="240" w:lineRule="auto"/>
+              <w:ind w:left="0" w:leftChars="0" w:right="0" w:rightChars="0"/>
+              <w:jc w:val="center"/>
+              <w:rPr>
+                <w:rFonts w:hint="default" w:ascii="Times New Roman" w:hAnsi="Times New Roman" w:cs="Times New Roman"/>
+                <w:kern w:val="2"/>
+                <w:sz w:val="20"/>
+                <w:szCs w:val="20"/>
+              </w:rPr>
+            </w:pPr>
+            <w:r>
+              <w:rPr>
+                <w:rFonts w:hint="default" w:ascii="Times New Roman" w:hAnsi="Times New Roman" w:eastAsia="SimSun" w:cs="Times New Roman"/>
+                <w:color w:val="auto"/>
+                <w:kern w:val="0"/>
+                <w:sz w:val="24"/>
+                <w:szCs w:val="24"/>
+                <w:lang w:val="en-US" w:eastAsia="zh-CN" w:bidi="ar"/>
+              </w:rPr>
+              <w:t>Pass</w:t>
+            </w:r>
+          </w:p>
+        </w:tc>
+        <w:tc>
+          <w:tcPr>
+            <w:tcW w:w="1078" w:type="dxa"/>
+            <w:tcBorders>
+              <w:top w:val="single" w:color="auto" w:sz="4" w:space="0"/>
+              <w:left w:val="single" w:color="auto" w:sz="4" w:space="0"/>
+              <w:bottom w:val="single" w:color="auto" w:sz="4" w:space="0"/>
+              <w:right w:val="single" w:color="auto" w:sz="4" w:space="0"/>
+            </w:tcBorders>
+            <w:shd w:val="clear" w:color="auto" w:fill="auto"/>
+            <w:vAlign w:val="top"/>
+          </w:tcPr>
+          <w:p>
+            <w:pPr>
+              <w:keepNext w:val="0"/>
+              <w:keepLines w:val="0"/>
+              <w:widowControl/>
+              <w:suppressLineNumbers w:val="0"/>
+              <w:spacing w:before="0" w:beforeAutospacing="0" w:after="0" w:afterAutospacing="0" w:line="240" w:lineRule="auto"/>
+              <w:ind w:left="0" w:leftChars="0" w:right="0" w:rightChars="0"/>
+              <w:jc w:val="both"/>
+              <w:rPr>
+                <w:rFonts w:hint="default" w:ascii="Times New Roman" w:hAnsi="Times New Roman" w:cs="Times New Roman"/>
+                <w:kern w:val="2"/>
+                <w:sz w:val="20"/>
+                <w:szCs w:val="20"/>
+              </w:rPr>
+            </w:pPr>
+            <w:r>
+              <w:rPr>
+                <w:rFonts w:hint="default" w:ascii="Times New Roman" w:hAnsi="Times New Roman" w:cs="Times New Roman"/>
+                <w:kern w:val="2"/>
+                <w:sz w:val="20"/>
+                <w:szCs w:val="20"/>
+                <w:lang w:val="en-US"/>
+              </w:rPr>
+              <w:t>6/2/2026</w:t>
+            </w:r>
+          </w:p>
+        </w:tc>
+      </w:tr>
+      <w:tr>
+        <w:tblPrEx>
+          <w:tblBorders>
+            <w:top w:val="single" w:color="auto" w:sz="4" w:space="0"/>
+            <w:left w:val="single" w:color="auto" w:sz="4" w:space="0"/>
+            <w:bottom w:val="single" w:color="auto" w:sz="4" w:space="0"/>
+            <w:right w:val="single" w:color="auto" w:sz="4" w:space="0"/>
+            <w:insideH w:val="single" w:color="auto" w:sz="4" w:space="0"/>
+            <w:insideV w:val="single" w:color="auto" w:sz="4" w:space="0"/>
+          </w:tblBorders>
+          <w:tblCellMar>
+            <w:top w:w="0" w:type="dxa"/>
+            <w:left w:w="108" w:type="dxa"/>
+            <w:bottom w:w="0" w:type="dxa"/>
+            <w:right w:w="108" w:type="dxa"/>
+          </w:tblCellMar>
+        </w:tblPrEx>
+        <w:tc>
+          <w:tcPr>
+            <w:tcW w:w="764" w:type="dxa"/>
+            <w:tcBorders>
+              <w:top w:val="single" w:color="auto" w:sz="4" w:space="0"/>
+              <w:left w:val="single" w:color="auto" w:sz="4" w:space="0"/>
+              <w:bottom w:val="single" w:color="auto" w:sz="4" w:space="0"/>
+              <w:right w:val="single" w:color="auto" w:sz="4" w:space="0"/>
+            </w:tcBorders>
+            <w:shd w:val="clear" w:color="auto" w:fill="auto"/>
+            <w:vAlign w:val="center"/>
+          </w:tcPr>
+          <w:p>
+            <w:pPr>
+              <w:keepNext w:val="0"/>
+              <w:keepLines w:val="0"/>
+              <w:widowControl/>
+              <w:suppressLineNumbers w:val="0"/>
+              <w:spacing w:before="0" w:beforeAutospacing="0" w:after="0" w:afterAutospacing="0"/>
+              <w:ind w:left="0" w:right="0"/>
+              <w:jc w:val="left"/>
+              <w:rPr>
+                <w:rFonts w:hint="default" w:ascii="Times New Roman" w:hAnsi="Times New Roman" w:eastAsia="SimSun" w:cs="Times New Roman"/>
+                <w:color w:val="auto"/>
+                <w:kern w:val="0"/>
+                <w:sz w:val="20"/>
+                <w:szCs w:val="20"/>
+                <w:lang w:val="en-US" w:eastAsia="zh-CN" w:bidi="ar"/>
+              </w:rPr>
+            </w:pPr>
+            <w:r>
+              <w:rPr>
+                <w:rFonts w:hint="default" w:ascii="Times New Roman" w:hAnsi="Times New Roman" w:eastAsia="SimSun" w:cs="Times New Roman"/>
+                <w:color w:val="auto"/>
+                <w:kern w:val="0"/>
+                <w:sz w:val="24"/>
+                <w:szCs w:val="24"/>
+                <w:lang w:val="en-US" w:eastAsia="zh-CN" w:bidi="ar"/>
+              </w:rPr>
+              <w:t>TS07</w:t>
+            </w:r>
+          </w:p>
+        </w:tc>
+        <w:tc>
+          <w:tcPr>
+            <w:tcW w:w="1329" w:type="dxa"/>
+            <w:tcBorders>
+              <w:top w:val="single" w:color="auto" w:sz="4" w:space="0"/>
+              <w:left w:val="single" w:color="auto" w:sz="4" w:space="0"/>
+              <w:bottom w:val="single" w:color="auto" w:sz="4" w:space="0"/>
+              <w:right w:val="single" w:color="auto" w:sz="4" w:space="0"/>
+            </w:tcBorders>
+            <w:shd w:val="clear" w:color="auto" w:fill="auto"/>
+            <w:vAlign w:val="center"/>
+          </w:tcPr>
+          <w:p>
+            <w:pPr>
+              <w:keepNext w:val="0"/>
+              <w:keepLines w:val="0"/>
+              <w:widowControl/>
+              <w:suppressLineNumbers w:val="0"/>
+              <w:spacing w:before="0" w:beforeAutospacing="0" w:after="0" w:afterAutospacing="0"/>
+              <w:ind w:left="0" w:right="0"/>
+              <w:jc w:val="left"/>
+              <w:rPr>
+                <w:rFonts w:hint="default" w:ascii="Times New Roman" w:hAnsi="Times New Roman" w:eastAsia="SimSun" w:cs="Times New Roman"/>
+                <w:color w:val="auto"/>
+                <w:kern w:val="0"/>
+                <w:sz w:val="20"/>
+                <w:szCs w:val="20"/>
+                <w:lang w:val="en-US" w:eastAsia="zh-CN" w:bidi="ar"/>
+              </w:rPr>
+            </w:pPr>
+            <w:r>
+              <w:rPr>
+                <w:rFonts w:hint="default" w:ascii="Times New Roman" w:hAnsi="Times New Roman" w:eastAsia="SimSun" w:cs="Times New Roman"/>
+                <w:color w:val="auto"/>
+                <w:kern w:val="0"/>
+                <w:sz w:val="24"/>
+                <w:szCs w:val="24"/>
+                <w:lang w:val="en-US" w:eastAsia="zh-CN" w:bidi="ar"/>
+              </w:rPr>
+              <w:t>Enemy AI</w:t>
+            </w:r>
+          </w:p>
+        </w:tc>
+        <w:tc>
+          <w:tcPr>
+            <w:tcW w:w="1354" w:type="dxa"/>
+            <w:tcBorders>
+              <w:top w:val="single" w:color="auto" w:sz="4" w:space="0"/>
+              <w:left w:val="single" w:color="auto" w:sz="4" w:space="0"/>
+              <w:bottom w:val="single" w:color="auto" w:sz="4" w:space="0"/>
+              <w:right w:val="single" w:color="auto" w:sz="4" w:space="0"/>
+            </w:tcBorders>
+            <w:shd w:val="clear" w:color="auto" w:fill="auto"/>
+            <w:vAlign w:val="center"/>
+          </w:tcPr>
+          <w:p>
+            <w:pPr>
+              <w:keepNext w:val="0"/>
+              <w:keepLines w:val="0"/>
+              <w:widowControl/>
+              <w:suppressLineNumbers w:val="0"/>
+              <w:spacing w:before="0" w:beforeAutospacing="0" w:after="0" w:afterAutospacing="0"/>
+              <w:ind w:left="0" w:right="0"/>
+              <w:jc w:val="left"/>
+              <w:rPr>
+                <w:rFonts w:hint="default" w:ascii="Times New Roman" w:hAnsi="Times New Roman" w:eastAsia="SimSun" w:cs="Times New Roman"/>
+                <w:color w:val="auto"/>
+                <w:kern w:val="0"/>
+                <w:sz w:val="20"/>
+                <w:szCs w:val="20"/>
+                <w:lang w:val="en-US" w:eastAsia="zh-CN" w:bidi="ar"/>
+              </w:rPr>
+            </w:pPr>
+            <w:r>
+              <w:rPr>
+                <w:rFonts w:hint="default" w:ascii="Times New Roman" w:hAnsi="Times New Roman" w:eastAsia="SimSun" w:cs="Times New Roman"/>
+                <w:color w:val="auto"/>
+                <w:kern w:val="0"/>
+                <w:sz w:val="24"/>
+                <w:szCs w:val="24"/>
+                <w:lang w:val="en-US" w:eastAsia="zh-CN" w:bidi="ar"/>
+              </w:rPr>
+              <w:t>Player diam</w:t>
+            </w:r>
+          </w:p>
+        </w:tc>
+        <w:tc>
+          <w:tcPr>
+            <w:tcW w:w="1747" w:type="dxa"/>
+            <w:tcBorders>
+              <w:top w:val="single" w:color="auto" w:sz="4" w:space="0"/>
+              <w:left w:val="single" w:color="auto" w:sz="4" w:space="0"/>
+              <w:bottom w:val="single" w:color="auto" w:sz="4" w:space="0"/>
+              <w:right w:val="single" w:color="auto" w:sz="4" w:space="0"/>
+            </w:tcBorders>
+            <w:shd w:val="clear" w:color="auto" w:fill="auto"/>
+            <w:vAlign w:val="center"/>
+          </w:tcPr>
+          <w:p>
+            <w:pPr>
+              <w:keepNext w:val="0"/>
+              <w:keepLines w:val="0"/>
+              <w:widowControl/>
+              <w:suppressLineNumbers w:val="0"/>
+              <w:spacing w:before="0" w:beforeAutospacing="0" w:after="0" w:afterAutospacing="0"/>
+              <w:ind w:left="0" w:right="0"/>
+              <w:jc w:val="left"/>
+              <w:rPr>
+                <w:rFonts w:hint="default" w:ascii="Times New Roman" w:hAnsi="Times New Roman" w:eastAsia="SimSun" w:cs="Times New Roman"/>
+                <w:color w:val="auto"/>
+                <w:kern w:val="0"/>
+                <w:sz w:val="20"/>
+                <w:szCs w:val="20"/>
+                <w:lang w:val="en-US" w:eastAsia="zh-CN" w:bidi="ar"/>
+              </w:rPr>
+            </w:pPr>
+            <w:r>
+              <w:rPr>
+                <w:rFonts w:hint="default" w:ascii="Times New Roman" w:hAnsi="Times New Roman" w:eastAsia="SimSun" w:cs="Times New Roman"/>
+                <w:color w:val="auto"/>
+                <w:kern w:val="0"/>
+                <w:sz w:val="24"/>
+                <w:szCs w:val="24"/>
+                <w:lang w:val="en-US" w:eastAsia="zh-CN" w:bidi="ar"/>
+              </w:rPr>
+              <w:t>Enemy tidak mengejar player</w:t>
+            </w:r>
+          </w:p>
+        </w:tc>
+        <w:tc>
+          <w:tcPr>
+            <w:tcW w:w="2101" w:type="dxa"/>
+            <w:tcBorders>
+              <w:top w:val="single" w:color="auto" w:sz="4" w:space="0"/>
+              <w:left w:val="single" w:color="auto" w:sz="4" w:space="0"/>
+              <w:bottom w:val="single" w:color="auto" w:sz="4" w:space="0"/>
+              <w:right w:val="single" w:color="auto" w:sz="4" w:space="0"/>
+            </w:tcBorders>
+            <w:shd w:val="clear" w:color="auto" w:fill="auto"/>
+            <w:vAlign w:val="top"/>
+          </w:tcPr>
+          <w:p>
+            <w:pPr>
+              <w:keepNext w:val="0"/>
+              <w:keepLines w:val="0"/>
+              <w:widowControl/>
+              <w:suppressLineNumbers w:val="0"/>
+              <w:spacing w:before="0" w:beforeAutospacing="0" w:after="0" w:afterAutospacing="0" w:line="240" w:lineRule="auto"/>
+              <w:ind w:left="0" w:right="0"/>
+              <w:jc w:val="left"/>
+              <w:rPr>
+                <w:rFonts w:hint="default" w:ascii="Times New Roman" w:hAnsi="Times New Roman" w:cs="Times New Roman"/>
+                <w:i/>
+                <w:iCs/>
+                <w:kern w:val="2"/>
+                <w:sz w:val="20"/>
+                <w:szCs w:val="20"/>
+              </w:rPr>
+            </w:pPr>
+            <w:r>
+              <w:rPr>
+                <w:rFonts w:hint="default" w:ascii="Times New Roman" w:hAnsi="Times New Roman" w:eastAsia="SimSun" w:cs="Times New Roman"/>
+                <w:i w:val="0"/>
+                <w:iCs w:val="0"/>
+                <w:kern w:val="2"/>
+                <w:sz w:val="24"/>
+                <w:szCs w:val="24"/>
+              </w:rPr>
+              <w:t>Saat player berhenti bergerak, enemy AI langsung menghentikan pergerakannya (diam di tempat/kembali ke status idle).</w:t>
+            </w:r>
+          </w:p>
+        </w:tc>
+        <w:tc>
+          <w:tcPr>
+            <w:tcW w:w="1203" w:type="dxa"/>
+            <w:tcBorders>
+              <w:top w:val="single" w:color="auto" w:sz="4" w:space="0"/>
+              <w:left w:val="single" w:color="auto" w:sz="4" w:space="0"/>
+              <w:bottom w:val="single" w:color="auto" w:sz="4" w:space="0"/>
+              <w:right w:val="single" w:color="auto" w:sz="4" w:space="0"/>
+            </w:tcBorders>
+            <w:shd w:val="clear" w:color="auto" w:fill="auto"/>
+            <w:vAlign w:val="top"/>
+          </w:tcPr>
+          <w:p>
+            <w:pPr>
+              <w:keepNext w:val="0"/>
+              <w:keepLines w:val="0"/>
+              <w:widowControl/>
+              <w:suppressLineNumbers w:val="0"/>
+              <w:spacing w:before="0" w:beforeAutospacing="0" w:after="0" w:afterAutospacing="0" w:line="240" w:lineRule="auto"/>
+              <w:ind w:left="0" w:leftChars="0" w:right="0" w:rightChars="0"/>
+              <w:jc w:val="center"/>
+              <w:rPr>
+                <w:rFonts w:hint="default" w:ascii="Times New Roman" w:hAnsi="Times New Roman" w:cs="Times New Roman"/>
+                <w:kern w:val="2"/>
+                <w:sz w:val="20"/>
+                <w:szCs w:val="20"/>
+              </w:rPr>
+            </w:pPr>
+            <w:r>
+              <w:rPr>
+                <w:rFonts w:hint="default" w:ascii="Times New Roman" w:hAnsi="Times New Roman" w:eastAsia="SimSun" w:cs="Times New Roman"/>
+                <w:color w:val="auto"/>
+                <w:kern w:val="0"/>
+                <w:sz w:val="24"/>
+                <w:szCs w:val="24"/>
+                <w:lang w:val="en-US" w:eastAsia="zh-CN" w:bidi="ar"/>
+              </w:rPr>
+              <w:t>Pass</w:t>
+            </w:r>
+          </w:p>
+        </w:tc>
+        <w:tc>
+          <w:tcPr>
+            <w:tcW w:w="1078" w:type="dxa"/>
+            <w:tcBorders>
+              <w:top w:val="single" w:color="auto" w:sz="4" w:space="0"/>
+              <w:left w:val="single" w:color="auto" w:sz="4" w:space="0"/>
+              <w:bottom w:val="single" w:color="auto" w:sz="4" w:space="0"/>
+              <w:right w:val="single" w:color="auto" w:sz="4" w:space="0"/>
+            </w:tcBorders>
+            <w:shd w:val="clear" w:color="auto" w:fill="auto"/>
+            <w:vAlign w:val="top"/>
+          </w:tcPr>
+          <w:p>
+            <w:pPr>
+              <w:keepNext w:val="0"/>
+              <w:keepLines w:val="0"/>
+              <w:widowControl/>
+              <w:suppressLineNumbers w:val="0"/>
+              <w:spacing w:before="0" w:beforeAutospacing="0" w:after="0" w:afterAutospacing="0" w:line="240" w:lineRule="auto"/>
+              <w:ind w:left="0" w:leftChars="0" w:right="0" w:rightChars="0"/>
+              <w:jc w:val="both"/>
+              <w:rPr>
+                <w:rFonts w:hint="default" w:ascii="Times New Roman" w:hAnsi="Times New Roman" w:cs="Times New Roman"/>
+                <w:kern w:val="2"/>
+                <w:sz w:val="20"/>
+                <w:szCs w:val="20"/>
+              </w:rPr>
+            </w:pPr>
+            <w:r>
+              <w:rPr>
+                <w:rFonts w:hint="default" w:ascii="Times New Roman" w:hAnsi="Times New Roman" w:cs="Times New Roman"/>
+                <w:kern w:val="2"/>
+                <w:sz w:val="20"/>
+                <w:szCs w:val="20"/>
+                <w:lang w:val="en-US"/>
+              </w:rPr>
+              <w:t>6/2/2026</w:t>
+            </w:r>
+          </w:p>
+        </w:tc>
+      </w:tr>
+      <w:tr>
+        <w:tblPrEx>
+          <w:tblBorders>
+            <w:top w:val="single" w:color="auto" w:sz="4" w:space="0"/>
+            <w:left w:val="single" w:color="auto" w:sz="4" w:space="0"/>
+            <w:bottom w:val="single" w:color="auto" w:sz="4" w:space="0"/>
+            <w:right w:val="single" w:color="auto" w:sz="4" w:space="0"/>
+            <w:insideH w:val="single" w:color="auto" w:sz="4" w:space="0"/>
+            <w:insideV w:val="single" w:color="auto" w:sz="4" w:space="0"/>
+          </w:tblBorders>
+          <w:tblCellMar>
+            <w:top w:w="0" w:type="dxa"/>
+            <w:left w:w="108" w:type="dxa"/>
+            <w:bottom w:w="0" w:type="dxa"/>
+            <w:right w:w="108" w:type="dxa"/>
+          </w:tblCellMar>
+        </w:tblPrEx>
+        <w:tc>
+          <w:tcPr>
+            <w:tcW w:w="764" w:type="dxa"/>
+            <w:tcBorders>
+              <w:top w:val="single" w:color="auto" w:sz="4" w:space="0"/>
+              <w:left w:val="single" w:color="auto" w:sz="4" w:space="0"/>
+              <w:bottom w:val="single" w:color="auto" w:sz="4" w:space="0"/>
+              <w:right w:val="single" w:color="auto" w:sz="4" w:space="0"/>
+            </w:tcBorders>
+            <w:shd w:val="clear" w:color="auto" w:fill="auto"/>
+            <w:vAlign w:val="center"/>
+          </w:tcPr>
+          <w:p>
+            <w:pPr>
+              <w:keepNext w:val="0"/>
+              <w:keepLines w:val="0"/>
+              <w:widowControl/>
+              <w:suppressLineNumbers w:val="0"/>
+              <w:spacing w:before="0" w:beforeAutospacing="0" w:after="0" w:afterAutospacing="0"/>
+              <w:ind w:left="0" w:right="0"/>
+              <w:jc w:val="left"/>
+              <w:rPr>
+                <w:rFonts w:hint="default" w:ascii="Times New Roman" w:hAnsi="Times New Roman" w:eastAsia="SimSun" w:cs="Times New Roman"/>
+                <w:color w:val="auto"/>
+                <w:kern w:val="0"/>
+                <w:sz w:val="20"/>
+                <w:szCs w:val="20"/>
+                <w:lang w:val="en-US" w:eastAsia="zh-CN" w:bidi="ar"/>
+              </w:rPr>
+            </w:pPr>
+            <w:r>
+              <w:rPr>
+                <w:rFonts w:hint="default" w:ascii="Times New Roman" w:hAnsi="Times New Roman" w:eastAsia="SimSun" w:cs="Times New Roman"/>
+                <w:color w:val="auto"/>
+                <w:kern w:val="0"/>
+                <w:sz w:val="24"/>
+                <w:szCs w:val="24"/>
+                <w:lang w:val="en-US" w:eastAsia="zh-CN" w:bidi="ar"/>
+              </w:rPr>
+              <w:t>TS08</w:t>
+            </w:r>
+          </w:p>
+        </w:tc>
+        <w:tc>
+          <w:tcPr>
+            <w:tcW w:w="1329" w:type="dxa"/>
+            <w:tcBorders>
+              <w:top w:val="single" w:color="auto" w:sz="4" w:space="0"/>
+              <w:left w:val="single" w:color="auto" w:sz="4" w:space="0"/>
+              <w:bottom w:val="single" w:color="auto" w:sz="4" w:space="0"/>
+              <w:right w:val="single" w:color="auto" w:sz="4" w:space="0"/>
+            </w:tcBorders>
+            <w:shd w:val="clear" w:color="auto" w:fill="auto"/>
+            <w:vAlign w:val="center"/>
+          </w:tcPr>
+          <w:p>
+            <w:pPr>
+              <w:keepNext w:val="0"/>
+              <w:keepLines w:val="0"/>
+              <w:widowControl/>
+              <w:suppressLineNumbers w:val="0"/>
+              <w:spacing w:before="0" w:beforeAutospacing="0" w:after="0" w:afterAutospacing="0"/>
+              <w:ind w:left="0" w:right="0"/>
+              <w:jc w:val="left"/>
+              <w:rPr>
+                <w:rFonts w:hint="default" w:ascii="Times New Roman" w:hAnsi="Times New Roman" w:eastAsia="SimSun" w:cs="Times New Roman"/>
+                <w:color w:val="auto"/>
+                <w:kern w:val="0"/>
+                <w:sz w:val="20"/>
+                <w:szCs w:val="20"/>
+                <w:lang w:val="en-US" w:eastAsia="zh-CN" w:bidi="ar"/>
+              </w:rPr>
+            </w:pPr>
+            <w:r>
+              <w:rPr>
+                <w:rFonts w:hint="default" w:ascii="Times New Roman" w:hAnsi="Times New Roman" w:eastAsia="SimSun" w:cs="Times New Roman"/>
+                <w:color w:val="auto"/>
+                <w:kern w:val="0"/>
+                <w:sz w:val="24"/>
+                <w:szCs w:val="24"/>
+                <w:lang w:val="en-US" w:eastAsia="zh-CN" w:bidi="ar"/>
+              </w:rPr>
+              <w:t>Attack</w:t>
+            </w:r>
+          </w:p>
+        </w:tc>
+        <w:tc>
+          <w:tcPr>
+            <w:tcW w:w="1354" w:type="dxa"/>
+            <w:tcBorders>
+              <w:top w:val="single" w:color="auto" w:sz="4" w:space="0"/>
+              <w:left w:val="single" w:color="auto" w:sz="4" w:space="0"/>
+              <w:bottom w:val="single" w:color="auto" w:sz="4" w:space="0"/>
+              <w:right w:val="single" w:color="auto" w:sz="4" w:space="0"/>
+            </w:tcBorders>
+            <w:shd w:val="clear" w:color="auto" w:fill="auto"/>
+            <w:vAlign w:val="center"/>
+          </w:tcPr>
+          <w:p>
+            <w:pPr>
+              <w:keepNext w:val="0"/>
+              <w:keepLines w:val="0"/>
+              <w:widowControl/>
+              <w:suppressLineNumbers w:val="0"/>
+              <w:spacing w:before="0" w:beforeAutospacing="0" w:after="0" w:afterAutospacing="0"/>
+              <w:ind w:left="0" w:right="0"/>
+              <w:jc w:val="left"/>
+              <w:rPr>
+                <w:rFonts w:hint="default" w:ascii="Times New Roman" w:hAnsi="Times New Roman" w:eastAsia="SimSun" w:cs="Times New Roman"/>
+                <w:color w:val="auto"/>
+                <w:kern w:val="0"/>
+                <w:sz w:val="20"/>
+                <w:szCs w:val="20"/>
+                <w:lang w:val="en-US" w:eastAsia="zh-CN" w:bidi="ar"/>
+              </w:rPr>
+            </w:pPr>
+            <w:r>
+              <w:rPr>
+                <w:rFonts w:hint="default" w:ascii="Times New Roman" w:hAnsi="Times New Roman" w:eastAsia="SimSun" w:cs="Times New Roman"/>
+                <w:color w:val="auto"/>
+                <w:kern w:val="0"/>
+                <w:sz w:val="24"/>
+                <w:szCs w:val="24"/>
+                <w:lang w:val="en-US" w:eastAsia="zh-CN" w:bidi="ar"/>
+              </w:rPr>
+              <w:t>Enemy menyerang</w:t>
+            </w:r>
+          </w:p>
+        </w:tc>
+        <w:tc>
+          <w:tcPr>
+            <w:tcW w:w="1747" w:type="dxa"/>
+            <w:tcBorders>
+              <w:top w:val="single" w:color="auto" w:sz="4" w:space="0"/>
+              <w:left w:val="single" w:color="auto" w:sz="4" w:space="0"/>
+              <w:bottom w:val="single" w:color="auto" w:sz="4" w:space="0"/>
+              <w:right w:val="single" w:color="auto" w:sz="4" w:space="0"/>
+            </w:tcBorders>
+            <w:shd w:val="clear" w:color="auto" w:fill="auto"/>
+            <w:vAlign w:val="center"/>
+          </w:tcPr>
+          <w:p>
+            <w:pPr>
+              <w:keepNext w:val="0"/>
+              <w:keepLines w:val="0"/>
+              <w:widowControl/>
+              <w:suppressLineNumbers w:val="0"/>
+              <w:spacing w:before="0" w:beforeAutospacing="0" w:after="0" w:afterAutospacing="0"/>
+              <w:ind w:left="0" w:right="0"/>
+              <w:jc w:val="left"/>
+              <w:rPr>
+                <w:rFonts w:hint="default" w:ascii="Times New Roman" w:hAnsi="Times New Roman" w:eastAsia="SimSun" w:cs="Times New Roman"/>
+                <w:color w:val="auto"/>
+                <w:kern w:val="0"/>
+                <w:sz w:val="20"/>
+                <w:szCs w:val="20"/>
+                <w:lang w:val="en-US" w:eastAsia="zh-CN" w:bidi="ar"/>
+              </w:rPr>
+            </w:pPr>
+            <w:r>
+              <w:rPr>
+                <w:rFonts w:hint="default" w:ascii="Times New Roman" w:hAnsi="Times New Roman" w:eastAsia="SimSun" w:cs="Times New Roman"/>
+                <w:color w:val="auto"/>
+                <w:kern w:val="0"/>
+                <w:sz w:val="24"/>
+                <w:szCs w:val="24"/>
+                <w:lang w:val="en-US" w:eastAsia="zh-CN" w:bidi="ar"/>
+              </w:rPr>
+              <w:t>HP berkurang</w:t>
+            </w:r>
+          </w:p>
+        </w:tc>
+        <w:tc>
+          <w:tcPr>
+            <w:tcW w:w="2101" w:type="dxa"/>
+            <w:tcBorders>
+              <w:top w:val="single" w:color="auto" w:sz="4" w:space="0"/>
+              <w:left w:val="single" w:color="auto" w:sz="4" w:space="0"/>
+              <w:bottom w:val="single" w:color="auto" w:sz="4" w:space="0"/>
+              <w:right w:val="single" w:color="auto" w:sz="4" w:space="0"/>
+            </w:tcBorders>
+            <w:shd w:val="clear" w:color="auto" w:fill="auto"/>
+            <w:vAlign w:val="top"/>
+          </w:tcPr>
+          <w:p>
+            <w:pPr>
+              <w:keepNext w:val="0"/>
+              <w:keepLines w:val="0"/>
+              <w:widowControl/>
+              <w:suppressLineNumbers w:val="0"/>
+              <w:spacing w:before="0" w:beforeAutospacing="0" w:after="0" w:afterAutospacing="0" w:line="240" w:lineRule="auto"/>
+              <w:ind w:left="0" w:right="0"/>
+              <w:jc w:val="left"/>
+              <w:rPr>
+                <w:rFonts w:hint="default" w:ascii="Times New Roman" w:hAnsi="Times New Roman" w:cs="Times New Roman"/>
+                <w:kern w:val="2"/>
+                <w:sz w:val="20"/>
+                <w:szCs w:val="20"/>
+              </w:rPr>
+            </w:pPr>
+            <w:r>
+              <w:rPr>
+                <w:rFonts w:hint="default" w:ascii="Times New Roman" w:hAnsi="Times New Roman" w:eastAsia="SimSun" w:cs="Times New Roman"/>
+                <w:i w:val="0"/>
+                <w:iCs w:val="0"/>
+                <w:kern w:val="2"/>
+                <w:sz w:val="24"/>
+                <w:szCs w:val="24"/>
+              </w:rPr>
+              <w:t>Ketika animasi serangan enemy mengenai hitbox player, indikator HP player berkurang secara instan sesuai dengan damage yang ditentukan.</w:t>
             </w:r>
           </w:p>
         </w:tc>
@@ -5064,6 +6202,8 @@
               <w:keepLines w:val="0"/>
               <w:widowControl/>
               <w:suppressLineNumbers w:val="0"/>
+              <w:spacing w:before="0" w:beforeAutospacing="0" w:after="0" w:afterAutospacing="0"/>
+              <w:ind w:left="0" w:right="0"/>
               <w:jc w:val="left"/>
               <w:rPr>
                 <w:rFonts w:hint="default" w:ascii="Times New Roman" w:hAnsi="Times New Roman" w:eastAsia="SimSun" w:cs="Times New Roman"/>
@@ -5083,7 +6223,7 @@
                 <w:szCs w:val="24"/>
                 <w:lang w:val="en-US" w:eastAsia="zh-CN" w:bidi="ar"/>
               </w:rPr>
-              <w:t>TS06</w:t>
+              <w:t>TS09</w:t>
             </w:r>
           </w:p>
         </w:tc>
@@ -5105,6 +6245,8 @@
               <w:keepLines w:val="0"/>
               <w:widowControl/>
               <w:suppressLineNumbers w:val="0"/>
+              <w:spacing w:before="0" w:beforeAutospacing="0" w:after="0" w:afterAutospacing="0"/>
+              <w:ind w:left="0" w:right="0"/>
               <w:jc w:val="left"/>
               <w:rPr>
                 <w:rFonts w:hint="default" w:ascii="Times New Roman" w:hAnsi="Times New Roman" w:eastAsia="SimSun" w:cs="Times New Roman"/>
@@ -5124,7 +6266,7 @@
                 <w:szCs w:val="24"/>
                 <w:lang w:val="en-US" w:eastAsia="zh-CN" w:bidi="ar"/>
               </w:rPr>
-              <w:t>Enemy AI</w:t>
+              <w:t>Health</w:t>
             </w:r>
           </w:p>
         </w:tc>
@@ -5146,6 +6288,8 @@
               <w:keepLines w:val="0"/>
               <w:widowControl/>
               <w:suppressLineNumbers w:val="0"/>
+              <w:spacing w:before="0" w:beforeAutospacing="0" w:after="0" w:afterAutospacing="0"/>
+              <w:ind w:left="0" w:right="0"/>
               <w:jc w:val="left"/>
               <w:rPr>
                 <w:rFonts w:hint="default" w:ascii="Times New Roman" w:hAnsi="Times New Roman" w:eastAsia="SimSun" w:cs="Times New Roman"/>
@@ -5165,7 +6309,7 @@
                 <w:szCs w:val="24"/>
                 <w:lang w:val="en-US" w:eastAsia="zh-CN" w:bidi="ar"/>
               </w:rPr>
-              <w:t>Player bergerak</w:t>
+              <w:t>HP menerima damage</w:t>
             </w:r>
           </w:p>
         </w:tc>
@@ -5187,6 +6331,8 @@
               <w:keepLines w:val="0"/>
               <w:widowControl/>
               <w:suppressLineNumbers w:val="0"/>
+              <w:spacing w:before="0" w:beforeAutospacing="0" w:after="0" w:afterAutospacing="0"/>
+              <w:ind w:left="0" w:right="0"/>
               <w:jc w:val="left"/>
               <w:rPr>
                 <w:rFonts w:hint="default" w:ascii="Times New Roman" w:hAnsi="Times New Roman" w:eastAsia="SimSun" w:cs="Times New Roman"/>
@@ -5206,7 +6352,7 @@
                 <w:szCs w:val="24"/>
                 <w:lang w:val="en-US" w:eastAsia="zh-CN" w:bidi="ar"/>
               </w:rPr>
-              <w:t>Enemy mengejar player</w:t>
+              <w:t>Nilai HP berkurang</w:t>
             </w:r>
           </w:p>
         </w:tc>
@@ -5229,24 +6375,27 @@
               <w:widowControl/>
               <w:suppressLineNumbers w:val="0"/>
               <w:spacing w:before="0" w:beforeAutospacing="0" w:after="0" w:afterAutospacing="0" w:line="240" w:lineRule="auto"/>
-              <w:ind w:left="0" w:right="0"/>
+              <w:ind w:left="0" w:leftChars="0" w:right="0" w:rightChars="0"/>
               <w:jc w:val="left"/>
               <w:rPr>
-                <w:rFonts w:hint="default" w:ascii="Times New Roman" w:hAnsi="Times New Roman" w:cs="Times New Roman"/>
+                <w:rFonts w:hint="default" w:ascii="Times New Roman" w:hAnsi="Times New Roman" w:eastAsia="Times New Roman" w:cs="Times New Roman"/>
+                <w:color w:val="auto"/>
                 <w:kern w:val="2"/>
                 <w:sz w:val="20"/>
                 <w:szCs w:val="20"/>
+                <w:lang w:val="en-US" w:eastAsia="zh-CN" w:bidi="ar-SA"/>
               </w:rPr>
             </w:pPr>
             <w:r>
               <w:rPr>
                 <w:rFonts w:hint="default" w:ascii="Times New Roman" w:hAnsi="Times New Roman" w:eastAsia="SimSun" w:cs="Times New Roman"/>
-                <w:i w:val="0"/>
-                <w:iCs w:val="0"/>
+                <w:color w:val="auto"/>
+                <w:kern w:val="0"/>
                 <w:sz w:val="24"/>
                 <w:szCs w:val="24"/>
-              </w:rPr>
-              <w:t>Enemy AI secara otomatis mendeteksi pergerakan player dan bergerak mendekati posisi player secara real-time</w:t>
+                <w:lang w:val="en-US" w:eastAsia="zh-CN" w:bidi="ar"/>
+              </w:rPr>
+              <w:t>HP berkurang</w:t>
             </w:r>
           </w:p>
         </w:tc>
@@ -5288,6 +6437,322 @@
                 <w:lang w:val="en-US" w:eastAsia="zh-CN" w:bidi="ar"/>
               </w:rPr>
               <w:t>Pass</w:t>
+            </w:r>
+          </w:p>
+        </w:tc>
+        <w:tc>
+          <w:tcPr>
+            <w:tcW w:w="1078" w:type="dxa"/>
+            <w:tcBorders>
+              <w:top w:val="single" w:color="auto" w:sz="4" w:space="0"/>
+              <w:left w:val="single" w:color="auto" w:sz="4" w:space="0"/>
+              <w:bottom w:val="single" w:color="auto" w:sz="4" w:space="0"/>
+              <w:right w:val="single" w:color="auto" w:sz="4" w:space="0"/>
+            </w:tcBorders>
+            <w:shd w:val="clear" w:color="auto" w:fill="auto"/>
+            <w:vAlign w:val="top"/>
+          </w:tcPr>
+          <w:p>
+            <w:pPr>
+              <w:keepNext w:val="0"/>
+              <w:keepLines w:val="0"/>
+              <w:widowControl/>
+              <w:suppressLineNumbers w:val="0"/>
+              <w:spacing w:before="0" w:beforeAutospacing="0" w:after="0" w:afterAutospacing="0" w:line="240" w:lineRule="auto"/>
+              <w:ind w:left="0" w:leftChars="0" w:right="0" w:rightChars="0"/>
+              <w:jc w:val="both"/>
+              <w:rPr>
+                <w:rFonts w:hint="default" w:ascii="Times New Roman" w:hAnsi="Times New Roman" w:cs="Times New Roman"/>
+                <w:kern w:val="2"/>
+                <w:sz w:val="20"/>
+                <w:szCs w:val="20"/>
+              </w:rPr>
+            </w:pPr>
+            <w:r>
+              <w:rPr>
+                <w:rFonts w:hint="default" w:ascii="Times New Roman" w:hAnsi="Times New Roman" w:cs="Times New Roman"/>
+                <w:kern w:val="2"/>
+                <w:sz w:val="20"/>
+                <w:szCs w:val="20"/>
+                <w:lang w:val="en-US"/>
+              </w:rPr>
+              <w:t>6/2/2026</w:t>
+            </w:r>
+          </w:p>
+        </w:tc>
+      </w:tr>
+      <w:tr>
+        <w:tblPrEx>
+          <w:tblBorders>
+            <w:top w:val="single" w:color="auto" w:sz="4" w:space="0"/>
+            <w:left w:val="single" w:color="auto" w:sz="4" w:space="0"/>
+            <w:bottom w:val="single" w:color="auto" w:sz="4" w:space="0"/>
+            <w:right w:val="single" w:color="auto" w:sz="4" w:space="0"/>
+            <w:insideH w:val="single" w:color="auto" w:sz="4" w:space="0"/>
+            <w:insideV w:val="single" w:color="auto" w:sz="4" w:space="0"/>
+          </w:tblBorders>
+          <w:shd w:val="clear" w:color="auto" w:fill="auto"/>
+          <w:tblCellMar>
+            <w:top w:w="0" w:type="dxa"/>
+            <w:left w:w="108" w:type="dxa"/>
+            <w:bottom w:w="0" w:type="dxa"/>
+            <w:right w:w="108" w:type="dxa"/>
+          </w:tblCellMar>
+        </w:tblPrEx>
+        <w:tc>
+          <w:tcPr>
+            <w:tcW w:w="764" w:type="dxa"/>
+            <w:tcBorders>
+              <w:top w:val="single" w:color="auto" w:sz="4" w:space="0"/>
+              <w:left w:val="single" w:color="auto" w:sz="4" w:space="0"/>
+              <w:bottom w:val="single" w:color="auto" w:sz="4" w:space="0"/>
+              <w:right w:val="single" w:color="auto" w:sz="4" w:space="0"/>
+            </w:tcBorders>
+            <w:shd w:val="clear" w:color="auto" w:fill="FFFFFF" w:themeFill="background1"/>
+            <w:vAlign w:val="center"/>
+          </w:tcPr>
+          <w:p>
+            <w:pPr>
+              <w:keepNext w:val="0"/>
+              <w:keepLines w:val="0"/>
+              <w:widowControl/>
+              <w:suppressLineNumbers w:val="0"/>
+              <w:spacing w:before="0" w:beforeAutospacing="0" w:after="0" w:afterAutospacing="0"/>
+              <w:ind w:left="0" w:right="0"/>
+              <w:jc w:val="left"/>
+              <w:rPr>
+                <w:rFonts w:hint="default" w:ascii="Times New Roman" w:hAnsi="Times New Roman" w:eastAsia="Times New Roman" w:cs="Times New Roman"/>
+                <w:color w:val="auto"/>
+                <w:kern w:val="2"/>
+                <w:sz w:val="20"/>
+                <w:szCs w:val="20"/>
+                <w:lang w:val="en-US" w:eastAsia="zh-CN" w:bidi="ar-SA"/>
+              </w:rPr>
+            </w:pPr>
+            <w:r>
+              <w:rPr>
+                <w:rFonts w:hint="default" w:ascii="Times New Roman" w:hAnsi="Times New Roman" w:eastAsia="SimSun" w:cs="Times New Roman"/>
+                <w:color w:val="auto"/>
+                <w:kern w:val="0"/>
+                <w:sz w:val="24"/>
+                <w:szCs w:val="24"/>
+                <w:lang w:val="en-US" w:eastAsia="zh-CN" w:bidi="ar"/>
+              </w:rPr>
+              <w:t>TS10</w:t>
+            </w:r>
+          </w:p>
+        </w:tc>
+        <w:tc>
+          <w:tcPr>
+            <w:tcW w:w="1329" w:type="dxa"/>
+            <w:tcBorders>
+              <w:top w:val="single" w:color="auto" w:sz="4" w:space="0"/>
+              <w:left w:val="single" w:color="auto" w:sz="4" w:space="0"/>
+              <w:bottom w:val="single" w:color="auto" w:sz="4" w:space="0"/>
+              <w:right w:val="single" w:color="auto" w:sz="4" w:space="0"/>
+            </w:tcBorders>
+            <w:shd w:val="clear" w:color="auto" w:fill="auto"/>
+            <w:vAlign w:val="center"/>
+          </w:tcPr>
+          <w:p>
+            <w:pPr>
+              <w:keepNext w:val="0"/>
+              <w:keepLines w:val="0"/>
+              <w:widowControl/>
+              <w:suppressLineNumbers w:val="0"/>
+              <w:spacing w:before="0" w:beforeAutospacing="0" w:after="0" w:afterAutospacing="0"/>
+              <w:ind w:left="0" w:right="0"/>
+              <w:jc w:val="left"/>
+              <w:rPr>
+                <w:rFonts w:hint="default" w:ascii="Times New Roman" w:hAnsi="Times New Roman" w:eastAsia="Times New Roman" w:cs="Times New Roman"/>
+                <w:color w:val="auto"/>
+                <w:kern w:val="2"/>
+                <w:sz w:val="20"/>
+                <w:szCs w:val="20"/>
+                <w:lang w:val="en-US" w:eastAsia="zh-CN" w:bidi="ar-SA"/>
+              </w:rPr>
+            </w:pPr>
+            <w:r>
+              <w:rPr>
+                <w:rFonts w:hint="default" w:ascii="Times New Roman" w:hAnsi="Times New Roman" w:eastAsia="SimSun" w:cs="Times New Roman"/>
+                <w:color w:val="auto"/>
+                <w:kern w:val="0"/>
+                <w:sz w:val="24"/>
+                <w:szCs w:val="24"/>
+                <w:lang w:val="en-US" w:eastAsia="zh-CN" w:bidi="ar"/>
+              </w:rPr>
+              <w:t>Health</w:t>
+            </w:r>
+          </w:p>
+        </w:tc>
+        <w:tc>
+          <w:tcPr>
+            <w:tcW w:w="1354" w:type="dxa"/>
+            <w:tcBorders>
+              <w:top w:val="single" w:color="auto" w:sz="4" w:space="0"/>
+              <w:left w:val="single" w:color="auto" w:sz="4" w:space="0"/>
+              <w:bottom w:val="single" w:color="auto" w:sz="4" w:space="0"/>
+              <w:right w:val="single" w:color="auto" w:sz="4" w:space="0"/>
+            </w:tcBorders>
+            <w:shd w:val="clear" w:color="auto" w:fill="auto"/>
+            <w:vAlign w:val="center"/>
+          </w:tcPr>
+          <w:p>
+            <w:pPr>
+              <w:keepNext w:val="0"/>
+              <w:keepLines w:val="0"/>
+              <w:widowControl/>
+              <w:suppressLineNumbers w:val="0"/>
+              <w:spacing w:before="0" w:beforeAutospacing="0" w:after="0" w:afterAutospacing="0"/>
+              <w:ind w:left="0" w:leftChars="0" w:right="0" w:rightChars="0"/>
+              <w:jc w:val="left"/>
+              <w:rPr>
+                <w:rFonts w:hint="default" w:ascii="Times New Roman" w:hAnsi="Times New Roman" w:eastAsia="SimSun" w:cs="Times New Roman"/>
+                <w:color w:val="auto"/>
+                <w:kern w:val="2"/>
+                <w:sz w:val="24"/>
+                <w:szCs w:val="24"/>
+                <w:lang w:val="en-US" w:eastAsia="zh-CN" w:bidi="ar-SA"/>
+              </w:rPr>
+            </w:pPr>
+            <w:r>
+              <w:rPr>
+                <w:rFonts w:hint="default" w:ascii="Times New Roman" w:hAnsi="Times New Roman" w:eastAsia="SimSun" w:cs="Times New Roman"/>
+                <w:color w:val="auto"/>
+                <w:kern w:val="2"/>
+                <w:sz w:val="24"/>
+                <w:szCs w:val="24"/>
+                <w:lang w:val="en-US" w:eastAsia="zh-CN" w:bidi="ar-SA"/>
+              </w:rPr>
+              <w:t>HP menerima regen</w:t>
+            </w:r>
+          </w:p>
+        </w:tc>
+        <w:tc>
+          <w:tcPr>
+            <w:tcW w:w="1747" w:type="dxa"/>
+            <w:tcBorders>
+              <w:top w:val="single" w:color="auto" w:sz="4" w:space="0"/>
+              <w:left w:val="single" w:color="auto" w:sz="4" w:space="0"/>
+              <w:bottom w:val="single" w:color="auto" w:sz="4" w:space="0"/>
+              <w:right w:val="single" w:color="auto" w:sz="4" w:space="0"/>
+            </w:tcBorders>
+            <w:shd w:val="clear" w:color="auto" w:fill="auto"/>
+            <w:vAlign w:val="center"/>
+          </w:tcPr>
+          <w:p>
+            <w:pPr>
+              <w:keepNext w:val="0"/>
+              <w:keepLines w:val="0"/>
+              <w:widowControl/>
+              <w:suppressLineNumbers w:val="0"/>
+              <w:spacing w:before="0" w:beforeAutospacing="0" w:after="0" w:afterAutospacing="0"/>
+              <w:ind w:left="0" w:leftChars="0" w:right="0" w:rightChars="0"/>
+              <w:jc w:val="left"/>
+              <w:rPr>
+                <w:rFonts w:hint="default" w:ascii="Times New Roman" w:hAnsi="Times New Roman" w:eastAsia="Times New Roman" w:cs="Times New Roman"/>
+                <w:color w:val="auto"/>
+                <w:kern w:val="2"/>
+                <w:sz w:val="24"/>
+                <w:szCs w:val="24"/>
+                <w:lang w:val="en-US" w:eastAsia="zh-CN" w:bidi="ar-SA"/>
+              </w:rPr>
+            </w:pPr>
+            <w:r>
+              <w:rPr>
+                <w:rFonts w:hint="default" w:ascii="Times New Roman" w:hAnsi="Times New Roman" w:eastAsia="SimSun" w:cs="Times New Roman"/>
+                <w:color w:val="auto"/>
+                <w:kern w:val="0"/>
+                <w:sz w:val="24"/>
+                <w:szCs w:val="24"/>
+                <w:lang w:val="en-US" w:eastAsia="zh-CN" w:bidi="ar"/>
+              </w:rPr>
+              <w:t>HP bertambah</w:t>
+            </w:r>
+          </w:p>
+        </w:tc>
+        <w:tc>
+          <w:tcPr>
+            <w:tcW w:w="2101" w:type="dxa"/>
+            <w:tcBorders>
+              <w:top w:val="single" w:color="auto" w:sz="4" w:space="0"/>
+              <w:left w:val="single" w:color="auto" w:sz="4" w:space="0"/>
+              <w:bottom w:val="single" w:color="auto" w:sz="4" w:space="0"/>
+              <w:right w:val="single" w:color="auto" w:sz="4" w:space="0"/>
+            </w:tcBorders>
+            <w:shd w:val="clear" w:color="auto" w:fill="auto"/>
+            <w:vAlign w:val="top"/>
+          </w:tcPr>
+          <w:p>
+            <w:pPr>
+              <w:keepNext w:val="0"/>
+              <w:keepLines w:val="0"/>
+              <w:widowControl/>
+              <w:suppressLineNumbers w:val="0"/>
+              <w:spacing w:before="0" w:beforeAutospacing="0" w:after="0" w:afterAutospacing="0" w:line="240" w:lineRule="auto"/>
+              <w:ind w:left="0" w:leftChars="0" w:right="0" w:rightChars="0"/>
+              <w:jc w:val="left"/>
+              <w:rPr>
+                <w:rFonts w:hint="default" w:ascii="Times New Roman" w:hAnsi="Times New Roman" w:eastAsia="Times New Roman" w:cs="Times New Roman"/>
+                <w:color w:val="auto"/>
+                <w:kern w:val="2"/>
+                <w:sz w:val="20"/>
+                <w:szCs w:val="20"/>
+                <w:lang w:val="en-US" w:eastAsia="zh-CN" w:bidi="ar-SA"/>
+              </w:rPr>
+            </w:pPr>
+            <w:r>
+              <w:rPr>
+                <w:rFonts w:hint="default" w:ascii="Times New Roman" w:hAnsi="Times New Roman" w:eastAsia="SimSun" w:cs="Times New Roman"/>
+                <w:color w:val="auto"/>
+                <w:kern w:val="0"/>
+                <w:sz w:val="24"/>
+                <w:szCs w:val="24"/>
+                <w:lang w:val="en-US" w:eastAsia="zh-CN" w:bidi="ar"/>
+              </w:rPr>
+              <w:t>HP tidak bertambah</w:t>
+            </w:r>
+          </w:p>
+        </w:tc>
+        <w:tc>
+          <w:tcPr>
+            <w:tcW w:w="1203" w:type="dxa"/>
+            <w:tcBorders>
+              <w:top w:val="single" w:color="auto" w:sz="4" w:space="0"/>
+              <w:left w:val="single" w:color="auto" w:sz="4" w:space="0"/>
+              <w:bottom w:val="single" w:color="auto" w:sz="4" w:space="0"/>
+              <w:right w:val="single" w:color="auto" w:sz="4" w:space="0"/>
+            </w:tcBorders>
+            <w:shd w:val="clear" w:color="auto" w:fill="auto"/>
+            <w:vAlign w:val="top"/>
+          </w:tcPr>
+          <w:p>
+            <w:pPr>
+              <w:keepNext w:val="0"/>
+              <w:keepLines w:val="0"/>
+              <w:widowControl/>
+              <w:suppressLineNumbers w:val="0"/>
+              <w:spacing w:before="0" w:beforeAutospacing="0" w:after="0" w:afterAutospacing="0" w:line="240" w:lineRule="auto"/>
+              <w:ind w:left="0" w:leftChars="0" w:right="0" w:rightChars="0"/>
+              <w:jc w:val="center"/>
+              <w:rPr>
+                <w:rFonts w:hint="default" w:ascii="Times New Roman" w:hAnsi="Times New Roman" w:cs="Times New Roman"/>
+                <w:kern w:val="2"/>
+                <w:sz w:val="20"/>
+                <w:szCs w:val="20"/>
+                <w:lang w:val="en-US"/>
+              </w:rPr>
+            </w:pPr>
+            <w:r>
+              <w:rPr>
+                <w:rFonts w:hint="default" w:ascii="Times New Roman" w:hAnsi="Times New Roman" w:eastAsia="SimSun" w:cs="Times New Roman"/>
+                <w:color w:val="auto"/>
+                <w:kern w:val="0"/>
+                <w:sz w:val="24"/>
+                <w:szCs w:val="24"/>
+                <w:lang w:val="en-US" w:eastAsia="zh-CN" w:bidi="ar"/>
+              </w:rPr>
+              <w:t>Fail</w:t>
             </w:r>
           </w:p>
         </w:tc>
@@ -5368,6 +6833,8 @@
               <w:keepLines w:val="0"/>
               <w:widowControl/>
               <w:suppressLineNumbers w:val="0"/>
+              <w:spacing w:before="0" w:beforeAutospacing="0" w:after="0" w:afterAutospacing="0"/>
+              <w:ind w:left="0" w:right="0"/>
               <w:jc w:val="left"/>
               <w:rPr>
                 <w:rFonts w:hint="default" w:ascii="Times New Roman" w:hAnsi="Times New Roman" w:eastAsia="SimSun" w:cs="Times New Roman"/>
@@ -5387,7 +6854,7 @@
                 <w:szCs w:val="24"/>
                 <w:lang w:val="en-US" w:eastAsia="zh-CN" w:bidi="ar"/>
               </w:rPr>
-              <w:t>TS07</w:t>
+              <w:t>TS11</w:t>
             </w:r>
           </w:p>
         </w:tc>
@@ -5409,6 +6876,8 @@
               <w:keepLines w:val="0"/>
               <w:widowControl/>
               <w:suppressLineNumbers w:val="0"/>
+              <w:spacing w:before="0" w:beforeAutospacing="0" w:after="0" w:afterAutospacing="0"/>
+              <w:ind w:left="0" w:right="0"/>
               <w:jc w:val="left"/>
               <w:rPr>
                 <w:rFonts w:hint="default" w:ascii="Times New Roman" w:hAnsi="Times New Roman" w:eastAsia="SimSun" w:cs="Times New Roman"/>
@@ -5428,7 +6897,7 @@
                 <w:szCs w:val="24"/>
                 <w:lang w:val="en-US" w:eastAsia="zh-CN" w:bidi="ar"/>
               </w:rPr>
-              <w:t>Enemy AI</w:t>
+              <w:t>Knockback</w:t>
             </w:r>
           </w:p>
         </w:tc>
@@ -5450,6 +6919,8 @@
               <w:keepLines w:val="0"/>
               <w:widowControl/>
               <w:suppressLineNumbers w:val="0"/>
+              <w:spacing w:before="0" w:beforeAutospacing="0" w:after="0" w:afterAutospacing="0"/>
+              <w:ind w:left="0" w:right="0"/>
               <w:jc w:val="left"/>
               <w:rPr>
                 <w:rFonts w:hint="default" w:ascii="Times New Roman" w:hAnsi="Times New Roman" w:eastAsia="SimSun" w:cs="Times New Roman"/>
@@ -5469,7 +6940,7 @@
                 <w:szCs w:val="24"/>
                 <w:lang w:val="en-US" w:eastAsia="zh-CN" w:bidi="ar"/>
               </w:rPr>
-              <w:t>Player diam</w:t>
+              <w:t>Player terkena serangan</w:t>
             </w:r>
           </w:p>
         </w:tc>
@@ -5491,6 +6962,8 @@
               <w:keepLines w:val="0"/>
               <w:widowControl/>
               <w:suppressLineNumbers w:val="0"/>
+              <w:spacing w:before="0" w:beforeAutospacing="0" w:after="0" w:afterAutospacing="0"/>
+              <w:ind w:left="0" w:right="0"/>
               <w:jc w:val="left"/>
               <w:rPr>
                 <w:rFonts w:hint="default" w:ascii="Times New Roman" w:hAnsi="Times New Roman" w:eastAsia="SimSun" w:cs="Times New Roman"/>
@@ -5510,7 +6983,7 @@
                 <w:szCs w:val="24"/>
                 <w:lang w:val="en-US" w:eastAsia="zh-CN" w:bidi="ar"/>
               </w:rPr>
-              <w:t>Enemy tidak mengejar player</w:t>
+              <w:t>Player terdorong</w:t>
             </w:r>
           </w:p>
         </w:tc>
@@ -5537,22 +7010,79 @@
               <w:jc w:val="left"/>
               <w:rPr>
                 <w:rFonts w:hint="default" w:ascii="Times New Roman" w:hAnsi="Times New Roman" w:cs="Times New Roman"/>
+                <w:kern w:val="2"/>
+                <w:sz w:val="20"/>
+                <w:szCs w:val="20"/>
+              </w:rPr>
+            </w:pPr>
+            <w:r>
+              <w:rPr>
+                <w:rFonts w:hint="default" w:ascii="Times New Roman" w:hAnsi="Times New Roman" w:eastAsia="SimSun" w:cs="Times New Roman"/>
+                <w:kern w:val="2"/>
+                <w:sz w:val="24"/>
+                <w:szCs w:val="24"/>
+              </w:rPr>
+              <w:t xml:space="preserve">Begitu serangan masuk, kontrol </w:t>
+            </w:r>
+            <w:r>
+              <w:rPr>
+                <w:rFonts w:hint="default" w:ascii="Times New Roman" w:hAnsi="Times New Roman" w:eastAsia="SimSun" w:cs="Times New Roman"/>
                 <w:i/>
                 <w:iCs/>
                 <w:kern w:val="2"/>
-                <w:sz w:val="20"/>
-                <w:szCs w:val="20"/>
-              </w:rPr>
-            </w:pPr>
-            <w:r>
-              <w:rPr>
-                <w:rFonts w:hint="default" w:ascii="Times New Roman" w:hAnsi="Times New Roman" w:eastAsia="SimSun" w:cs="Times New Roman"/>
-                <w:i w:val="0"/>
-                <w:iCs w:val="0"/>
                 <w:sz w:val="24"/>
                 <w:szCs w:val="24"/>
               </w:rPr>
-              <w:t>Saat player berhenti bergerak, enemy AI langsung menghentikan pergerakannya (diam di tempat/kembali ke status idle).</w:t>
+              <w:t>input player</w:t>
+            </w:r>
+            <w:r>
+              <w:rPr>
+                <w:rFonts w:hint="default" w:ascii="Times New Roman" w:hAnsi="Times New Roman" w:eastAsia="SimSun" w:cs="Times New Roman"/>
+                <w:kern w:val="2"/>
+                <w:sz w:val="24"/>
+                <w:szCs w:val="24"/>
+              </w:rPr>
+              <w:t xml:space="preserve"> terkunci sementara dan </w:t>
+            </w:r>
+            <w:r>
+              <w:rPr>
+                <w:rFonts w:hint="default" w:ascii="Times New Roman" w:hAnsi="Times New Roman" w:eastAsia="SimSun" w:cs="Times New Roman"/>
+                <w:i/>
+                <w:iCs/>
+                <w:kern w:val="2"/>
+                <w:sz w:val="24"/>
+                <w:szCs w:val="24"/>
+              </w:rPr>
+              <w:t>sprite player</w:t>
+            </w:r>
+            <w:r>
+              <w:rPr>
+                <w:rFonts w:hint="default" w:ascii="Times New Roman" w:hAnsi="Times New Roman" w:eastAsia="SimSun" w:cs="Times New Roman"/>
+                <w:kern w:val="2"/>
+                <w:sz w:val="24"/>
+                <w:szCs w:val="24"/>
+              </w:rPr>
+              <w:t xml:space="preserve"> terdorong ke belakang menjauhi posisi </w:t>
+            </w:r>
+            <w:r>
+              <w:rPr>
+                <w:rFonts w:hint="default" w:ascii="Times New Roman" w:hAnsi="Times New Roman" w:eastAsia="SimSun" w:cs="Times New Roman"/>
+                <w:i/>
+                <w:iCs/>
+                <w:kern w:val="2"/>
+                <w:sz w:val="24"/>
+                <w:szCs w:val="24"/>
+              </w:rPr>
+              <w:t>enemy</w:t>
+            </w:r>
+            <w:r>
+              <w:rPr>
+                <w:rFonts w:hint="default" w:ascii="Times New Roman" w:hAnsi="Times New Roman" w:eastAsia="SimSun" w:cs="Times New Roman"/>
+                <w:kern w:val="2"/>
+                <w:sz w:val="24"/>
+                <w:szCs w:val="24"/>
+              </w:rPr>
+              <w:t>.</w:t>
             </w:r>
           </w:p>
         </w:tc>
@@ -5566,7 +7096,7 @@
               <w:right w:val="single" w:color="auto" w:sz="4" w:space="0"/>
             </w:tcBorders>
             <w:shd w:val="clear" w:color="auto" w:fill="auto"/>
-            <w:vAlign w:val="top"/>
+            <w:vAlign w:val="center"/>
           </w:tcPr>
           <w:p>
             <w:pPr>
@@ -5574,8 +7104,8 @@
               <w:keepLines w:val="0"/>
               <w:widowControl/>
               <w:suppressLineNumbers w:val="0"/>
-              <w:spacing w:before="0" w:beforeAutospacing="0" w:after="0" w:afterAutospacing="0" w:line="240" w:lineRule="auto"/>
-              <w:ind w:left="0" w:leftChars="0" w:right="0" w:rightChars="0"/>
+              <w:spacing w:before="0" w:beforeAutospacing="0" w:after="0" w:afterAutospacing="0"/>
+              <w:ind w:left="0" w:right="0"/>
               <w:jc w:val="center"/>
               <w:rPr>
                 <w:rFonts w:hint="default" w:ascii="Times New Roman" w:hAnsi="Times New Roman" w:cs="Times New Roman"/>
@@ -5674,14 +7204,16 @@
               <w:keepLines w:val="0"/>
               <w:widowControl/>
               <w:suppressLineNumbers w:val="0"/>
+              <w:spacing w:before="0" w:beforeAutospacing="0" w:after="0" w:afterAutospacing="0"/>
+              <w:ind w:left="0" w:right="0"/>
               <w:jc w:val="left"/>
               <w:rPr>
-                <w:rFonts w:hint="default" w:ascii="Times New Roman" w:hAnsi="Times New Roman" w:eastAsia="SimSun" w:cs="Times New Roman"/>
-                <w:color w:val="auto"/>
-                <w:kern w:val="0"/>
-                <w:sz w:val="20"/>
+                <w:rFonts w:hint="default" w:ascii="Times New Roman" w:hAnsi="Times New Roman" w:eastAsia="Times New Roman" w:cs="Times New Roman"/>
+                <w:color w:val="auto"/>
+                <w:kern w:val="2"/>
+                <w:sz w:val="22"/>
                 <w:szCs w:val="20"/>
-                <w:lang w:val="en-US" w:eastAsia="zh-CN" w:bidi="ar"/>
+                <w:lang w:val="en-US" w:eastAsia="zh-CN" w:bidi="ar-SA"/>
               </w:rPr>
             </w:pPr>
             <w:r>
@@ -5693,7 +7225,7 @@
                 <w:szCs w:val="24"/>
                 <w:lang w:val="en-US" w:eastAsia="zh-CN" w:bidi="ar"/>
               </w:rPr>
-              <w:t>TS08</w:t>
+              <w:t>TS12</w:t>
             </w:r>
           </w:p>
         </w:tc>
@@ -5715,14 +7247,16 @@
               <w:keepLines w:val="0"/>
               <w:widowControl/>
               <w:suppressLineNumbers w:val="0"/>
+              <w:spacing w:before="0" w:beforeAutospacing="0" w:after="0" w:afterAutospacing="0"/>
+              <w:ind w:left="0" w:right="0"/>
               <w:jc w:val="left"/>
               <w:rPr>
-                <w:rFonts w:hint="default" w:ascii="Times New Roman" w:hAnsi="Times New Roman" w:eastAsia="SimSun" w:cs="Times New Roman"/>
-                <w:color w:val="auto"/>
-                <w:kern w:val="0"/>
-                <w:sz w:val="20"/>
+                <w:rFonts w:hint="default" w:ascii="Times New Roman" w:hAnsi="Times New Roman" w:eastAsia="Times New Roman" w:cs="Times New Roman"/>
+                <w:color w:val="auto"/>
+                <w:kern w:val="2"/>
+                <w:sz w:val="22"/>
                 <w:szCs w:val="20"/>
-                <w:lang w:val="en-US" w:eastAsia="zh-CN" w:bidi="ar"/>
+                <w:lang w:val="en-US" w:eastAsia="zh-CN" w:bidi="ar-SA"/>
               </w:rPr>
             </w:pPr>
             <w:r>
@@ -5734,7 +7268,7 @@
                 <w:szCs w:val="24"/>
                 <w:lang w:val="en-US" w:eastAsia="zh-CN" w:bidi="ar"/>
               </w:rPr>
-              <w:t>Attack</w:t>
+              <w:t>Knockback End</w:t>
             </w:r>
           </w:p>
         </w:tc>
@@ -5756,14 +7290,16 @@
               <w:keepLines w:val="0"/>
               <w:widowControl/>
               <w:suppressLineNumbers w:val="0"/>
+              <w:spacing w:before="0" w:beforeAutospacing="0" w:after="0" w:afterAutospacing="0"/>
+              <w:ind w:left="0" w:right="0"/>
               <w:jc w:val="left"/>
               <w:rPr>
-                <w:rFonts w:hint="default" w:ascii="Times New Roman" w:hAnsi="Times New Roman" w:eastAsia="SimSun" w:cs="Times New Roman"/>
-                <w:color w:val="auto"/>
-                <w:kern w:val="0"/>
-                <w:sz w:val="20"/>
+                <w:rFonts w:hint="default" w:ascii="Times New Roman" w:hAnsi="Times New Roman" w:eastAsia="Times New Roman" w:cs="Times New Roman"/>
+                <w:color w:val="auto"/>
+                <w:kern w:val="2"/>
+                <w:sz w:val="22"/>
                 <w:szCs w:val="20"/>
-                <w:lang w:val="en-US" w:eastAsia="zh-CN" w:bidi="ar"/>
+                <w:lang w:val="en-US" w:eastAsia="zh-CN" w:bidi="ar-SA"/>
               </w:rPr>
             </w:pPr>
             <w:r>
@@ -5775,7 +7311,7 @@
                 <w:szCs w:val="24"/>
                 <w:lang w:val="en-US" w:eastAsia="zh-CN" w:bidi="ar"/>
               </w:rPr>
-              <w:t>Enemy menyerang</w:t>
+              <w:t>Durasi knockback habis</w:t>
             </w:r>
           </w:p>
         </w:tc>
@@ -5797,14 +7333,16 @@
               <w:keepLines w:val="0"/>
               <w:widowControl/>
               <w:suppressLineNumbers w:val="0"/>
+              <w:spacing w:before="0" w:beforeAutospacing="0" w:after="0" w:afterAutospacing="0"/>
+              <w:ind w:left="0" w:right="0"/>
               <w:jc w:val="left"/>
               <w:rPr>
-                <w:rFonts w:hint="default" w:ascii="Times New Roman" w:hAnsi="Times New Roman" w:eastAsia="SimSun" w:cs="Times New Roman"/>
-                <w:color w:val="auto"/>
-                <w:kern w:val="0"/>
-                <w:sz w:val="20"/>
+                <w:rFonts w:hint="default" w:ascii="Times New Roman" w:hAnsi="Times New Roman" w:eastAsia="Times New Roman" w:cs="Times New Roman"/>
+                <w:color w:val="auto"/>
+                <w:kern w:val="2"/>
+                <w:sz w:val="22"/>
                 <w:szCs w:val="20"/>
-                <w:lang w:val="en-US" w:eastAsia="zh-CN" w:bidi="ar"/>
+                <w:lang w:val="en-US" w:eastAsia="zh-CN" w:bidi="ar-SA"/>
               </w:rPr>
             </w:pPr>
             <w:r>
@@ -5816,7 +7354,7 @@
                 <w:szCs w:val="24"/>
                 <w:lang w:val="en-US" w:eastAsia="zh-CN" w:bidi="ar"/>
               </w:rPr>
-              <w:t>HP berkurang</w:t>
+              <w:t>Player dapat bergerak lagi</w:t>
             </w:r>
           </w:p>
         </w:tc>
@@ -5851,12 +7389,71 @@
             <w:r>
               <w:rPr>
                 <w:rFonts w:hint="default" w:ascii="Times New Roman" w:hAnsi="Times New Roman" w:eastAsia="SimSun" w:cs="Times New Roman"/>
-                <w:i w:val="0"/>
-                <w:iCs w:val="0"/>
+                <w:kern w:val="2"/>
                 <w:sz w:val="24"/>
                 <w:szCs w:val="24"/>
               </w:rPr>
-              <w:t>Ketika animasi serangan enemy mengenai hitbox player, indikator HP player berkurang secara instan sesuai dengan damage yang ditentukan.</w:t>
+              <w:t xml:space="preserve">Setelah durasi </w:t>
+            </w:r>
+            <w:r>
+              <w:rPr>
+                <w:rFonts w:hint="default" w:ascii="Times New Roman" w:hAnsi="Times New Roman" w:eastAsia="SimSun" w:cs="Times New Roman"/>
+                <w:i/>
+                <w:iCs/>
+                <w:kern w:val="2"/>
+                <w:sz w:val="24"/>
+                <w:szCs w:val="24"/>
+              </w:rPr>
+              <w:t>knockback</w:t>
+            </w:r>
+            <w:r>
+              <w:rPr>
+                <w:rFonts w:hint="default" w:ascii="Times New Roman" w:hAnsi="Times New Roman" w:eastAsia="SimSun" w:cs="Times New Roman"/>
+                <w:kern w:val="2"/>
+                <w:sz w:val="24"/>
+                <w:szCs w:val="24"/>
+              </w:rPr>
+              <w:t xml:space="preserve"> selesai, kontrol </w:t>
+            </w:r>
+            <w:r>
+              <w:rPr>
+                <w:rFonts w:hint="default" w:ascii="Times New Roman" w:hAnsi="Times New Roman" w:eastAsia="SimSun" w:cs="Times New Roman"/>
+                <w:i/>
+                <w:iCs/>
+                <w:kern w:val="2"/>
+                <w:sz w:val="24"/>
+                <w:szCs w:val="24"/>
+              </w:rPr>
+              <w:t>input</w:t>
+            </w:r>
+            <w:r>
+              <w:rPr>
+                <w:rFonts w:hint="default" w:ascii="Times New Roman" w:hAnsi="Times New Roman" w:eastAsia="SimSun" w:cs="Times New Roman"/>
+                <w:kern w:val="2"/>
+                <w:sz w:val="24"/>
+                <w:szCs w:val="24"/>
+              </w:rPr>
+              <w:t xml:space="preserve"> kembali aktif dan </w:t>
+            </w:r>
+            <w:r>
+              <w:rPr>
+                <w:rFonts w:hint="default" w:ascii="Times New Roman" w:hAnsi="Times New Roman" w:eastAsia="SimSun" w:cs="Times New Roman"/>
+                <w:i/>
+                <w:iCs/>
+                <w:kern w:val="2"/>
+                <w:sz w:val="24"/>
+                <w:szCs w:val="24"/>
+              </w:rPr>
+              <w:t>player</w:t>
+            </w:r>
+            <w:r>
+              <w:rPr>
+                <w:rFonts w:hint="default" w:ascii="Times New Roman" w:hAnsi="Times New Roman" w:eastAsia="SimSun" w:cs="Times New Roman"/>
+                <w:kern w:val="2"/>
+                <w:sz w:val="24"/>
+                <w:szCs w:val="24"/>
+              </w:rPr>
+              <w:t xml:space="preserve"> dapat digerakkan kembali secara normal</w:t>
             </w:r>
           </w:p>
         </w:tc>
@@ -5942,1331 +7539,6 @@
           </w:p>
         </w:tc>
       </w:tr>
-      <w:tr>
-        <w:tblPrEx>
-          <w:tblBorders>
-            <w:top w:val="single" w:color="auto" w:sz="4" w:space="0"/>
-            <w:left w:val="single" w:color="auto" w:sz="4" w:space="0"/>
-            <w:bottom w:val="single" w:color="auto" w:sz="4" w:space="0"/>
-            <w:right w:val="single" w:color="auto" w:sz="4" w:space="0"/>
-            <w:insideH w:val="single" w:color="auto" w:sz="4" w:space="0"/>
-            <w:insideV w:val="single" w:color="auto" w:sz="4" w:space="0"/>
-          </w:tblBorders>
-          <w:shd w:val="clear" w:color="auto" w:fill="auto"/>
-          <w:tblCellMar>
-            <w:top w:w="0" w:type="dxa"/>
-            <w:left w:w="108" w:type="dxa"/>
-            <w:bottom w:w="0" w:type="dxa"/>
-            <w:right w:w="108" w:type="dxa"/>
-          </w:tblCellMar>
-        </w:tblPrEx>
-        <w:tc>
-          <w:tcPr>
-            <w:tcW w:w="764" w:type="dxa"/>
-            <w:tcBorders>
-              <w:top w:val="single" w:color="auto" w:sz="4" w:space="0"/>
-              <w:left w:val="single" w:color="auto" w:sz="4" w:space="0"/>
-              <w:bottom w:val="single" w:color="auto" w:sz="4" w:space="0"/>
-              <w:right w:val="single" w:color="auto" w:sz="4" w:space="0"/>
-            </w:tcBorders>
-            <w:shd w:val="clear" w:color="auto" w:fill="auto"/>
-            <w:vAlign w:val="center"/>
-          </w:tcPr>
-          <w:p>
-            <w:pPr>
-              <w:keepNext w:val="0"/>
-              <w:keepLines w:val="0"/>
-              <w:widowControl/>
-              <w:suppressLineNumbers w:val="0"/>
-              <w:jc w:val="left"/>
-              <w:rPr>
-                <w:rFonts w:hint="default" w:ascii="Times New Roman" w:hAnsi="Times New Roman" w:eastAsia="SimSun" w:cs="Times New Roman"/>
-                <w:color w:val="auto"/>
-                <w:kern w:val="0"/>
-                <w:sz w:val="20"/>
-                <w:szCs w:val="20"/>
-                <w:lang w:val="en-US" w:eastAsia="zh-CN" w:bidi="ar"/>
-              </w:rPr>
-            </w:pPr>
-            <w:r>
-              <w:rPr>
-                <w:rFonts w:hint="default" w:ascii="Times New Roman" w:hAnsi="Times New Roman" w:eastAsia="SimSun" w:cs="Times New Roman"/>
-                <w:color w:val="auto"/>
-                <w:kern w:val="0"/>
-                <w:sz w:val="24"/>
-                <w:szCs w:val="24"/>
-                <w:lang w:val="en-US" w:eastAsia="zh-CN" w:bidi="ar"/>
-              </w:rPr>
-              <w:t>TS09</w:t>
-            </w:r>
-          </w:p>
-        </w:tc>
-        <w:tc>
-          <w:tcPr>
-            <w:tcW w:w="1329" w:type="dxa"/>
-            <w:tcBorders>
-              <w:top w:val="single" w:color="auto" w:sz="4" w:space="0"/>
-              <w:left w:val="single" w:color="auto" w:sz="4" w:space="0"/>
-              <w:bottom w:val="single" w:color="auto" w:sz="4" w:space="0"/>
-              <w:right w:val="single" w:color="auto" w:sz="4" w:space="0"/>
-            </w:tcBorders>
-            <w:shd w:val="clear" w:color="auto" w:fill="auto"/>
-            <w:vAlign w:val="center"/>
-          </w:tcPr>
-          <w:p>
-            <w:pPr>
-              <w:keepNext w:val="0"/>
-              <w:keepLines w:val="0"/>
-              <w:widowControl/>
-              <w:suppressLineNumbers w:val="0"/>
-              <w:jc w:val="left"/>
-              <w:rPr>
-                <w:rFonts w:hint="default" w:ascii="Times New Roman" w:hAnsi="Times New Roman" w:eastAsia="SimSun" w:cs="Times New Roman"/>
-                <w:color w:val="auto"/>
-                <w:kern w:val="0"/>
-                <w:sz w:val="20"/>
-                <w:szCs w:val="20"/>
-                <w:lang w:val="en-US" w:eastAsia="zh-CN" w:bidi="ar"/>
-              </w:rPr>
-            </w:pPr>
-            <w:r>
-              <w:rPr>
-                <w:rFonts w:hint="default" w:ascii="Times New Roman" w:hAnsi="Times New Roman" w:eastAsia="SimSun" w:cs="Times New Roman"/>
-                <w:color w:val="auto"/>
-                <w:kern w:val="0"/>
-                <w:sz w:val="24"/>
-                <w:szCs w:val="24"/>
-                <w:lang w:val="en-US" w:eastAsia="zh-CN" w:bidi="ar"/>
-              </w:rPr>
-              <w:t>Health</w:t>
-            </w:r>
-          </w:p>
-        </w:tc>
-        <w:tc>
-          <w:tcPr>
-            <w:tcW w:w="1354" w:type="dxa"/>
-            <w:tcBorders>
-              <w:top w:val="single" w:color="auto" w:sz="4" w:space="0"/>
-              <w:left w:val="single" w:color="auto" w:sz="4" w:space="0"/>
-              <w:bottom w:val="single" w:color="auto" w:sz="4" w:space="0"/>
-              <w:right w:val="single" w:color="auto" w:sz="4" w:space="0"/>
-            </w:tcBorders>
-            <w:shd w:val="clear" w:color="auto" w:fill="auto"/>
-            <w:vAlign w:val="center"/>
-          </w:tcPr>
-          <w:p>
-            <w:pPr>
-              <w:keepNext w:val="0"/>
-              <w:keepLines w:val="0"/>
-              <w:widowControl/>
-              <w:suppressLineNumbers w:val="0"/>
-              <w:jc w:val="left"/>
-              <w:rPr>
-                <w:rFonts w:hint="default" w:ascii="Times New Roman" w:hAnsi="Times New Roman" w:eastAsia="SimSun" w:cs="Times New Roman"/>
-                <w:color w:val="auto"/>
-                <w:kern w:val="0"/>
-                <w:sz w:val="20"/>
-                <w:szCs w:val="20"/>
-                <w:lang w:val="en-US" w:eastAsia="zh-CN" w:bidi="ar"/>
-              </w:rPr>
-            </w:pPr>
-            <w:r>
-              <w:rPr>
-                <w:rFonts w:hint="default" w:ascii="Times New Roman" w:hAnsi="Times New Roman" w:eastAsia="SimSun" w:cs="Times New Roman"/>
-                <w:color w:val="auto"/>
-                <w:kern w:val="0"/>
-                <w:sz w:val="24"/>
-                <w:szCs w:val="24"/>
-                <w:lang w:val="en-US" w:eastAsia="zh-CN" w:bidi="ar"/>
-              </w:rPr>
-              <w:t>HP menerima damage</w:t>
-            </w:r>
-          </w:p>
-        </w:tc>
-        <w:tc>
-          <w:tcPr>
-            <w:tcW w:w="1747" w:type="dxa"/>
-            <w:tcBorders>
-              <w:top w:val="single" w:color="auto" w:sz="4" w:space="0"/>
-              <w:left w:val="single" w:color="auto" w:sz="4" w:space="0"/>
-              <w:bottom w:val="single" w:color="auto" w:sz="4" w:space="0"/>
-              <w:right w:val="single" w:color="auto" w:sz="4" w:space="0"/>
-            </w:tcBorders>
-            <w:shd w:val="clear" w:color="auto" w:fill="auto"/>
-            <w:vAlign w:val="center"/>
-          </w:tcPr>
-          <w:p>
-            <w:pPr>
-              <w:keepNext w:val="0"/>
-              <w:keepLines w:val="0"/>
-              <w:widowControl/>
-              <w:suppressLineNumbers w:val="0"/>
-              <w:jc w:val="left"/>
-              <w:rPr>
-                <w:rFonts w:hint="default" w:ascii="Times New Roman" w:hAnsi="Times New Roman" w:eastAsia="SimSun" w:cs="Times New Roman"/>
-                <w:color w:val="auto"/>
-                <w:kern w:val="0"/>
-                <w:sz w:val="20"/>
-                <w:szCs w:val="20"/>
-                <w:lang w:val="en-US" w:eastAsia="zh-CN" w:bidi="ar"/>
-              </w:rPr>
-            </w:pPr>
-            <w:r>
-              <w:rPr>
-                <w:rFonts w:hint="default" w:ascii="Times New Roman" w:hAnsi="Times New Roman" w:eastAsia="SimSun" w:cs="Times New Roman"/>
-                <w:color w:val="auto"/>
-                <w:kern w:val="0"/>
-                <w:sz w:val="24"/>
-                <w:szCs w:val="24"/>
-                <w:lang w:val="en-US" w:eastAsia="zh-CN" w:bidi="ar"/>
-              </w:rPr>
-              <w:t>Nilai HP berkurang</w:t>
-            </w:r>
-          </w:p>
-        </w:tc>
-        <w:tc>
-          <w:tcPr>
-            <w:tcW w:w="2101" w:type="dxa"/>
-            <w:tcBorders>
-              <w:top w:val="single" w:color="auto" w:sz="4" w:space="0"/>
-              <w:left w:val="single" w:color="auto" w:sz="4" w:space="0"/>
-              <w:bottom w:val="single" w:color="auto" w:sz="4" w:space="0"/>
-              <w:right w:val="single" w:color="auto" w:sz="4" w:space="0"/>
-            </w:tcBorders>
-            <w:shd w:val="clear" w:color="auto" w:fill="auto"/>
-            <w:vAlign w:val="top"/>
-          </w:tcPr>
-          <w:p>
-            <w:pPr>
-              <w:keepNext w:val="0"/>
-              <w:keepLines w:val="0"/>
-              <w:widowControl/>
-              <w:suppressLineNumbers w:val="0"/>
-              <w:spacing w:before="0" w:beforeAutospacing="0" w:after="0" w:afterAutospacing="0" w:line="240" w:lineRule="auto"/>
-              <w:ind w:left="0" w:leftChars="0" w:right="0" w:rightChars="0"/>
-              <w:jc w:val="left"/>
-              <w:rPr>
-                <w:rFonts w:hint="default" w:ascii="Times New Roman" w:hAnsi="Times New Roman" w:eastAsia="Times New Roman" w:cs="Times New Roman"/>
-                <w:color w:val="auto"/>
-                <w:kern w:val="2"/>
-                <w:sz w:val="20"/>
-                <w:szCs w:val="20"/>
-                <w:lang w:val="en-US" w:eastAsia="zh-CN" w:bidi="ar-SA"/>
-              </w:rPr>
-            </w:pPr>
-            <w:r>
-              <w:rPr>
-                <w:rFonts w:hint="default" w:ascii="Times New Roman" w:hAnsi="Times New Roman" w:eastAsia="SimSun" w:cs="Times New Roman"/>
-                <w:color w:val="auto"/>
-                <w:kern w:val="0"/>
-                <w:sz w:val="24"/>
-                <w:szCs w:val="24"/>
-                <w:lang w:val="en-US" w:eastAsia="zh-CN" w:bidi="ar"/>
-              </w:rPr>
-              <w:t>HP berkurang</w:t>
-            </w:r>
-          </w:p>
-        </w:tc>
-        <w:tc>
-          <w:tcPr>
-            <w:tcW w:w="1203" w:type="dxa"/>
-            <w:tcBorders>
-              <w:top w:val="single" w:color="auto" w:sz="4" w:space="0"/>
-              <w:left w:val="single" w:color="auto" w:sz="4" w:space="0"/>
-              <w:bottom w:val="single" w:color="auto" w:sz="4" w:space="0"/>
-              <w:right w:val="single" w:color="auto" w:sz="4" w:space="0"/>
-            </w:tcBorders>
-            <w:shd w:val="clear" w:color="auto" w:fill="auto"/>
-            <w:vAlign w:val="top"/>
-          </w:tcPr>
-          <w:p>
-            <w:pPr>
-              <w:keepNext w:val="0"/>
-              <w:keepLines w:val="0"/>
-              <w:widowControl/>
-              <w:suppressLineNumbers w:val="0"/>
-              <w:spacing w:before="0" w:beforeAutospacing="0" w:after="0" w:afterAutospacing="0" w:line="240" w:lineRule="auto"/>
-              <w:ind w:left="0" w:leftChars="0" w:right="0" w:rightChars="0"/>
-              <w:jc w:val="center"/>
-              <w:rPr>
-                <w:rFonts w:hint="default" w:ascii="Times New Roman" w:hAnsi="Times New Roman" w:cs="Times New Roman"/>
-                <w:kern w:val="2"/>
-                <w:sz w:val="20"/>
-                <w:szCs w:val="20"/>
-              </w:rPr>
-            </w:pPr>
-            <w:r>
-              <w:rPr>
-                <w:rFonts w:hint="default" w:ascii="Times New Roman" w:hAnsi="Times New Roman" w:eastAsia="SimSun" w:cs="Times New Roman"/>
-                <w:color w:val="auto"/>
-                <w:kern w:val="0"/>
-                <w:sz w:val="24"/>
-                <w:szCs w:val="24"/>
-                <w:lang w:val="en-US" w:eastAsia="zh-CN" w:bidi="ar"/>
-              </w:rPr>
-              <w:t>Pass</w:t>
-            </w:r>
-          </w:p>
-        </w:tc>
-        <w:tc>
-          <w:tcPr>
-            <w:tcW w:w="1078" w:type="dxa"/>
-            <w:tcBorders>
-              <w:top w:val="single" w:color="auto" w:sz="4" w:space="0"/>
-              <w:left w:val="single" w:color="auto" w:sz="4" w:space="0"/>
-              <w:bottom w:val="single" w:color="auto" w:sz="4" w:space="0"/>
-              <w:right w:val="single" w:color="auto" w:sz="4" w:space="0"/>
-            </w:tcBorders>
-            <w:shd w:val="clear" w:color="auto" w:fill="auto"/>
-            <w:vAlign w:val="top"/>
-          </w:tcPr>
-          <w:p>
-            <w:pPr>
-              <w:keepNext w:val="0"/>
-              <w:keepLines w:val="0"/>
-              <w:widowControl/>
-              <w:suppressLineNumbers w:val="0"/>
-              <w:spacing w:before="0" w:beforeAutospacing="0" w:after="0" w:afterAutospacing="0" w:line="240" w:lineRule="auto"/>
-              <w:ind w:left="0" w:leftChars="0" w:right="0" w:rightChars="0"/>
-              <w:jc w:val="both"/>
-              <w:rPr>
-                <w:rFonts w:hint="default" w:ascii="Times New Roman" w:hAnsi="Times New Roman" w:cs="Times New Roman"/>
-                <w:kern w:val="2"/>
-                <w:sz w:val="20"/>
-                <w:szCs w:val="20"/>
-              </w:rPr>
-            </w:pPr>
-            <w:r>
-              <w:rPr>
-                <w:rFonts w:hint="default" w:ascii="Times New Roman" w:hAnsi="Times New Roman" w:cs="Times New Roman"/>
-                <w:kern w:val="2"/>
-                <w:sz w:val="20"/>
-                <w:szCs w:val="20"/>
-                <w:lang w:val="en-US"/>
-              </w:rPr>
-              <w:t>6/2/2026</w:t>
-            </w:r>
-          </w:p>
-        </w:tc>
-      </w:tr>
-      <w:tr>
-        <w:tblPrEx>
-          <w:tblBorders>
-            <w:top w:val="single" w:color="auto" w:sz="4" w:space="0"/>
-            <w:left w:val="single" w:color="auto" w:sz="4" w:space="0"/>
-            <w:bottom w:val="single" w:color="auto" w:sz="4" w:space="0"/>
-            <w:right w:val="single" w:color="auto" w:sz="4" w:space="0"/>
-            <w:insideH w:val="single" w:color="auto" w:sz="4" w:space="0"/>
-            <w:insideV w:val="single" w:color="auto" w:sz="4" w:space="0"/>
-          </w:tblBorders>
-          <w:shd w:val="clear" w:color="auto" w:fill="auto"/>
-          <w:tblCellMar>
-            <w:top w:w="0" w:type="dxa"/>
-            <w:left w:w="108" w:type="dxa"/>
-            <w:bottom w:w="0" w:type="dxa"/>
-            <w:right w:w="108" w:type="dxa"/>
-          </w:tblCellMar>
-        </w:tblPrEx>
-        <w:tc>
-          <w:tcPr>
-            <w:tcW w:w="764" w:type="dxa"/>
-            <w:tcBorders>
-              <w:top w:val="single" w:color="auto" w:sz="4" w:space="0"/>
-              <w:left w:val="single" w:color="auto" w:sz="4" w:space="0"/>
-              <w:bottom w:val="single" w:color="auto" w:sz="4" w:space="0"/>
-              <w:right w:val="single" w:color="auto" w:sz="4" w:space="0"/>
-            </w:tcBorders>
-            <w:shd w:val="clear" w:color="auto" w:fill="FFFFFF" w:themeFill="background1"/>
-            <w:vAlign w:val="center"/>
-          </w:tcPr>
-          <w:p>
-            <w:pPr>
-              <w:keepNext w:val="0"/>
-              <w:keepLines w:val="0"/>
-              <w:widowControl/>
-              <w:suppressLineNumbers w:val="0"/>
-              <w:jc w:val="left"/>
-              <w:rPr>
-                <w:rFonts w:hint="default" w:ascii="Times New Roman" w:hAnsi="Times New Roman" w:eastAsia="Times New Roman" w:cs="Times New Roman"/>
-                <w:color w:val="auto"/>
-                <w:kern w:val="2"/>
-                <w:sz w:val="20"/>
-                <w:szCs w:val="20"/>
-                <w:lang w:val="en-US" w:eastAsia="zh-CN" w:bidi="ar-SA"/>
-              </w:rPr>
-            </w:pPr>
-            <w:r>
-              <w:rPr>
-                <w:rFonts w:hint="default" w:ascii="Times New Roman" w:hAnsi="Times New Roman" w:eastAsia="SimSun" w:cs="Times New Roman"/>
-                <w:color w:val="auto"/>
-                <w:kern w:val="0"/>
-                <w:sz w:val="24"/>
-                <w:szCs w:val="24"/>
-                <w:lang w:val="en-US" w:eastAsia="zh-CN" w:bidi="ar"/>
-              </w:rPr>
-              <w:t>TS10</w:t>
-            </w:r>
-          </w:p>
-        </w:tc>
-        <w:tc>
-          <w:tcPr>
-            <w:tcW w:w="1329" w:type="dxa"/>
-            <w:tcBorders>
-              <w:top w:val="single" w:color="auto" w:sz="4" w:space="0"/>
-              <w:left w:val="single" w:color="auto" w:sz="4" w:space="0"/>
-              <w:bottom w:val="single" w:color="auto" w:sz="4" w:space="0"/>
-              <w:right w:val="single" w:color="auto" w:sz="4" w:space="0"/>
-            </w:tcBorders>
-            <w:shd w:val="clear" w:color="auto" w:fill="auto"/>
-            <w:vAlign w:val="center"/>
-          </w:tcPr>
-          <w:p>
-            <w:pPr>
-              <w:keepNext w:val="0"/>
-              <w:keepLines w:val="0"/>
-              <w:widowControl/>
-              <w:suppressLineNumbers w:val="0"/>
-              <w:jc w:val="left"/>
-              <w:rPr>
-                <w:rFonts w:hint="default" w:ascii="Times New Roman" w:hAnsi="Times New Roman" w:eastAsia="Times New Roman" w:cs="Times New Roman"/>
-                <w:color w:val="auto"/>
-                <w:kern w:val="2"/>
-                <w:sz w:val="20"/>
-                <w:szCs w:val="20"/>
-                <w:lang w:val="en-US" w:eastAsia="zh-CN" w:bidi="ar-SA"/>
-              </w:rPr>
-            </w:pPr>
-            <w:r>
-              <w:rPr>
-                <w:rFonts w:hint="default" w:ascii="Times New Roman" w:hAnsi="Times New Roman" w:eastAsia="SimSun" w:cs="Times New Roman"/>
-                <w:color w:val="auto"/>
-                <w:kern w:val="0"/>
-                <w:sz w:val="24"/>
-                <w:szCs w:val="24"/>
-                <w:lang w:val="en-US" w:eastAsia="zh-CN" w:bidi="ar"/>
-              </w:rPr>
-              <w:t>Health</w:t>
-            </w:r>
-          </w:p>
-        </w:tc>
-        <w:tc>
-          <w:tcPr>
-            <w:tcW w:w="1354" w:type="dxa"/>
-            <w:tcBorders>
-              <w:top w:val="single" w:color="auto" w:sz="4" w:space="0"/>
-              <w:left w:val="single" w:color="auto" w:sz="4" w:space="0"/>
-              <w:bottom w:val="single" w:color="auto" w:sz="4" w:space="0"/>
-              <w:right w:val="single" w:color="auto" w:sz="4" w:space="0"/>
-            </w:tcBorders>
-            <w:shd w:val="clear" w:color="auto" w:fill="auto"/>
-            <w:vAlign w:val="center"/>
-          </w:tcPr>
-          <w:p>
-            <w:pPr>
-              <w:keepNext w:val="0"/>
-              <w:keepLines w:val="0"/>
-              <w:widowControl/>
-              <w:suppressLineNumbers w:val="0"/>
-              <w:spacing w:before="0" w:beforeAutospacing="0" w:after="0" w:afterAutospacing="0"/>
-              <w:ind w:left="0" w:leftChars="0" w:right="0" w:rightChars="0"/>
-              <w:jc w:val="left"/>
-              <w:rPr>
-                <w:rFonts w:hint="default" w:ascii="Times New Roman" w:hAnsi="Times New Roman" w:eastAsia="SimSun" w:cs="Times New Roman"/>
-                <w:color w:val="auto"/>
-                <w:kern w:val="2"/>
-                <w:sz w:val="24"/>
-                <w:szCs w:val="24"/>
-                <w:lang w:val="en-US" w:eastAsia="zh-CN" w:bidi="ar-SA"/>
-              </w:rPr>
-            </w:pPr>
-            <w:r>
-              <w:rPr>
-                <w:rFonts w:hint="default" w:ascii="Times New Roman" w:hAnsi="Times New Roman" w:eastAsia="SimSun" w:cs="Times New Roman"/>
-                <w:color w:val="auto"/>
-                <w:kern w:val="2"/>
-                <w:sz w:val="24"/>
-                <w:szCs w:val="24"/>
-                <w:lang w:val="en-US" w:eastAsia="zh-CN" w:bidi="ar-SA"/>
-              </w:rPr>
-              <w:t>HP menerima regen</w:t>
-            </w:r>
-          </w:p>
-        </w:tc>
-        <w:tc>
-          <w:tcPr>
-            <w:tcW w:w="1747" w:type="dxa"/>
-            <w:tcBorders>
-              <w:top w:val="single" w:color="auto" w:sz="4" w:space="0"/>
-              <w:left w:val="single" w:color="auto" w:sz="4" w:space="0"/>
-              <w:bottom w:val="single" w:color="auto" w:sz="4" w:space="0"/>
-              <w:right w:val="single" w:color="auto" w:sz="4" w:space="0"/>
-            </w:tcBorders>
-            <w:shd w:val="clear" w:color="auto" w:fill="auto"/>
-            <w:vAlign w:val="center"/>
-          </w:tcPr>
-          <w:p>
-            <w:pPr>
-              <w:keepNext w:val="0"/>
-              <w:keepLines w:val="0"/>
-              <w:widowControl/>
-              <w:suppressLineNumbers w:val="0"/>
-              <w:spacing w:before="0" w:beforeAutospacing="0" w:after="0" w:afterAutospacing="0"/>
-              <w:ind w:left="0" w:leftChars="0" w:right="0" w:rightChars="0"/>
-              <w:jc w:val="left"/>
-              <w:rPr>
-                <w:rFonts w:hint="default" w:ascii="Times New Roman" w:hAnsi="Times New Roman" w:eastAsia="Times New Roman" w:cs="Times New Roman"/>
-                <w:color w:val="auto"/>
-                <w:kern w:val="2"/>
-                <w:sz w:val="24"/>
-                <w:szCs w:val="24"/>
-                <w:lang w:val="en-US" w:eastAsia="zh-CN" w:bidi="ar-SA"/>
-              </w:rPr>
-            </w:pPr>
-            <w:r>
-              <w:rPr>
-                <w:rFonts w:hint="default" w:ascii="Times New Roman" w:hAnsi="Times New Roman" w:eastAsia="SimSun" w:cs="Times New Roman"/>
-                <w:color w:val="auto"/>
-                <w:kern w:val="0"/>
-                <w:sz w:val="24"/>
-                <w:szCs w:val="24"/>
-                <w:lang w:val="en-US" w:eastAsia="zh-CN" w:bidi="ar"/>
-              </w:rPr>
-              <w:t>HP bertambah</w:t>
-            </w:r>
-          </w:p>
-        </w:tc>
-        <w:tc>
-          <w:tcPr>
-            <w:tcW w:w="2101" w:type="dxa"/>
-            <w:tcBorders>
-              <w:top w:val="single" w:color="auto" w:sz="4" w:space="0"/>
-              <w:left w:val="single" w:color="auto" w:sz="4" w:space="0"/>
-              <w:bottom w:val="single" w:color="auto" w:sz="4" w:space="0"/>
-              <w:right w:val="single" w:color="auto" w:sz="4" w:space="0"/>
-            </w:tcBorders>
-            <w:shd w:val="clear" w:color="auto" w:fill="auto"/>
-            <w:vAlign w:val="top"/>
-          </w:tcPr>
-          <w:p>
-            <w:pPr>
-              <w:keepNext w:val="0"/>
-              <w:keepLines w:val="0"/>
-              <w:widowControl/>
-              <w:suppressLineNumbers w:val="0"/>
-              <w:spacing w:before="0" w:beforeAutospacing="0" w:after="0" w:afterAutospacing="0" w:line="240" w:lineRule="auto"/>
-              <w:ind w:left="0" w:leftChars="0" w:right="0" w:rightChars="0"/>
-              <w:jc w:val="left"/>
-              <w:rPr>
-                <w:rFonts w:hint="default" w:ascii="Times New Roman" w:hAnsi="Times New Roman" w:eastAsia="Times New Roman" w:cs="Times New Roman"/>
-                <w:color w:val="auto"/>
-                <w:kern w:val="2"/>
-                <w:sz w:val="20"/>
-                <w:szCs w:val="20"/>
-                <w:lang w:val="en-US" w:eastAsia="zh-CN" w:bidi="ar-SA"/>
-              </w:rPr>
-            </w:pPr>
-            <w:r>
-              <w:rPr>
-                <w:rFonts w:hint="default" w:ascii="Times New Roman" w:hAnsi="Times New Roman" w:eastAsia="SimSun" w:cs="Times New Roman"/>
-                <w:color w:val="auto"/>
-                <w:kern w:val="0"/>
-                <w:sz w:val="24"/>
-                <w:szCs w:val="24"/>
-                <w:lang w:val="en-US" w:eastAsia="zh-CN" w:bidi="ar"/>
-              </w:rPr>
-              <w:t>HP tidak bertambah</w:t>
-            </w:r>
-          </w:p>
-        </w:tc>
-        <w:tc>
-          <w:tcPr>
-            <w:tcW w:w="1203" w:type="dxa"/>
-            <w:tcBorders>
-              <w:top w:val="single" w:color="auto" w:sz="4" w:space="0"/>
-              <w:left w:val="single" w:color="auto" w:sz="4" w:space="0"/>
-              <w:bottom w:val="single" w:color="auto" w:sz="4" w:space="0"/>
-              <w:right w:val="single" w:color="auto" w:sz="4" w:space="0"/>
-            </w:tcBorders>
-            <w:shd w:val="clear" w:color="auto" w:fill="auto"/>
-            <w:vAlign w:val="top"/>
-          </w:tcPr>
-          <w:p>
-            <w:pPr>
-              <w:keepNext w:val="0"/>
-              <w:keepLines w:val="0"/>
-              <w:widowControl/>
-              <w:suppressLineNumbers w:val="0"/>
-              <w:spacing w:before="0" w:beforeAutospacing="0" w:after="0" w:afterAutospacing="0" w:line="240" w:lineRule="auto"/>
-              <w:ind w:left="0" w:leftChars="0" w:right="0" w:rightChars="0"/>
-              <w:jc w:val="center"/>
-              <w:rPr>
-                <w:rFonts w:hint="default" w:ascii="Times New Roman" w:hAnsi="Times New Roman" w:cs="Times New Roman"/>
-                <w:kern w:val="2"/>
-                <w:sz w:val="20"/>
-                <w:szCs w:val="20"/>
-                <w:lang w:val="en-US"/>
-              </w:rPr>
-            </w:pPr>
-            <w:r>
-              <w:rPr>
-                <w:rFonts w:hint="default" w:ascii="Times New Roman" w:hAnsi="Times New Roman" w:eastAsia="SimSun" w:cs="Times New Roman"/>
-                <w:color w:val="auto"/>
-                <w:kern w:val="0"/>
-                <w:sz w:val="24"/>
-                <w:szCs w:val="24"/>
-                <w:lang w:val="en-US" w:eastAsia="zh-CN" w:bidi="ar"/>
-              </w:rPr>
-              <w:t>Fail</w:t>
-            </w:r>
-          </w:p>
-        </w:tc>
-        <w:tc>
-          <w:tcPr>
-            <w:tcW w:w="1078" w:type="dxa"/>
-            <w:tcBorders>
-              <w:top w:val="single" w:color="auto" w:sz="4" w:space="0"/>
-              <w:left w:val="single" w:color="auto" w:sz="4" w:space="0"/>
-              <w:bottom w:val="single" w:color="auto" w:sz="4" w:space="0"/>
-              <w:right w:val="single" w:color="auto" w:sz="4" w:space="0"/>
-            </w:tcBorders>
-            <w:shd w:val="clear" w:color="auto" w:fill="auto"/>
-            <w:vAlign w:val="top"/>
-          </w:tcPr>
-          <w:p>
-            <w:pPr>
-              <w:keepNext w:val="0"/>
-              <w:keepLines w:val="0"/>
-              <w:widowControl/>
-              <w:suppressLineNumbers w:val="0"/>
-              <w:spacing w:before="0" w:beforeAutospacing="0" w:after="0" w:afterAutospacing="0" w:line="240" w:lineRule="auto"/>
-              <w:ind w:left="0" w:leftChars="0" w:right="0" w:rightChars="0"/>
-              <w:jc w:val="both"/>
-              <w:rPr>
-                <w:rFonts w:hint="default" w:ascii="Times New Roman" w:hAnsi="Times New Roman" w:cs="Times New Roman"/>
-                <w:kern w:val="2"/>
-                <w:sz w:val="20"/>
-                <w:szCs w:val="20"/>
-              </w:rPr>
-            </w:pPr>
-            <w:r>
-              <w:rPr>
-                <w:rFonts w:hint="default" w:ascii="Times New Roman" w:hAnsi="Times New Roman" w:cs="Times New Roman"/>
-                <w:kern w:val="2"/>
-                <w:sz w:val="20"/>
-                <w:szCs w:val="20"/>
-                <w:lang w:val="en-US"/>
-              </w:rPr>
-              <w:t>6/2/2026</w:t>
-            </w:r>
-          </w:p>
-        </w:tc>
-      </w:tr>
-      <w:tr>
-        <w:tblPrEx>
-          <w:tblBorders>
-            <w:top w:val="single" w:color="auto" w:sz="4" w:space="0"/>
-            <w:left w:val="single" w:color="auto" w:sz="4" w:space="0"/>
-            <w:bottom w:val="single" w:color="auto" w:sz="4" w:space="0"/>
-            <w:right w:val="single" w:color="auto" w:sz="4" w:space="0"/>
-            <w:insideH w:val="single" w:color="auto" w:sz="4" w:space="0"/>
-            <w:insideV w:val="single" w:color="auto" w:sz="4" w:space="0"/>
-          </w:tblBorders>
-          <w:shd w:val="clear" w:color="auto" w:fill="auto"/>
-          <w:tblCellMar>
-            <w:top w:w="0" w:type="dxa"/>
-            <w:left w:w="108" w:type="dxa"/>
-            <w:bottom w:w="0" w:type="dxa"/>
-            <w:right w:w="108" w:type="dxa"/>
-          </w:tblCellMar>
-        </w:tblPrEx>
-        <w:tc>
-          <w:tcPr>
-            <w:tcW w:w="764" w:type="dxa"/>
-            <w:tcBorders>
-              <w:top w:val="single" w:color="auto" w:sz="4" w:space="0"/>
-              <w:left w:val="single" w:color="auto" w:sz="4" w:space="0"/>
-              <w:bottom w:val="single" w:color="auto" w:sz="4" w:space="0"/>
-              <w:right w:val="single" w:color="auto" w:sz="4" w:space="0"/>
-            </w:tcBorders>
-            <w:shd w:val="clear" w:color="auto" w:fill="auto"/>
-            <w:vAlign w:val="center"/>
-          </w:tcPr>
-          <w:p>
-            <w:pPr>
-              <w:keepNext w:val="0"/>
-              <w:keepLines w:val="0"/>
-              <w:widowControl/>
-              <w:suppressLineNumbers w:val="0"/>
-              <w:jc w:val="left"/>
-              <w:rPr>
-                <w:rFonts w:hint="default" w:ascii="Times New Roman" w:hAnsi="Times New Roman" w:eastAsia="SimSun" w:cs="Times New Roman"/>
-                <w:color w:val="auto"/>
-                <w:kern w:val="0"/>
-                <w:sz w:val="20"/>
-                <w:szCs w:val="20"/>
-                <w:lang w:val="en-US" w:eastAsia="zh-CN" w:bidi="ar"/>
-              </w:rPr>
-            </w:pPr>
-            <w:r>
-              <w:rPr>
-                <w:rFonts w:hint="default" w:ascii="Times New Roman" w:hAnsi="Times New Roman" w:eastAsia="SimSun" w:cs="Times New Roman"/>
-                <w:color w:val="auto"/>
-                <w:kern w:val="0"/>
-                <w:sz w:val="24"/>
-                <w:szCs w:val="24"/>
-                <w:lang w:val="en-US" w:eastAsia="zh-CN" w:bidi="ar"/>
-              </w:rPr>
-              <w:t>TS11</w:t>
-            </w:r>
-          </w:p>
-        </w:tc>
-        <w:tc>
-          <w:tcPr>
-            <w:tcW w:w="1329" w:type="dxa"/>
-            <w:tcBorders>
-              <w:top w:val="single" w:color="auto" w:sz="4" w:space="0"/>
-              <w:left w:val="single" w:color="auto" w:sz="4" w:space="0"/>
-              <w:bottom w:val="single" w:color="auto" w:sz="4" w:space="0"/>
-              <w:right w:val="single" w:color="auto" w:sz="4" w:space="0"/>
-            </w:tcBorders>
-            <w:shd w:val="clear" w:color="auto" w:fill="auto"/>
-            <w:vAlign w:val="center"/>
-          </w:tcPr>
-          <w:p>
-            <w:pPr>
-              <w:keepNext w:val="0"/>
-              <w:keepLines w:val="0"/>
-              <w:widowControl/>
-              <w:suppressLineNumbers w:val="0"/>
-              <w:jc w:val="left"/>
-              <w:rPr>
-                <w:rFonts w:hint="default" w:ascii="Times New Roman" w:hAnsi="Times New Roman" w:eastAsia="SimSun" w:cs="Times New Roman"/>
-                <w:color w:val="auto"/>
-                <w:kern w:val="0"/>
-                <w:sz w:val="20"/>
-                <w:szCs w:val="20"/>
-                <w:lang w:val="en-US" w:eastAsia="zh-CN" w:bidi="ar"/>
-              </w:rPr>
-            </w:pPr>
-            <w:r>
-              <w:rPr>
-                <w:rFonts w:hint="default" w:ascii="Times New Roman" w:hAnsi="Times New Roman" w:eastAsia="SimSun" w:cs="Times New Roman"/>
-                <w:color w:val="auto"/>
-                <w:kern w:val="0"/>
-                <w:sz w:val="24"/>
-                <w:szCs w:val="24"/>
-                <w:lang w:val="en-US" w:eastAsia="zh-CN" w:bidi="ar"/>
-              </w:rPr>
-              <w:t>Knockback</w:t>
-            </w:r>
-          </w:p>
-        </w:tc>
-        <w:tc>
-          <w:tcPr>
-            <w:tcW w:w="1354" w:type="dxa"/>
-            <w:tcBorders>
-              <w:top w:val="single" w:color="auto" w:sz="4" w:space="0"/>
-              <w:left w:val="single" w:color="auto" w:sz="4" w:space="0"/>
-              <w:bottom w:val="single" w:color="auto" w:sz="4" w:space="0"/>
-              <w:right w:val="single" w:color="auto" w:sz="4" w:space="0"/>
-            </w:tcBorders>
-            <w:shd w:val="clear" w:color="auto" w:fill="auto"/>
-            <w:vAlign w:val="center"/>
-          </w:tcPr>
-          <w:p>
-            <w:pPr>
-              <w:keepNext w:val="0"/>
-              <w:keepLines w:val="0"/>
-              <w:widowControl/>
-              <w:suppressLineNumbers w:val="0"/>
-              <w:jc w:val="left"/>
-              <w:rPr>
-                <w:rFonts w:hint="default" w:ascii="Times New Roman" w:hAnsi="Times New Roman" w:eastAsia="SimSun" w:cs="Times New Roman"/>
-                <w:color w:val="auto"/>
-                <w:kern w:val="0"/>
-                <w:sz w:val="20"/>
-                <w:szCs w:val="20"/>
-                <w:lang w:val="en-US" w:eastAsia="zh-CN" w:bidi="ar"/>
-              </w:rPr>
-            </w:pPr>
-            <w:r>
-              <w:rPr>
-                <w:rFonts w:hint="default" w:ascii="Times New Roman" w:hAnsi="Times New Roman" w:eastAsia="SimSun" w:cs="Times New Roman"/>
-                <w:color w:val="auto"/>
-                <w:kern w:val="0"/>
-                <w:sz w:val="24"/>
-                <w:szCs w:val="24"/>
-                <w:lang w:val="en-US" w:eastAsia="zh-CN" w:bidi="ar"/>
-              </w:rPr>
-              <w:t>Player terkena serangan</w:t>
-            </w:r>
-          </w:p>
-        </w:tc>
-        <w:tc>
-          <w:tcPr>
-            <w:tcW w:w="1747" w:type="dxa"/>
-            <w:tcBorders>
-              <w:top w:val="single" w:color="auto" w:sz="4" w:space="0"/>
-              <w:left w:val="single" w:color="auto" w:sz="4" w:space="0"/>
-              <w:bottom w:val="single" w:color="auto" w:sz="4" w:space="0"/>
-              <w:right w:val="single" w:color="auto" w:sz="4" w:space="0"/>
-            </w:tcBorders>
-            <w:shd w:val="clear" w:color="auto" w:fill="auto"/>
-            <w:vAlign w:val="center"/>
-          </w:tcPr>
-          <w:p>
-            <w:pPr>
-              <w:keepNext w:val="0"/>
-              <w:keepLines w:val="0"/>
-              <w:widowControl/>
-              <w:suppressLineNumbers w:val="0"/>
-              <w:jc w:val="left"/>
-              <w:rPr>
-                <w:rFonts w:hint="default" w:ascii="Times New Roman" w:hAnsi="Times New Roman" w:eastAsia="SimSun" w:cs="Times New Roman"/>
-                <w:color w:val="auto"/>
-                <w:kern w:val="0"/>
-                <w:sz w:val="20"/>
-                <w:szCs w:val="20"/>
-                <w:lang w:val="en-US" w:eastAsia="zh-CN" w:bidi="ar"/>
-              </w:rPr>
-            </w:pPr>
-            <w:r>
-              <w:rPr>
-                <w:rFonts w:hint="default" w:ascii="Times New Roman" w:hAnsi="Times New Roman" w:eastAsia="SimSun" w:cs="Times New Roman"/>
-                <w:color w:val="auto"/>
-                <w:kern w:val="0"/>
-                <w:sz w:val="24"/>
-                <w:szCs w:val="24"/>
-                <w:lang w:val="en-US" w:eastAsia="zh-CN" w:bidi="ar"/>
-              </w:rPr>
-              <w:t>Player terdorong</w:t>
-            </w:r>
-          </w:p>
-        </w:tc>
-        <w:tc>
-          <w:tcPr>
-            <w:tcW w:w="2101" w:type="dxa"/>
-            <w:tcBorders>
-              <w:top w:val="single" w:color="auto" w:sz="4" w:space="0"/>
-              <w:left w:val="single" w:color="auto" w:sz="4" w:space="0"/>
-              <w:bottom w:val="single" w:color="auto" w:sz="4" w:space="0"/>
-              <w:right w:val="single" w:color="auto" w:sz="4" w:space="0"/>
-            </w:tcBorders>
-            <w:shd w:val="clear" w:color="auto" w:fill="auto"/>
-            <w:vAlign w:val="top"/>
-          </w:tcPr>
-          <w:p>
-            <w:pPr>
-              <w:keepNext w:val="0"/>
-              <w:keepLines w:val="0"/>
-              <w:widowControl/>
-              <w:suppressLineNumbers w:val="0"/>
-              <w:spacing w:before="0" w:beforeAutospacing="0" w:after="0" w:afterAutospacing="0" w:line="240" w:lineRule="auto"/>
-              <w:ind w:left="0" w:right="0"/>
-              <w:jc w:val="left"/>
-              <w:rPr>
-                <w:rFonts w:hint="default" w:ascii="Times New Roman" w:hAnsi="Times New Roman" w:cs="Times New Roman"/>
-                <w:kern w:val="2"/>
-                <w:sz w:val="20"/>
-                <w:szCs w:val="20"/>
-              </w:rPr>
-            </w:pPr>
-            <w:r>
-              <w:rPr>
-                <w:rFonts w:hint="default" w:ascii="Times New Roman" w:hAnsi="Times New Roman" w:eastAsia="SimSun" w:cs="Times New Roman"/>
-                <w:sz w:val="24"/>
-                <w:szCs w:val="24"/>
-              </w:rPr>
-              <w:t xml:space="preserve">Begitu serangan masuk, kontrol </w:t>
-            </w:r>
-            <w:r>
-              <w:rPr>
-                <w:rFonts w:hint="default" w:ascii="Times New Roman" w:hAnsi="Times New Roman" w:eastAsia="SimSun" w:cs="Times New Roman"/>
-                <w:i/>
-                <w:iCs/>
-                <w:sz w:val="24"/>
-                <w:szCs w:val="24"/>
-              </w:rPr>
-              <w:t>input player</w:t>
-            </w:r>
-            <w:r>
-              <w:rPr>
-                <w:rFonts w:hint="default" w:ascii="Times New Roman" w:hAnsi="Times New Roman" w:eastAsia="SimSun" w:cs="Times New Roman"/>
-                <w:sz w:val="24"/>
-                <w:szCs w:val="24"/>
-              </w:rPr>
-              <w:t xml:space="preserve"> terkunci sementara dan </w:t>
-            </w:r>
-            <w:r>
-              <w:rPr>
-                <w:rFonts w:hint="default" w:ascii="Times New Roman" w:hAnsi="Times New Roman" w:eastAsia="SimSun" w:cs="Times New Roman"/>
-                <w:i/>
-                <w:iCs/>
-                <w:sz w:val="24"/>
-                <w:szCs w:val="24"/>
-              </w:rPr>
-              <w:t>sprite player</w:t>
-            </w:r>
-            <w:r>
-              <w:rPr>
-                <w:rFonts w:hint="default" w:ascii="Times New Roman" w:hAnsi="Times New Roman" w:eastAsia="SimSun" w:cs="Times New Roman"/>
-                <w:sz w:val="24"/>
-                <w:szCs w:val="24"/>
-              </w:rPr>
-              <w:t xml:space="preserve"> terdorong ke belakang menjauhi posisi </w:t>
-            </w:r>
-            <w:r>
-              <w:rPr>
-                <w:rFonts w:hint="default" w:ascii="Times New Roman" w:hAnsi="Times New Roman" w:eastAsia="SimSun" w:cs="Times New Roman"/>
-                <w:i/>
-                <w:iCs/>
-                <w:sz w:val="24"/>
-                <w:szCs w:val="24"/>
-              </w:rPr>
-              <w:t>enemy</w:t>
-            </w:r>
-            <w:r>
-              <w:rPr>
-                <w:rFonts w:hint="default" w:ascii="Times New Roman" w:hAnsi="Times New Roman" w:eastAsia="SimSun" w:cs="Times New Roman"/>
-                <w:sz w:val="24"/>
-                <w:szCs w:val="24"/>
-              </w:rPr>
-              <w:t>.</w:t>
-            </w:r>
-          </w:p>
-        </w:tc>
-        <w:tc>
-          <w:tcPr>
-            <w:tcW w:w="1203" w:type="dxa"/>
-            <w:tcBorders>
-              <w:top w:val="single" w:color="auto" w:sz="4" w:space="0"/>
-              <w:left w:val="single" w:color="auto" w:sz="4" w:space="0"/>
-              <w:bottom w:val="single" w:color="auto" w:sz="4" w:space="0"/>
-              <w:right w:val="single" w:color="auto" w:sz="4" w:space="0"/>
-            </w:tcBorders>
-            <w:shd w:val="clear" w:color="auto" w:fill="auto"/>
-            <w:vAlign w:val="center"/>
-          </w:tcPr>
-          <w:p>
-            <w:pPr>
-              <w:keepNext w:val="0"/>
-              <w:keepLines w:val="0"/>
-              <w:widowControl/>
-              <w:suppressLineNumbers w:val="0"/>
-              <w:jc w:val="center"/>
-              <w:rPr>
-                <w:rFonts w:hint="default" w:ascii="Times New Roman" w:hAnsi="Times New Roman" w:cs="Times New Roman"/>
-                <w:kern w:val="2"/>
-                <w:sz w:val="20"/>
-                <w:szCs w:val="20"/>
-              </w:rPr>
-            </w:pPr>
-            <w:r>
-              <w:rPr>
-                <w:rFonts w:hint="default" w:ascii="Times New Roman" w:hAnsi="Times New Roman" w:eastAsia="SimSun" w:cs="Times New Roman"/>
-                <w:color w:val="auto"/>
-                <w:kern w:val="0"/>
-                <w:sz w:val="24"/>
-                <w:szCs w:val="24"/>
-                <w:lang w:val="en-US" w:eastAsia="zh-CN" w:bidi="ar"/>
-              </w:rPr>
-              <w:t>Pass</w:t>
-            </w:r>
-          </w:p>
-        </w:tc>
-        <w:tc>
-          <w:tcPr>
-            <w:tcW w:w="1078" w:type="dxa"/>
-            <w:tcBorders>
-              <w:top w:val="single" w:color="auto" w:sz="4" w:space="0"/>
-              <w:left w:val="single" w:color="auto" w:sz="4" w:space="0"/>
-              <w:bottom w:val="single" w:color="auto" w:sz="4" w:space="0"/>
-              <w:right w:val="single" w:color="auto" w:sz="4" w:space="0"/>
-            </w:tcBorders>
-            <w:shd w:val="clear" w:color="auto" w:fill="auto"/>
-            <w:vAlign w:val="top"/>
-          </w:tcPr>
-          <w:p>
-            <w:pPr>
-              <w:keepNext w:val="0"/>
-              <w:keepLines w:val="0"/>
-              <w:widowControl/>
-              <w:suppressLineNumbers w:val="0"/>
-              <w:spacing w:before="0" w:beforeAutospacing="0" w:after="0" w:afterAutospacing="0" w:line="240" w:lineRule="auto"/>
-              <w:ind w:left="0" w:leftChars="0" w:right="0" w:rightChars="0"/>
-              <w:jc w:val="both"/>
-              <w:rPr>
-                <w:rFonts w:hint="default" w:ascii="Times New Roman" w:hAnsi="Times New Roman" w:cs="Times New Roman"/>
-                <w:kern w:val="2"/>
-                <w:sz w:val="20"/>
-                <w:szCs w:val="20"/>
-              </w:rPr>
-            </w:pPr>
-            <w:r>
-              <w:rPr>
-                <w:rFonts w:hint="default" w:ascii="Times New Roman" w:hAnsi="Times New Roman" w:cs="Times New Roman"/>
-                <w:kern w:val="2"/>
-                <w:sz w:val="20"/>
-                <w:szCs w:val="20"/>
-                <w:lang w:val="en-US"/>
-              </w:rPr>
-              <w:t>6/2/2026</w:t>
-            </w:r>
-          </w:p>
-        </w:tc>
-      </w:tr>
-      <w:tr>
-        <w:tblPrEx>
-          <w:tblBorders>
-            <w:top w:val="single" w:color="auto" w:sz="4" w:space="0"/>
-            <w:left w:val="single" w:color="auto" w:sz="4" w:space="0"/>
-            <w:bottom w:val="single" w:color="auto" w:sz="4" w:space="0"/>
-            <w:right w:val="single" w:color="auto" w:sz="4" w:space="0"/>
-            <w:insideH w:val="single" w:color="auto" w:sz="4" w:space="0"/>
-            <w:insideV w:val="single" w:color="auto" w:sz="4" w:space="0"/>
-          </w:tblBorders>
-          <w:shd w:val="clear" w:color="auto" w:fill="auto"/>
-          <w:tblCellMar>
-            <w:top w:w="0" w:type="dxa"/>
-            <w:left w:w="108" w:type="dxa"/>
-            <w:bottom w:w="0" w:type="dxa"/>
-            <w:right w:w="108" w:type="dxa"/>
-          </w:tblCellMar>
-        </w:tblPrEx>
-        <w:tc>
-          <w:tcPr>
-            <w:tcW w:w="764" w:type="dxa"/>
-            <w:tcBorders>
-              <w:top w:val="single" w:color="auto" w:sz="4" w:space="0"/>
-              <w:left w:val="single" w:color="auto" w:sz="4" w:space="0"/>
-              <w:bottom w:val="single" w:color="auto" w:sz="4" w:space="0"/>
-              <w:right w:val="single" w:color="auto" w:sz="4" w:space="0"/>
-            </w:tcBorders>
-            <w:shd w:val="clear" w:color="auto" w:fill="auto"/>
-            <w:vAlign w:val="center"/>
-          </w:tcPr>
-          <w:p>
-            <w:pPr>
-              <w:keepNext w:val="0"/>
-              <w:keepLines w:val="0"/>
-              <w:widowControl/>
-              <w:suppressLineNumbers w:val="0"/>
-              <w:jc w:val="left"/>
-              <w:rPr>
-                <w:rFonts w:hint="default" w:ascii="Times New Roman" w:hAnsi="Times New Roman" w:eastAsia="Times New Roman" w:cs="Times New Roman"/>
-                <w:color w:val="auto"/>
-                <w:sz w:val="22"/>
-                <w:szCs w:val="20"/>
-                <w:lang w:val="en-US" w:eastAsia="zh-CN" w:bidi="ar-SA"/>
-              </w:rPr>
-            </w:pPr>
-            <w:r>
-              <w:rPr>
-                <w:rFonts w:hint="default" w:ascii="Times New Roman" w:hAnsi="Times New Roman" w:eastAsia="SimSun" w:cs="Times New Roman"/>
-                <w:color w:val="auto"/>
-                <w:kern w:val="0"/>
-                <w:sz w:val="24"/>
-                <w:szCs w:val="24"/>
-                <w:lang w:val="en-US" w:eastAsia="zh-CN" w:bidi="ar"/>
-              </w:rPr>
-              <w:t>TS12</w:t>
-            </w:r>
-          </w:p>
-        </w:tc>
-        <w:tc>
-          <w:tcPr>
-            <w:tcW w:w="1329" w:type="dxa"/>
-            <w:tcBorders>
-              <w:top w:val="single" w:color="auto" w:sz="4" w:space="0"/>
-              <w:left w:val="single" w:color="auto" w:sz="4" w:space="0"/>
-              <w:bottom w:val="single" w:color="auto" w:sz="4" w:space="0"/>
-              <w:right w:val="single" w:color="auto" w:sz="4" w:space="0"/>
-            </w:tcBorders>
-            <w:shd w:val="clear" w:color="auto" w:fill="auto"/>
-            <w:vAlign w:val="center"/>
-          </w:tcPr>
-          <w:p>
-            <w:pPr>
-              <w:keepNext w:val="0"/>
-              <w:keepLines w:val="0"/>
-              <w:widowControl/>
-              <w:suppressLineNumbers w:val="0"/>
-              <w:jc w:val="left"/>
-              <w:rPr>
-                <w:rFonts w:hint="default" w:ascii="Times New Roman" w:hAnsi="Times New Roman" w:eastAsia="Times New Roman" w:cs="Times New Roman"/>
-                <w:color w:val="auto"/>
-                <w:sz w:val="22"/>
-                <w:szCs w:val="20"/>
-                <w:lang w:val="en-US" w:eastAsia="zh-CN" w:bidi="ar-SA"/>
-              </w:rPr>
-            </w:pPr>
-            <w:r>
-              <w:rPr>
-                <w:rFonts w:hint="default" w:ascii="Times New Roman" w:hAnsi="Times New Roman" w:eastAsia="SimSun" w:cs="Times New Roman"/>
-                <w:color w:val="auto"/>
-                <w:kern w:val="0"/>
-                <w:sz w:val="24"/>
-                <w:szCs w:val="24"/>
-                <w:lang w:val="en-US" w:eastAsia="zh-CN" w:bidi="ar"/>
-              </w:rPr>
-              <w:t>Knockback End</w:t>
-            </w:r>
-          </w:p>
-        </w:tc>
-        <w:tc>
-          <w:tcPr>
-            <w:tcW w:w="1354" w:type="dxa"/>
-            <w:tcBorders>
-              <w:top w:val="single" w:color="auto" w:sz="4" w:space="0"/>
-              <w:left w:val="single" w:color="auto" w:sz="4" w:space="0"/>
-              <w:bottom w:val="single" w:color="auto" w:sz="4" w:space="0"/>
-              <w:right w:val="single" w:color="auto" w:sz="4" w:space="0"/>
-            </w:tcBorders>
-            <w:shd w:val="clear" w:color="auto" w:fill="auto"/>
-            <w:vAlign w:val="center"/>
-          </w:tcPr>
-          <w:p>
-            <w:pPr>
-              <w:keepNext w:val="0"/>
-              <w:keepLines w:val="0"/>
-              <w:widowControl/>
-              <w:suppressLineNumbers w:val="0"/>
-              <w:jc w:val="left"/>
-              <w:rPr>
-                <w:rFonts w:hint="default" w:ascii="Times New Roman" w:hAnsi="Times New Roman" w:eastAsia="Times New Roman" w:cs="Times New Roman"/>
-                <w:color w:val="auto"/>
-                <w:sz w:val="22"/>
-                <w:szCs w:val="20"/>
-                <w:lang w:val="en-US" w:eastAsia="zh-CN" w:bidi="ar-SA"/>
-              </w:rPr>
-            </w:pPr>
-            <w:r>
-              <w:rPr>
-                <w:rFonts w:hint="default" w:ascii="Times New Roman" w:hAnsi="Times New Roman" w:eastAsia="SimSun" w:cs="Times New Roman"/>
-                <w:color w:val="auto"/>
-                <w:kern w:val="0"/>
-                <w:sz w:val="24"/>
-                <w:szCs w:val="24"/>
-                <w:lang w:val="en-US" w:eastAsia="zh-CN" w:bidi="ar"/>
-              </w:rPr>
-              <w:t>Durasi knockback habis</w:t>
-            </w:r>
-          </w:p>
-        </w:tc>
-        <w:tc>
-          <w:tcPr>
-            <w:tcW w:w="1747" w:type="dxa"/>
-            <w:tcBorders>
-              <w:top w:val="single" w:color="auto" w:sz="4" w:space="0"/>
-              <w:left w:val="single" w:color="auto" w:sz="4" w:space="0"/>
-              <w:bottom w:val="single" w:color="auto" w:sz="4" w:space="0"/>
-              <w:right w:val="single" w:color="auto" w:sz="4" w:space="0"/>
-            </w:tcBorders>
-            <w:shd w:val="clear" w:color="auto" w:fill="auto"/>
-            <w:vAlign w:val="center"/>
-          </w:tcPr>
-          <w:p>
-            <w:pPr>
-              <w:keepNext w:val="0"/>
-              <w:keepLines w:val="0"/>
-              <w:widowControl/>
-              <w:suppressLineNumbers w:val="0"/>
-              <w:jc w:val="left"/>
-              <w:rPr>
-                <w:rFonts w:hint="default" w:ascii="Times New Roman" w:hAnsi="Times New Roman" w:eastAsia="Times New Roman" w:cs="Times New Roman"/>
-                <w:color w:val="auto"/>
-                <w:sz w:val="22"/>
-                <w:szCs w:val="20"/>
-                <w:lang w:val="en-US" w:eastAsia="zh-CN" w:bidi="ar-SA"/>
-              </w:rPr>
-            </w:pPr>
-            <w:r>
-              <w:rPr>
-                <w:rFonts w:hint="default" w:ascii="Times New Roman" w:hAnsi="Times New Roman" w:eastAsia="SimSun" w:cs="Times New Roman"/>
-                <w:color w:val="auto"/>
-                <w:kern w:val="0"/>
-                <w:sz w:val="24"/>
-                <w:szCs w:val="24"/>
-                <w:lang w:val="en-US" w:eastAsia="zh-CN" w:bidi="ar"/>
-              </w:rPr>
-              <w:t>Player dapat bergerak lagi</w:t>
-            </w:r>
-          </w:p>
-        </w:tc>
-        <w:tc>
-          <w:tcPr>
-            <w:tcW w:w="2101" w:type="dxa"/>
-            <w:tcBorders>
-              <w:top w:val="single" w:color="auto" w:sz="4" w:space="0"/>
-              <w:left w:val="single" w:color="auto" w:sz="4" w:space="0"/>
-              <w:bottom w:val="single" w:color="auto" w:sz="4" w:space="0"/>
-              <w:right w:val="single" w:color="auto" w:sz="4" w:space="0"/>
-            </w:tcBorders>
-            <w:shd w:val="clear" w:color="auto" w:fill="auto"/>
-            <w:vAlign w:val="top"/>
-          </w:tcPr>
-          <w:p>
-            <w:pPr>
-              <w:keepNext w:val="0"/>
-              <w:keepLines w:val="0"/>
-              <w:widowControl/>
-              <w:suppressLineNumbers w:val="0"/>
-              <w:spacing w:before="0" w:beforeAutospacing="0" w:after="0" w:afterAutospacing="0" w:line="240" w:lineRule="auto"/>
-              <w:ind w:left="0" w:right="0"/>
-              <w:jc w:val="left"/>
-              <w:rPr>
-                <w:rFonts w:hint="default" w:ascii="Times New Roman" w:hAnsi="Times New Roman" w:cs="Times New Roman"/>
-                <w:kern w:val="2"/>
-                <w:sz w:val="20"/>
-                <w:szCs w:val="20"/>
-              </w:rPr>
-            </w:pPr>
-            <w:r>
-              <w:rPr>
-                <w:rFonts w:hint="default" w:ascii="Times New Roman" w:hAnsi="Times New Roman" w:eastAsia="SimSun" w:cs="Times New Roman"/>
-                <w:sz w:val="24"/>
-                <w:szCs w:val="24"/>
-              </w:rPr>
-              <w:t xml:space="preserve">Setelah durasi </w:t>
-            </w:r>
-            <w:r>
-              <w:rPr>
-                <w:rFonts w:hint="default" w:ascii="Times New Roman" w:hAnsi="Times New Roman" w:eastAsia="SimSun" w:cs="Times New Roman"/>
-                <w:i/>
-                <w:iCs/>
-                <w:sz w:val="24"/>
-                <w:szCs w:val="24"/>
-              </w:rPr>
-              <w:t>knockback</w:t>
-            </w:r>
-            <w:r>
-              <w:rPr>
-                <w:rFonts w:hint="default" w:ascii="Times New Roman" w:hAnsi="Times New Roman" w:eastAsia="SimSun" w:cs="Times New Roman"/>
-                <w:sz w:val="24"/>
-                <w:szCs w:val="24"/>
-              </w:rPr>
-              <w:t xml:space="preserve"> selesai, kontrol </w:t>
-            </w:r>
-            <w:r>
-              <w:rPr>
-                <w:rFonts w:hint="default" w:ascii="Times New Roman" w:hAnsi="Times New Roman" w:eastAsia="SimSun" w:cs="Times New Roman"/>
-                <w:i/>
-                <w:iCs/>
-                <w:sz w:val="24"/>
-                <w:szCs w:val="24"/>
-              </w:rPr>
-              <w:t>input</w:t>
-            </w:r>
-            <w:r>
-              <w:rPr>
-                <w:rFonts w:hint="default" w:ascii="Times New Roman" w:hAnsi="Times New Roman" w:eastAsia="SimSun" w:cs="Times New Roman"/>
-                <w:sz w:val="24"/>
-                <w:szCs w:val="24"/>
-              </w:rPr>
-              <w:t xml:space="preserve"> kembali aktif dan </w:t>
-            </w:r>
-            <w:r>
-              <w:rPr>
-                <w:rFonts w:hint="default" w:ascii="Times New Roman" w:hAnsi="Times New Roman" w:eastAsia="SimSun" w:cs="Times New Roman"/>
-                <w:i/>
-                <w:iCs/>
-                <w:sz w:val="24"/>
-                <w:szCs w:val="24"/>
-              </w:rPr>
-              <w:t>player</w:t>
-            </w:r>
-            <w:r>
-              <w:rPr>
-                <w:rFonts w:hint="default" w:ascii="Times New Roman" w:hAnsi="Times New Roman" w:eastAsia="SimSun" w:cs="Times New Roman"/>
-                <w:sz w:val="24"/>
-                <w:szCs w:val="24"/>
-              </w:rPr>
-              <w:t xml:space="preserve"> dapat digerakkan kembali secara normal</w:t>
-            </w:r>
-          </w:p>
-        </w:tc>
-        <w:tc>
-          <w:tcPr>
-            <w:tcW w:w="1203" w:type="dxa"/>
-            <w:tcBorders>
-              <w:top w:val="single" w:color="auto" w:sz="4" w:space="0"/>
-              <w:left w:val="single" w:color="auto" w:sz="4" w:space="0"/>
-              <w:bottom w:val="single" w:color="auto" w:sz="4" w:space="0"/>
-              <w:right w:val="single" w:color="auto" w:sz="4" w:space="0"/>
-            </w:tcBorders>
-            <w:shd w:val="clear" w:color="auto" w:fill="auto"/>
-            <w:vAlign w:val="top"/>
-          </w:tcPr>
-          <w:p>
-            <w:pPr>
-              <w:keepNext w:val="0"/>
-              <w:keepLines w:val="0"/>
-              <w:widowControl/>
-              <w:suppressLineNumbers w:val="0"/>
-              <w:spacing w:before="0" w:beforeAutospacing="0" w:after="0" w:afterAutospacing="0" w:line="240" w:lineRule="auto"/>
-              <w:ind w:left="0" w:leftChars="0" w:right="0" w:rightChars="0"/>
-              <w:jc w:val="center"/>
-              <w:rPr>
-                <w:rFonts w:hint="default" w:ascii="Times New Roman" w:hAnsi="Times New Roman" w:cs="Times New Roman"/>
-                <w:kern w:val="2"/>
-                <w:sz w:val="20"/>
-                <w:szCs w:val="20"/>
-              </w:rPr>
-            </w:pPr>
-            <w:r>
-              <w:rPr>
-                <w:rFonts w:hint="default" w:ascii="Times New Roman" w:hAnsi="Times New Roman" w:eastAsia="SimSun" w:cs="Times New Roman"/>
-                <w:color w:val="auto"/>
-                <w:kern w:val="0"/>
-                <w:sz w:val="24"/>
-                <w:szCs w:val="24"/>
-                <w:lang w:val="en-US" w:eastAsia="zh-CN" w:bidi="ar"/>
-              </w:rPr>
-              <w:t>Pass</w:t>
-            </w:r>
-          </w:p>
-        </w:tc>
-        <w:tc>
-          <w:tcPr>
-            <w:tcW w:w="1078" w:type="dxa"/>
-            <w:tcBorders>
-              <w:top w:val="single" w:color="auto" w:sz="4" w:space="0"/>
-              <w:left w:val="single" w:color="auto" w:sz="4" w:space="0"/>
-              <w:bottom w:val="single" w:color="auto" w:sz="4" w:space="0"/>
-              <w:right w:val="single" w:color="auto" w:sz="4" w:space="0"/>
-            </w:tcBorders>
-            <w:shd w:val="clear" w:color="auto" w:fill="auto"/>
-            <w:vAlign w:val="top"/>
-          </w:tcPr>
-          <w:p>
-            <w:pPr>
-              <w:keepNext w:val="0"/>
-              <w:keepLines w:val="0"/>
-              <w:widowControl/>
-              <w:suppressLineNumbers w:val="0"/>
-              <w:spacing w:before="0" w:beforeAutospacing="0" w:after="0" w:afterAutospacing="0" w:line="240" w:lineRule="auto"/>
-              <w:ind w:left="0" w:leftChars="0" w:right="0" w:rightChars="0"/>
-              <w:jc w:val="both"/>
-              <w:rPr>
-                <w:rFonts w:hint="default" w:ascii="Times New Roman" w:hAnsi="Times New Roman" w:cs="Times New Roman"/>
-                <w:kern w:val="2"/>
-                <w:sz w:val="20"/>
-                <w:szCs w:val="20"/>
-              </w:rPr>
-            </w:pPr>
-            <w:r>
-              <w:rPr>
-                <w:rFonts w:hint="default" w:ascii="Times New Roman" w:hAnsi="Times New Roman" w:cs="Times New Roman"/>
-                <w:kern w:val="2"/>
-                <w:sz w:val="20"/>
-                <w:szCs w:val="20"/>
-                <w:lang w:val="en-US"/>
-              </w:rPr>
-              <w:t>6/2/2026</w:t>
-            </w:r>
-          </w:p>
-        </w:tc>
-      </w:tr>
     </w:tbl>
     <w:p>
       <w:pPr>
@@ -7291,6 +7563,7 @@
     <w:p>
       <w:pPr>
         <w:numPr>
+          <w:ilvl w:val="0"/>
           <w:numId w:val="0"/>
         </w:numPr>
         <w:rPr>
@@ -7303,6 +7576,7 @@
     <w:p>
       <w:pPr>
         <w:numPr>
+          <w:ilvl w:val="0"/>
           <w:numId w:val="0"/>
         </w:numPr>
         <w:rPr>
@@ -7348,6 +7622,7 @@
         <w:keepLines w:val="0"/>
         <w:widowControl/>
         <w:numPr>
+          <w:ilvl w:val="1"/>
           <w:numId w:val="0"/>
         </w:numPr>
         <w:suppressLineNumbers w:val="0"/>
@@ -7374,6 +7649,7 @@
         <w:keepLines w:val="0"/>
         <w:widowControl/>
         <w:numPr>
+          <w:ilvl w:val="2"/>
           <w:numId w:val="0"/>
         </w:numPr>
         <w:suppressLineNumbers w:val="0"/>
@@ -7432,6 +7708,7 @@
         <w:pageBreakBefore w:val="0"/>
         <w:widowControl/>
         <w:numPr>
+          <w:ilvl w:val="3"/>
           <w:numId w:val="0"/>
         </w:numPr>
         <w:suppressLineNumbers w:val="0"/>
@@ -8397,6 +8674,7 @@
         <w:keepLines w:val="0"/>
         <w:widowControl/>
         <w:numPr>
+          <w:ilvl w:val="0"/>
           <w:numId w:val="0"/>
         </w:numPr>
         <w:suppressLineNumbers w:val="0"/>
@@ -8419,6 +8697,7 @@
         <w:keepLines w:val="0"/>
         <w:widowControl/>
         <w:numPr>
+          <w:ilvl w:val="2"/>
           <w:numId w:val="0"/>
         </w:numPr>
         <w:suppressLineNumbers w:val="0"/>
@@ -9406,6 +9685,7 @@
         <w:keepLines w:val="0"/>
         <w:widowControl/>
         <w:numPr>
+          <w:ilvl w:val="0"/>
           <w:numId w:val="0"/>
         </w:numPr>
         <w:suppressLineNumbers w:val="0"/>
@@ -9428,6 +9708,7 @@
         <w:keepLines w:val="0"/>
         <w:widowControl/>
         <w:numPr>
+          <w:ilvl w:val="2"/>
           <w:numId w:val="0"/>
         </w:numPr>
         <w:suppressLineNumbers w:val="0"/>
@@ -9848,6 +10129,7 @@
         <w:keepLines w:val="0"/>
         <w:widowControl/>
         <w:numPr>
+          <w:ilvl w:val="0"/>
           <w:numId w:val="0"/>
         </w:numPr>
         <w:suppressLineNumbers w:val="0"/>
@@ -9870,6 +10152,7 @@
         <w:keepLines w:val="0"/>
         <w:widowControl/>
         <w:numPr>
+          <w:ilvl w:val="2"/>
           <w:numId w:val="0"/>
         </w:numPr>
         <w:suppressLineNumbers w:val="0"/>
@@ -10340,6 +10623,7 @@
         <w:keepLines w:val="0"/>
         <w:widowControl/>
         <w:numPr>
+          <w:ilvl w:val="0"/>
           <w:numId w:val="0"/>
         </w:numPr>
         <w:suppressLineNumbers w:val="0"/>
@@ -10417,6 +10701,8 @@
               <w:keepLines w:val="0"/>
               <w:widowControl/>
               <w:suppressLineNumbers w:val="0"/>
+              <w:spacing w:before="0" w:beforeAutospacing="0" w:after="0" w:afterAutospacing="0"/>
+              <w:ind w:left="0" w:right="0"/>
               <w:jc w:val="center"/>
               <w:rPr>
                 <w:rFonts w:hint="default" w:ascii="Times New Roman" w:hAnsi="Times New Roman" w:eastAsia="Times New Roman" w:cs="Times New Roman"/>
@@ -10460,6 +10746,8 @@
               <w:keepLines w:val="0"/>
               <w:widowControl/>
               <w:suppressLineNumbers w:val="0"/>
+              <w:spacing w:before="0" w:beforeAutospacing="0" w:after="0" w:afterAutospacing="0"/>
+              <w:ind w:left="0" w:right="0"/>
               <w:jc w:val="center"/>
               <w:rPr>
                 <w:rFonts w:hint="default" w:ascii="Times New Roman" w:hAnsi="Times New Roman" w:eastAsia="SimSun" w:cs="Times New Roman"/>
@@ -10496,7 +10784,6 @@
             <w:insideH w:val="single" w:color="auto" w:sz="4" w:space="0"/>
             <w:insideV w:val="single" w:color="auto" w:sz="4" w:space="0"/>
           </w:tblBorders>
-          <w:shd w:val="clear" w:color="auto" w:fill="auto"/>
           <w:tblCellMar>
             <w:top w:w="0" w:type="dxa"/>
             <w:left w:w="108" w:type="dxa"/>
@@ -10522,10 +10809,13 @@
               <w:keepLines w:val="0"/>
               <w:widowControl/>
               <w:suppressLineNumbers w:val="0"/>
+              <w:spacing w:before="0" w:beforeAutospacing="0" w:after="0" w:afterAutospacing="0"/>
+              <w:ind w:left="0" w:right="0"/>
               <w:jc w:val="left"/>
               <w:rPr>
                 <w:rFonts w:hint="default" w:ascii="Times New Roman" w:hAnsi="Times New Roman" w:eastAsia="Times New Roman" w:cs="Times New Roman"/>
                 <w:color w:val="auto"/>
+                <w:kern w:val="2"/>
                 <w:sz w:val="20"/>
                 <w:szCs w:val="20"/>
                 <w:lang w:val="en-US" w:eastAsia="zh-CN" w:bidi="ar-SA"/>
@@ -10562,10 +10852,13 @@
               <w:keepLines w:val="0"/>
               <w:widowControl/>
               <w:suppressLineNumbers w:val="0"/>
+              <w:spacing w:before="0" w:beforeAutospacing="0" w:after="0" w:afterAutospacing="0"/>
+              <w:ind w:left="0" w:right="0"/>
               <w:jc w:val="center"/>
               <w:rPr>
                 <w:rFonts w:hint="default" w:ascii="Times New Roman" w:hAnsi="Times New Roman" w:eastAsia="Times New Roman" w:cs="Times New Roman"/>
                 <w:color w:val="auto"/>
+                <w:kern w:val="2"/>
                 <w:sz w:val="20"/>
                 <w:szCs w:val="20"/>
                 <w:lang w:val="en-US" w:eastAsia="zh-CN" w:bidi="ar-SA"/>
@@ -10621,10 +10914,13 @@
               <w:keepLines w:val="0"/>
               <w:widowControl/>
               <w:suppressLineNumbers w:val="0"/>
+              <w:spacing w:before="0" w:beforeAutospacing="0" w:after="0" w:afterAutospacing="0"/>
+              <w:ind w:left="0" w:right="0"/>
               <w:jc w:val="left"/>
               <w:rPr>
                 <w:rFonts w:hint="default" w:ascii="Times New Roman" w:hAnsi="Times New Roman" w:eastAsia="Times New Roman" w:cs="Times New Roman"/>
                 <w:color w:val="auto"/>
+                <w:kern w:val="2"/>
                 <w:sz w:val="20"/>
                 <w:szCs w:val="20"/>
                 <w:lang w:val="en-US" w:eastAsia="zh-CN" w:bidi="ar-SA"/>
@@ -10661,108 +10957,13 @@
               <w:keepLines w:val="0"/>
               <w:widowControl/>
               <w:suppressLineNumbers w:val="0"/>
+              <w:spacing w:before="0" w:beforeAutospacing="0" w:after="0" w:afterAutospacing="0"/>
+              <w:ind w:left="0" w:right="0"/>
               <w:jc w:val="center"/>
               <w:rPr>
                 <w:rFonts w:hint="default" w:ascii="Times New Roman" w:hAnsi="Times New Roman" w:eastAsia="Times New Roman" w:cs="Times New Roman"/>
                 <w:color w:val="auto"/>
-                <w:sz w:val="20"/>
-                <w:szCs w:val="20"/>
-                <w:lang w:val="en-US" w:eastAsia="zh-CN" w:bidi="ar-SA"/>
-              </w:rPr>
-            </w:pPr>
-            <w:r>
-              <w:rPr>
-                <w:rFonts w:hint="default" w:ascii="Times New Roman" w:hAnsi="Times New Roman" w:eastAsia="SimSun" w:cs="Times New Roman"/>
-                <w:color w:val="auto"/>
-                <w:kern w:val="0"/>
-                <w:sz w:val="24"/>
-                <w:szCs w:val="24"/>
-                <w:lang w:val="en-US" w:eastAsia="zh-CN" w:bidi="ar"/>
-              </w:rPr>
-              <w:t>3</w:t>
-            </w:r>
-          </w:p>
-        </w:tc>
-      </w:tr>
-      <w:tr>
-        <w:tblPrEx>
-          <w:tblBorders>
-            <w:top w:val="single" w:color="auto" w:sz="4" w:space="0"/>
-            <w:left w:val="single" w:color="auto" w:sz="4" w:space="0"/>
-            <w:bottom w:val="single" w:color="auto" w:sz="4" w:space="0"/>
-            <w:right w:val="single" w:color="auto" w:sz="4" w:space="0"/>
-            <w:insideH w:val="single" w:color="auto" w:sz="4" w:space="0"/>
-            <w:insideV w:val="single" w:color="auto" w:sz="4" w:space="0"/>
-          </w:tblBorders>
-          <w:tblCellMar>
-            <w:top w:w="0" w:type="dxa"/>
-            <w:left w:w="108" w:type="dxa"/>
-            <w:bottom w:w="0" w:type="dxa"/>
-            <w:right w:w="108" w:type="dxa"/>
-          </w:tblCellMar>
-        </w:tblPrEx>
-        <w:tc>
-          <w:tcPr>
-            <w:tcW w:w="2408" w:type="dxa"/>
-            <w:tcBorders>
-              <w:top w:val="single" w:color="auto" w:sz="4" w:space="0"/>
-              <w:left w:val="single" w:color="auto" w:sz="4" w:space="0"/>
-              <w:bottom w:val="single" w:color="auto" w:sz="4" w:space="0"/>
-              <w:right w:val="single" w:color="auto" w:sz="4" w:space="0"/>
-            </w:tcBorders>
-            <w:shd w:val="clear" w:color="auto" w:fill="auto"/>
-            <w:vAlign w:val="center"/>
-          </w:tcPr>
-          <w:p>
-            <w:pPr>
-              <w:keepNext w:val="0"/>
-              <w:keepLines w:val="0"/>
-              <w:widowControl/>
-              <w:suppressLineNumbers w:val="0"/>
-              <w:jc w:val="left"/>
-              <w:rPr>
-                <w:rFonts w:hint="default" w:ascii="Times New Roman" w:hAnsi="Times New Roman" w:eastAsia="Times New Roman" w:cs="Times New Roman"/>
-                <w:color w:val="auto"/>
-                <w:sz w:val="20"/>
-                <w:szCs w:val="20"/>
-                <w:lang w:val="en-US" w:eastAsia="zh-CN" w:bidi="ar-SA"/>
-              </w:rPr>
-            </w:pPr>
-            <w:r>
-              <w:rPr>
-                <w:rFonts w:hint="default" w:ascii="Times New Roman" w:hAnsi="Times New Roman" w:eastAsia="SimSun" w:cs="Times New Roman"/>
-                <w:color w:val="auto"/>
-                <w:kern w:val="0"/>
-                <w:sz w:val="24"/>
-                <w:szCs w:val="24"/>
-                <w:lang w:val="en-US" w:eastAsia="zh-CN" w:bidi="ar"/>
-              </w:rPr>
-              <w:t>EnemyMovement.cs</w:t>
-            </w:r>
-          </w:p>
-        </w:tc>
-        <w:tc>
-          <w:tcPr>
-            <w:tcW w:w="1380" w:type="dxa"/>
-            <w:tcBorders>
-              <w:top w:val="single" w:color="auto" w:sz="4" w:space="0"/>
-              <w:left w:val="single" w:color="auto" w:sz="4" w:space="0"/>
-              <w:bottom w:val="single" w:color="auto" w:sz="4" w:space="0"/>
-              <w:right w:val="single" w:color="auto" w:sz="4" w:space="0"/>
-            </w:tcBorders>
-            <w:shd w:val="clear" w:color="auto" w:fill="auto"/>
-            <w:vAlign w:val="center"/>
-          </w:tcPr>
-          <w:p>
-            <w:pPr>
-              <w:keepNext w:val="0"/>
-              <w:keepLines w:val="0"/>
-              <w:widowControl/>
-              <w:suppressLineNumbers w:val="0"/>
-              <w:jc w:val="center"/>
-              <w:rPr>
-                <w:rFonts w:hint="default" w:ascii="Times New Roman" w:hAnsi="Times New Roman" w:eastAsia="Times New Roman" w:cs="Times New Roman"/>
-                <w:color w:val="auto"/>
+                <w:kern w:val="2"/>
                 <w:sz w:val="20"/>
                 <w:szCs w:val="20"/>
                 <w:lang w:val="en-US" w:eastAsia="zh-CN" w:bidi="ar-SA"/>
@@ -10818,10 +11019,118 @@
               <w:keepLines w:val="0"/>
               <w:widowControl/>
               <w:suppressLineNumbers w:val="0"/>
+              <w:spacing w:before="0" w:beforeAutospacing="0" w:after="0" w:afterAutospacing="0"/>
+              <w:ind w:left="0" w:right="0"/>
               <w:jc w:val="left"/>
               <w:rPr>
                 <w:rFonts w:hint="default" w:ascii="Times New Roman" w:hAnsi="Times New Roman" w:eastAsia="Times New Roman" w:cs="Times New Roman"/>
                 <w:color w:val="auto"/>
+                <w:kern w:val="2"/>
+                <w:sz w:val="20"/>
+                <w:szCs w:val="20"/>
+                <w:lang w:val="en-US" w:eastAsia="zh-CN" w:bidi="ar-SA"/>
+              </w:rPr>
+            </w:pPr>
+            <w:r>
+              <w:rPr>
+                <w:rFonts w:hint="default" w:ascii="Times New Roman" w:hAnsi="Times New Roman" w:eastAsia="SimSun" w:cs="Times New Roman"/>
+                <w:color w:val="auto"/>
+                <w:kern w:val="0"/>
+                <w:sz w:val="24"/>
+                <w:szCs w:val="24"/>
+                <w:lang w:val="en-US" w:eastAsia="zh-CN" w:bidi="ar"/>
+              </w:rPr>
+              <w:t>EnemyMovement.cs</w:t>
+            </w:r>
+          </w:p>
+        </w:tc>
+        <w:tc>
+          <w:tcPr>
+            <w:tcW w:w="1380" w:type="dxa"/>
+            <w:tcBorders>
+              <w:top w:val="single" w:color="auto" w:sz="4" w:space="0"/>
+              <w:left w:val="single" w:color="auto" w:sz="4" w:space="0"/>
+              <w:bottom w:val="single" w:color="auto" w:sz="4" w:space="0"/>
+              <w:right w:val="single" w:color="auto" w:sz="4" w:space="0"/>
+            </w:tcBorders>
+            <w:shd w:val="clear" w:color="auto" w:fill="auto"/>
+            <w:vAlign w:val="center"/>
+          </w:tcPr>
+          <w:p>
+            <w:pPr>
+              <w:keepNext w:val="0"/>
+              <w:keepLines w:val="0"/>
+              <w:widowControl/>
+              <w:suppressLineNumbers w:val="0"/>
+              <w:spacing w:before="0" w:beforeAutospacing="0" w:after="0" w:afterAutospacing="0"/>
+              <w:ind w:left="0" w:right="0"/>
+              <w:jc w:val="center"/>
+              <w:rPr>
+                <w:rFonts w:hint="default" w:ascii="Times New Roman" w:hAnsi="Times New Roman" w:eastAsia="Times New Roman" w:cs="Times New Roman"/>
+                <w:color w:val="auto"/>
+                <w:kern w:val="2"/>
+                <w:sz w:val="20"/>
+                <w:szCs w:val="20"/>
+                <w:lang w:val="en-US" w:eastAsia="zh-CN" w:bidi="ar-SA"/>
+              </w:rPr>
+            </w:pPr>
+            <w:r>
+              <w:rPr>
+                <w:rFonts w:hint="default" w:ascii="Times New Roman" w:hAnsi="Times New Roman" w:eastAsia="SimSun" w:cs="Times New Roman"/>
+                <w:color w:val="auto"/>
+                <w:kern w:val="0"/>
+                <w:sz w:val="24"/>
+                <w:szCs w:val="24"/>
+                <w:lang w:val="en-US" w:eastAsia="zh-CN" w:bidi="ar"/>
+              </w:rPr>
+              <w:t>3</w:t>
+            </w:r>
+          </w:p>
+        </w:tc>
+      </w:tr>
+      <w:tr>
+        <w:tblPrEx>
+          <w:tblBorders>
+            <w:top w:val="single" w:color="auto" w:sz="4" w:space="0"/>
+            <w:left w:val="single" w:color="auto" w:sz="4" w:space="0"/>
+            <w:bottom w:val="single" w:color="auto" w:sz="4" w:space="0"/>
+            <w:right w:val="single" w:color="auto" w:sz="4" w:space="0"/>
+            <w:insideH w:val="single" w:color="auto" w:sz="4" w:space="0"/>
+            <w:insideV w:val="single" w:color="auto" w:sz="4" w:space="0"/>
+          </w:tblBorders>
+          <w:shd w:val="clear" w:color="auto" w:fill="auto"/>
+          <w:tblCellMar>
+            <w:top w:w="0" w:type="dxa"/>
+            <w:left w:w="108" w:type="dxa"/>
+            <w:bottom w:w="0" w:type="dxa"/>
+            <w:right w:w="108" w:type="dxa"/>
+          </w:tblCellMar>
+        </w:tblPrEx>
+        <w:tc>
+          <w:tcPr>
+            <w:tcW w:w="2408" w:type="dxa"/>
+            <w:tcBorders>
+              <w:top w:val="single" w:color="auto" w:sz="4" w:space="0"/>
+              <w:left w:val="single" w:color="auto" w:sz="4" w:space="0"/>
+              <w:bottom w:val="single" w:color="auto" w:sz="4" w:space="0"/>
+              <w:right w:val="single" w:color="auto" w:sz="4" w:space="0"/>
+            </w:tcBorders>
+            <w:shd w:val="clear" w:color="auto" w:fill="auto"/>
+            <w:vAlign w:val="center"/>
+          </w:tcPr>
+          <w:p>
+            <w:pPr>
+              <w:keepNext w:val="0"/>
+              <w:keepLines w:val="0"/>
+              <w:widowControl/>
+              <w:suppressLineNumbers w:val="0"/>
+              <w:spacing w:before="0" w:beforeAutospacing="0" w:after="0" w:afterAutospacing="0"/>
+              <w:ind w:left="0" w:right="0"/>
+              <w:jc w:val="left"/>
+              <w:rPr>
+                <w:rFonts w:hint="default" w:ascii="Times New Roman" w:hAnsi="Times New Roman" w:eastAsia="Times New Roman" w:cs="Times New Roman"/>
+                <w:color w:val="auto"/>
+                <w:kern w:val="2"/>
                 <w:sz w:val="20"/>
                 <w:szCs w:val="20"/>
                 <w:lang w:val="en-US" w:eastAsia="zh-CN" w:bidi="ar-SA"/>
@@ -10858,10 +11167,13 @@
               <w:keepLines w:val="0"/>
               <w:widowControl/>
               <w:suppressLineNumbers w:val="0"/>
+              <w:spacing w:before="0" w:beforeAutospacing="0" w:after="0" w:afterAutospacing="0"/>
+              <w:ind w:left="0" w:right="0"/>
               <w:jc w:val="center"/>
               <w:rPr>
                 <w:rFonts w:hint="default" w:ascii="Times New Roman" w:hAnsi="Times New Roman" w:eastAsia="Times New Roman" w:cs="Times New Roman"/>
                 <w:color w:val="auto"/>
+                <w:kern w:val="2"/>
                 <w:sz w:val="20"/>
                 <w:szCs w:val="20"/>
                 <w:lang w:val="en-US" w:eastAsia="zh-CN" w:bidi="ar-SA"/>
@@ -10908,31 +11220,39 @@
         <w:widowControl/>
         <w:suppressLineNumbers w:val="0"/>
         <w:rPr>
+          <w:rFonts w:hint="default" w:ascii="Times New Roman" w:hAnsi="Times New Roman" w:cs="Times New Roman"/>
+          <w:lang w:val="en-US"/>
+        </w:rPr>
+      </w:pPr>
+      <w:r>
+        <w:rPr>
+          <w:rStyle w:val="19"/>
+          <w:rFonts w:hint="default" w:ascii="Times New Roman" w:hAnsi="Times New Roman" w:cs="Times New Roman"/>
+        </w:rPr>
+        <w:t>4 File Direview</w:t>
+      </w:r>
+      <w:r>
+        <w:rPr>
+          <w:rStyle w:val="19"/>
+          <w:rFonts w:hint="default" w:ascii="Times New Roman" w:hAnsi="Times New Roman" w:cs="Times New Roman"/>
+        </w:rPr>
+        <w:br w:type="textWrapping"/>
+      </w:r>
+      <w:r>
+        <w:rPr>
+          <w:rStyle w:val="19"/>
+          <w:rFonts w:hint="default" w:ascii="Times New Roman" w:hAnsi="Times New Roman" w:cs="Times New Roman"/>
+        </w:rPr>
+        <w:t>12 Temuan</w:t>
+      </w:r>
+    </w:p>
+    <w:p>
+      <w:pPr>
+        <w:rPr>
           <w:rFonts w:hint="default"/>
           <w:lang w:val="en-US"/>
         </w:rPr>
       </w:pPr>
-      <w:r>
-        <w:rPr>
-          <w:rStyle w:val="19"/>
-          <w:rFonts w:hint="default" w:ascii="Times New Roman" w:hAnsi="Times New Roman" w:cs="Times New Roman"/>
-        </w:rPr>
-        <w:t>4 File Direview</w:t>
-      </w:r>
-      <w:r>
-        <w:rPr>
-          <w:rStyle w:val="19"/>
-          <w:rFonts w:hint="default" w:ascii="Times New Roman" w:hAnsi="Times New Roman" w:cs="Times New Roman"/>
-        </w:rPr>
-        <w:br w:type="textWrapping"/>
-      </w:r>
-      <w:r>
-        <w:rPr>
-          <w:rStyle w:val="19"/>
-          <w:rFonts w:hint="default" w:ascii="Times New Roman" w:hAnsi="Times New Roman" w:cs="Times New Roman"/>
-        </w:rPr>
-        <w:t>12 Temuan</w:t>
-      </w:r>
     </w:p>
     <w:sectPr>
       <w:footerReference r:id="rId3" w:type="default"/>
